--- a/flow/20230914_vu_template/drafts/2024-12-u/26-ЧТ-Собор_Богородиці.docx
+++ b/flow/20230914_vu_template/drafts/2024-12-u/26-ЧТ-Собор_Богородиці.docx
@@ -3040,7 +3040,7 @@
           <w:sz w:val="24"/>
           <w:szCs w:val="24"/>
         </w:rPr>
-        <w:t xml:space="preserve"> (г. 2):</w:t>
+        <w:t xml:space="preserve"> (г. 2):</w:t>
       </w:r>
       <w:r>
         <w:rPr>
@@ -3055,31 +3055,303 @@
       <w:pPr>
         <w:spacing w:after="120"/>
         <w:jc w:val="both"/>
-        <w:rPr>
-          <w:rFonts w:ascii="Times New Roman" w:hAnsi="Times New Roman" w:cs="Times New Roman"/>
-          <w:sz w:val="24"/>
-          <w:szCs w:val="24"/>
+      </w:pPr>
+      <w:r>
+        <w:rPr>
+          <w:rFonts w:ascii="Times New Roman" w:hAnsi="Times New Roman"/>
+          <w:i/>
+          <w:color w:val="FF0000"/>
+          <w:sz w:val="24"/>
+        </w:rPr>
+        <w:t>Стих:</w:t>
+      </w:r>
+      <w:r>
+        <w:rPr>
+          <w:rFonts w:ascii="Times New Roman" w:hAnsi="Times New Roman"/>
+          <w:i/>
+          <w:sz w:val="24"/>
+        </w:rPr>
+        <w:t xml:space="preserve"> </w:t>
+      </w:r>
+      <w:r>
+        <w:rPr>
+          <w:rFonts w:ascii="Times New Roman" w:hAnsi="Times New Roman"/>
+          <w:sz w:val="24"/>
           <w:u w:val="single"/>
         </w:rPr>
-      </w:pPr>
-      <w:r>
-        <w:rPr>
-          <w:rFonts w:ascii="Times New Roman" w:hAnsi="Times New Roman" w:cs="Times New Roman"/>
-          <w:i/>
-          <w:color w:val="FF0000"/>
-          <w:sz w:val="24"/>
-          <w:szCs w:val="24"/>
-        </w:rPr>
-        <w:t xml:space="preserve">Стих: </w:t>
-      </w:r>
-      <w:r>
-        <w:rPr>
-          <w:rFonts w:ascii="Times New Roman" w:hAnsi="Times New Roman" w:cs="Times New Roman"/>
-          <w:sz w:val="24"/>
-          <w:szCs w:val="24"/>
+        <w:t>За́для</w:t>
+      </w:r>
+      <w:r>
+        <w:rPr>
+          <w:rFonts w:ascii="Times New Roman" w:hAnsi="Times New Roman"/>
+          <w:sz w:val="24"/>
           <w:u w:val="single"/>
         </w:rPr>
-        <w:t>Задля імени твого надіюсь на тебе, Господи,* надіється душа моя на слово твоє; надіється душа моя на Господа.</w:t>
+        <w:t xml:space="preserve"> </w:t>
+      </w:r>
+      <w:r>
+        <w:rPr>
+          <w:rFonts w:ascii="Times New Roman" w:hAnsi="Times New Roman"/>
+          <w:sz w:val="24"/>
+          <w:u w:val="single"/>
+        </w:rPr>
+        <w:t>І́мени</w:t>
+      </w:r>
+      <w:r>
+        <w:rPr>
+          <w:rFonts w:ascii="Times New Roman" w:hAnsi="Times New Roman"/>
+          <w:sz w:val="24"/>
+          <w:u w:val="single"/>
+        </w:rPr>
+        <w:t xml:space="preserve"> </w:t>
+      </w:r>
+      <w:r>
+        <w:rPr>
+          <w:rFonts w:ascii="Times New Roman" w:hAnsi="Times New Roman"/>
+          <w:sz w:val="24"/>
+          <w:u w:val="single"/>
+        </w:rPr>
+        <w:t>Твого́</w:t>
+      </w:r>
+      <w:r>
+        <w:rPr>
+          <w:rFonts w:ascii="Times New Roman" w:hAnsi="Times New Roman"/>
+          <w:sz w:val="24"/>
+          <w:u w:val="single"/>
+        </w:rPr>
+        <w:t xml:space="preserve"> </w:t>
+      </w:r>
+      <w:r>
+        <w:rPr>
+          <w:rFonts w:ascii="Times New Roman" w:hAnsi="Times New Roman"/>
+          <w:sz w:val="24"/>
+          <w:u w:val="single"/>
+        </w:rPr>
+        <w:t>наді́юсь</w:t>
+      </w:r>
+      <w:r>
+        <w:rPr>
+          <w:rFonts w:ascii="Times New Roman" w:hAnsi="Times New Roman"/>
+          <w:sz w:val="24"/>
+          <w:u w:val="single"/>
+        </w:rPr>
+        <w:t xml:space="preserve"> </w:t>
+      </w:r>
+      <w:r>
+        <w:rPr>
+          <w:rFonts w:ascii="Times New Roman" w:hAnsi="Times New Roman"/>
+          <w:sz w:val="24"/>
+          <w:u w:val="single"/>
+        </w:rPr>
+        <w:t>на</w:t>
+      </w:r>
+      <w:r>
+        <w:rPr>
+          <w:rFonts w:ascii="Times New Roman" w:hAnsi="Times New Roman"/>
+          <w:sz w:val="24"/>
+          <w:u w:val="single"/>
+        </w:rPr>
+        <w:t xml:space="preserve"> </w:t>
+      </w:r>
+      <w:r>
+        <w:rPr>
+          <w:rFonts w:ascii="Times New Roman" w:hAnsi="Times New Roman"/>
+          <w:sz w:val="24"/>
+          <w:u w:val="single"/>
+        </w:rPr>
+        <w:t>Те́бе,</w:t>
+      </w:r>
+      <w:r>
+        <w:rPr>
+          <w:rFonts w:ascii="Times New Roman" w:hAnsi="Times New Roman"/>
+          <w:sz w:val="24"/>
+          <w:u w:val="single"/>
+        </w:rPr>
+        <w:t xml:space="preserve"> </w:t>
+      </w:r>
+      <w:r>
+        <w:rPr>
+          <w:rFonts w:ascii="Times New Roman" w:hAnsi="Times New Roman"/>
+          <w:sz w:val="24"/>
+          <w:u w:val="single"/>
+        </w:rPr>
+        <w:t>Го́споди,</w:t>
+      </w:r>
+      <w:r>
+        <w:rPr>
+          <w:rFonts w:ascii="Times New Roman" w:hAnsi="Times New Roman"/>
+          <w:sz w:val="24"/>
+          <w:u w:val="single"/>
+        </w:rPr>
+        <w:t xml:space="preserve"> </w:t>
+      </w:r>
+      <w:r>
+        <w:rPr>
+          <w:rFonts w:ascii="Times New Roman" w:hAnsi="Times New Roman"/>
+          <w:sz w:val="24"/>
+          <w:u w:val="single"/>
+        </w:rPr>
+        <w:t>наді́ється</w:t>
+      </w:r>
+      <w:r>
+        <w:rPr>
+          <w:rFonts w:ascii="Times New Roman" w:hAnsi="Times New Roman"/>
+          <w:sz w:val="24"/>
+          <w:u w:val="single"/>
+        </w:rPr>
+        <w:t xml:space="preserve"> </w:t>
+      </w:r>
+      <w:r>
+        <w:rPr>
+          <w:rFonts w:ascii="Times New Roman" w:hAnsi="Times New Roman"/>
+          <w:sz w:val="24"/>
+          <w:u w:val="single"/>
+        </w:rPr>
+        <w:t>душа́</w:t>
+      </w:r>
+      <w:r>
+        <w:rPr>
+          <w:rFonts w:ascii="Times New Roman" w:hAnsi="Times New Roman"/>
+          <w:sz w:val="24"/>
+          <w:u w:val="single"/>
+        </w:rPr>
+        <w:t xml:space="preserve"> </w:t>
+      </w:r>
+      <w:r>
+        <w:rPr>
+          <w:rFonts w:ascii="Times New Roman" w:hAnsi="Times New Roman"/>
+          <w:sz w:val="24"/>
+          <w:u w:val="single"/>
+        </w:rPr>
+        <w:t>моя́</w:t>
+      </w:r>
+      <w:r>
+        <w:rPr>
+          <w:rFonts w:ascii="Times New Roman" w:hAnsi="Times New Roman"/>
+          <w:sz w:val="24"/>
+          <w:u w:val="single"/>
+        </w:rPr>
+        <w:t xml:space="preserve"> </w:t>
+      </w:r>
+      <w:r>
+        <w:rPr>
+          <w:rFonts w:ascii="Times New Roman" w:hAnsi="Times New Roman"/>
+          <w:sz w:val="24"/>
+          <w:u w:val="single"/>
+        </w:rPr>
+        <w:t>на</w:t>
+      </w:r>
+      <w:r>
+        <w:rPr>
+          <w:rFonts w:ascii="Times New Roman" w:hAnsi="Times New Roman"/>
+          <w:sz w:val="24"/>
+          <w:u w:val="single"/>
+        </w:rPr>
+        <w:t xml:space="preserve"> </w:t>
+      </w:r>
+      <w:r>
+        <w:rPr>
+          <w:rFonts w:ascii="Times New Roman" w:hAnsi="Times New Roman"/>
+          <w:sz w:val="24"/>
+          <w:u w:val="single"/>
+        </w:rPr>
+        <w:t>сло́во</w:t>
+      </w:r>
+      <w:r>
+        <w:rPr>
+          <w:rFonts w:ascii="Times New Roman" w:hAnsi="Times New Roman"/>
+          <w:sz w:val="24"/>
+          <w:u w:val="single"/>
+        </w:rPr>
+        <w:t xml:space="preserve"> </w:t>
+      </w:r>
+      <w:r>
+        <w:rPr>
+          <w:rFonts w:ascii="Times New Roman" w:hAnsi="Times New Roman"/>
+          <w:sz w:val="24"/>
+          <w:u w:val="single"/>
+        </w:rPr>
+        <w:t>Твоє́;*</w:t>
+      </w:r>
+      <w:r>
+        <w:rPr>
+          <w:rFonts w:ascii="Times New Roman" w:hAnsi="Times New Roman"/>
+          <w:sz w:val="24"/>
+          <w:u w:val="single"/>
+        </w:rPr>
+        <w:t xml:space="preserve"> </w:t>
+      </w:r>
+      <w:r>
+        <w:rPr>
+          <w:rFonts w:ascii="Times New Roman" w:hAnsi="Times New Roman"/>
+          <w:sz w:val="24"/>
+          <w:u w:val="single"/>
+        </w:rPr>
+        <w:t>наді́ється</w:t>
+      </w:r>
+      <w:r>
+        <w:rPr>
+          <w:rFonts w:ascii="Times New Roman" w:hAnsi="Times New Roman"/>
+          <w:sz w:val="24"/>
+          <w:u w:val="single"/>
+        </w:rPr>
+        <w:t xml:space="preserve"> </w:t>
+      </w:r>
+      <w:r>
+        <w:rPr>
+          <w:rFonts w:ascii="Times New Roman" w:hAnsi="Times New Roman"/>
+          <w:sz w:val="24"/>
+          <w:u w:val="single"/>
+        </w:rPr>
+        <w:t>душа́</w:t>
+      </w:r>
+      <w:r>
+        <w:rPr>
+          <w:rFonts w:ascii="Times New Roman" w:hAnsi="Times New Roman"/>
+          <w:sz w:val="24"/>
+          <w:u w:val="single"/>
+        </w:rPr>
+        <w:t xml:space="preserve"> </w:t>
+      </w:r>
+      <w:r>
+        <w:rPr>
+          <w:rFonts w:ascii="Times New Roman" w:hAnsi="Times New Roman"/>
+          <w:sz w:val="24"/>
+          <w:u w:val="single"/>
+        </w:rPr>
+        <w:t>моя́</w:t>
+      </w:r>
+      <w:r>
+        <w:rPr>
+          <w:rFonts w:ascii="Times New Roman" w:hAnsi="Times New Roman"/>
+          <w:sz w:val="24"/>
+          <w:u w:val="single"/>
+        </w:rPr>
+        <w:t xml:space="preserve"> </w:t>
+      </w:r>
+      <w:r>
+        <w:rPr>
+          <w:rFonts w:ascii="Times New Roman" w:hAnsi="Times New Roman"/>
+          <w:sz w:val="24"/>
+          <w:u w:val="single"/>
+        </w:rPr>
+        <w:t>на</w:t>
+      </w:r>
+      <w:r>
+        <w:rPr>
+          <w:rFonts w:ascii="Times New Roman" w:hAnsi="Times New Roman"/>
+          <w:sz w:val="24"/>
+          <w:u w:val="single"/>
+        </w:rPr>
+        <w:t xml:space="preserve"> </w:t>
+      </w:r>
+      <w:r>
+        <w:rPr>
+          <w:rFonts w:ascii="Times New Roman" w:hAnsi="Times New Roman"/>
+          <w:sz w:val="24"/>
+          <w:u w:val="single"/>
+        </w:rPr>
+        <w:t>Го́спода.</w:t>
       </w:r>
     </w:p>
     <w:p>
@@ -3105,40 +3377,513 @@
       <w:pPr>
         <w:spacing w:after="120"/>
         <w:jc w:val="both"/>
-        <w:rPr>
-          <w:rFonts w:ascii="Times New Roman" w:hAnsi="Times New Roman" w:cs="Times New Roman"/>
-          <w:sz w:val="24"/>
-          <w:szCs w:val="24"/>
+      </w:pPr>
+      <w:r>
+        <w:rPr>
+          <w:rFonts w:ascii="Times New Roman" w:hAnsi="Times New Roman"/>
+          <w:i/>
+          <w:color w:val="FF0000"/>
+          <w:sz w:val="24"/>
+        </w:rPr>
+        <w:t>Стих:</w:t>
+      </w:r>
+      <w:r>
+        <w:rPr>
+          <w:rFonts w:ascii="Times New Roman" w:hAnsi="Times New Roman"/>
+          <w:i/>
+          <w:sz w:val="24"/>
+        </w:rPr>
+        <w:t xml:space="preserve"> </w:t>
+      </w:r>
+      <w:r>
+        <w:rPr>
+          <w:rFonts w:ascii="Times New Roman" w:hAnsi="Times New Roman"/>
+          <w:sz w:val="24"/>
           <w:u w:val="single"/>
         </w:rPr>
-      </w:pPr>
-      <w:r>
-        <w:rPr>
-          <w:rFonts w:ascii="Times New Roman" w:hAnsi="Times New Roman" w:cs="Times New Roman"/>
-          <w:i/>
-          <w:color w:val="FF0000"/>
-          <w:sz w:val="24"/>
-          <w:szCs w:val="24"/>
+        <w:t>Від</w:t>
+      </w:r>
+      <w:r>
+        <w:rPr>
+          <w:rFonts w:ascii="Times New Roman" w:hAnsi="Times New Roman"/>
+          <w:sz w:val="24"/>
+          <w:u w:val="single"/>
+        </w:rPr>
+        <w:t xml:space="preserve"> </w:t>
+      </w:r>
+      <w:r>
+        <w:rPr>
+          <w:rFonts w:ascii="Times New Roman" w:hAnsi="Times New Roman"/>
+          <w:sz w:val="24"/>
+          <w:u w:val="single"/>
+        </w:rPr>
+        <w:t>ра́нньої</w:t>
+      </w:r>
+      <w:r>
+        <w:rPr>
+          <w:rFonts w:ascii="Times New Roman" w:hAnsi="Times New Roman"/>
+          <w:sz w:val="24"/>
+          <w:u w:val="single"/>
+        </w:rPr>
+        <w:t xml:space="preserve"> </w:t>
+      </w:r>
+      <w:r>
+        <w:rPr>
+          <w:rFonts w:ascii="Times New Roman" w:hAnsi="Times New Roman"/>
+          <w:sz w:val="24"/>
+          <w:u w:val="single"/>
+        </w:rPr>
+        <w:t>сторо́жі</w:t>
+      </w:r>
+      <w:r>
+        <w:rPr>
+          <w:rFonts w:ascii="Times New Roman" w:hAnsi="Times New Roman"/>
+          <w:sz w:val="24"/>
+          <w:u w:val="single"/>
+        </w:rPr>
+        <w:t xml:space="preserve"> </w:t>
+      </w:r>
+      <w:r>
+        <w:rPr>
+          <w:rFonts w:ascii="Times New Roman" w:hAnsi="Times New Roman"/>
+          <w:sz w:val="24"/>
+          <w:u w:val="single"/>
+        </w:rPr>
+        <w:t>до</w:t>
+      </w:r>
+      <w:r>
+        <w:rPr>
+          <w:rFonts w:ascii="Times New Roman" w:hAnsi="Times New Roman"/>
+          <w:sz w:val="24"/>
+          <w:u w:val="single"/>
+        </w:rPr>
+        <w:t xml:space="preserve"> </w:t>
+      </w:r>
+      <w:r>
+        <w:rPr>
+          <w:rFonts w:ascii="Times New Roman" w:hAnsi="Times New Roman"/>
+          <w:sz w:val="24"/>
+          <w:u w:val="single"/>
+        </w:rPr>
+        <w:t>но́чі</w:t>
+      </w:r>
+      <w:r>
+        <w:rPr>
+          <w:rFonts w:ascii="Times New Roman" w:hAnsi="Times New Roman"/>
+          <w:sz w:val="24"/>
+          <w:u w:val="single"/>
+        </w:rPr>
+        <w:t xml:space="preserve"> </w:t>
+      </w:r>
+      <w:r>
+        <w:rPr>
+          <w:rFonts w:ascii="Times New Roman" w:hAnsi="Times New Roman"/>
+          <w:sz w:val="24"/>
+          <w:u w:val="single"/>
+        </w:rPr>
+        <w:t>від</w:t>
+      </w:r>
+      <w:r>
+        <w:rPr>
+          <w:rFonts w:ascii="Times New Roman" w:hAnsi="Times New Roman"/>
+          <w:sz w:val="24"/>
+          <w:u w:val="single"/>
+        </w:rPr>
+        <w:t xml:space="preserve"> </w:t>
+      </w:r>
+      <w:r>
+        <w:rPr>
+          <w:rFonts w:ascii="Times New Roman" w:hAnsi="Times New Roman"/>
+          <w:sz w:val="24"/>
+          <w:u w:val="single"/>
+        </w:rPr>
+        <w:t>ра́нньої</w:t>
+      </w:r>
+      <w:r>
+        <w:rPr>
+          <w:rFonts w:ascii="Times New Roman" w:hAnsi="Times New Roman"/>
+          <w:sz w:val="24"/>
+          <w:u w:val="single"/>
+        </w:rPr>
+        <w:t xml:space="preserve"> </w:t>
+      </w:r>
+      <w:r>
+        <w:rPr>
+          <w:rFonts w:ascii="Times New Roman" w:hAnsi="Times New Roman"/>
+          <w:sz w:val="24"/>
+          <w:u w:val="single"/>
+        </w:rPr>
+        <w:t>сторо́жі*</w:t>
+      </w:r>
+      <w:r>
+        <w:rPr>
+          <w:rFonts w:ascii="Times New Roman" w:hAnsi="Times New Roman"/>
+          <w:sz w:val="24"/>
+          <w:u w:val="single"/>
+        </w:rPr>
+        <w:t xml:space="preserve"> </w:t>
+      </w:r>
+      <w:r>
+        <w:rPr>
+          <w:rFonts w:ascii="Times New Roman" w:hAnsi="Times New Roman"/>
+          <w:sz w:val="24"/>
+          <w:u w:val="single"/>
+        </w:rPr>
+        <w:t>неха́й</w:t>
+      </w:r>
+      <w:r>
+        <w:rPr>
+          <w:rFonts w:ascii="Times New Roman" w:hAnsi="Times New Roman"/>
+          <w:sz w:val="24"/>
+          <w:u w:val="single"/>
+        </w:rPr>
+        <w:t xml:space="preserve"> </w:t>
+      </w:r>
+      <w:r>
+        <w:rPr>
+          <w:rFonts w:ascii="Times New Roman" w:hAnsi="Times New Roman"/>
+          <w:sz w:val="24"/>
+          <w:u w:val="single"/>
+        </w:rPr>
+        <w:t>упова́є</w:t>
+      </w:r>
+      <w:r>
+        <w:rPr>
+          <w:rFonts w:ascii="Times New Roman" w:hAnsi="Times New Roman"/>
+          <w:sz w:val="24"/>
+          <w:u w:val="single"/>
+        </w:rPr>
+        <w:t xml:space="preserve"> </w:t>
+      </w:r>
+      <w:r>
+        <w:rPr>
+          <w:rFonts w:ascii="Times New Roman" w:hAnsi="Times New Roman"/>
+          <w:sz w:val="24"/>
+          <w:u w:val="single"/>
+        </w:rPr>
+        <w:t>Ізра́їль</w:t>
+      </w:r>
+      <w:r>
+        <w:rPr>
+          <w:rFonts w:ascii="Times New Roman" w:hAnsi="Times New Roman"/>
+          <w:sz w:val="24"/>
+          <w:u w:val="single"/>
+        </w:rPr>
+        <w:t xml:space="preserve"> </w:t>
+      </w:r>
+      <w:r>
+        <w:rPr>
+          <w:rFonts w:ascii="Times New Roman" w:hAnsi="Times New Roman"/>
+          <w:sz w:val="24"/>
+          <w:u w:val="single"/>
+        </w:rPr>
+        <w:t>на</w:t>
+      </w:r>
+      <w:r>
+        <w:rPr>
+          <w:rFonts w:ascii="Times New Roman" w:hAnsi="Times New Roman"/>
+          <w:sz w:val="24"/>
+          <w:u w:val="single"/>
+        </w:rPr>
+        <w:t xml:space="preserve"> </w:t>
+      </w:r>
+      <w:r>
+        <w:rPr>
+          <w:rFonts w:ascii="Times New Roman" w:hAnsi="Times New Roman"/>
+          <w:sz w:val="24"/>
+          <w:u w:val="single"/>
+        </w:rPr>
+        <w:t>Го́спода.</w:t>
+      </w:r>
+    </w:p>
+    <w:p>
+      <w:pPr>
+        <w:spacing w:after="120"/>
+        <w:jc w:val="both"/>
+        <w:rPr>
+          <w:rFonts w:ascii="Times New Roman" w:hAnsi="Times New Roman" w:cs="Times New Roman"/>
+          <w:sz w:val="24"/>
+          <w:szCs w:val="24"/>
+        </w:rPr>
+      </w:pPr>
+      <w:r>
+        <w:rPr>
+          <w:rFonts w:ascii="Times New Roman" w:eastAsia="Gungsuh" w:hAnsi="Times New Roman" w:cs="Times New Roman"/>
+          <w:sz w:val="24"/>
+          <w:szCs w:val="24"/>
+        </w:rPr>
+        <w:t>Царство твоє, Христе Боже, царство всіх віків,* влада ж твоя від роду до роду,* бо ти прийняв тіло від Святого Духа* і став людиною від Вседіви Марії.* Світлим розсвітом став нам твій прихід, Христе Боже* – світло від світла, сяйво Отця.* Ти просвітив усе створіння і все живуче прославляє тебе,* бо ти − образ слави Отця,* ти той, хто був і завжди є, і засяяв нам від Діви.* Боже, помилуй нас!</w:t>
+      </w:r>
+    </w:p>
+    <w:p>
+      <w:pPr>
+        <w:spacing w:after="120"/>
+        <w:jc w:val="both"/>
+      </w:pPr>
+      <w:r>
+        <w:rPr>
+          <w:rFonts w:ascii="Times New Roman" w:hAnsi="Times New Roman"/>
+          <w:i/>
+          <w:color w:val="FF0000"/>
+          <w:sz w:val="24"/>
         </w:rPr>
         <w:t>Стих:</w:t>
       </w:r>
       <w:r>
         <w:rPr>
-          <w:rFonts w:ascii="Times New Roman" w:hAnsi="Times New Roman" w:cs="Times New Roman"/>
-          <w:i/>
-          <w:sz w:val="24"/>
-          <w:szCs w:val="24"/>
-        </w:rPr>
-        <w:t xml:space="preserve"> </w:t>
-      </w:r>
-      <w:r>
-        <w:rPr>
-          <w:rFonts w:ascii="Times New Roman" w:hAnsi="Times New Roman" w:cs="Times New Roman"/>
-          <w:sz w:val="24"/>
-          <w:szCs w:val="24"/>
+          <w:rFonts w:ascii="Times New Roman" w:hAnsi="Times New Roman"/>
+          <w:i/>
+          <w:sz w:val="24"/>
+        </w:rPr>
+        <w:t xml:space="preserve"> </w:t>
+      </w:r>
+      <w:r>
+        <w:rPr>
+          <w:rFonts w:ascii="Times New Roman" w:hAnsi="Times New Roman"/>
+          <w:sz w:val="24"/>
           <w:u w:val="single"/>
         </w:rPr>
-        <w:t>Від ранньої сторожі до ночі* від ранньої сторожі нехай уповає Ізраїль на Господа.</w:t>
+        <w:t>Бо</w:t>
+      </w:r>
+      <w:r>
+        <w:rPr>
+          <w:rFonts w:ascii="Times New Roman" w:hAnsi="Times New Roman"/>
+          <w:sz w:val="24"/>
+          <w:u w:val="single"/>
+        </w:rPr>
+        <w:t xml:space="preserve"> </w:t>
+      </w:r>
+      <w:r>
+        <w:rPr>
+          <w:rFonts w:ascii="Times New Roman" w:hAnsi="Times New Roman"/>
+          <w:sz w:val="24"/>
+          <w:u w:val="single"/>
+        </w:rPr>
+        <w:t>в</w:t>
+      </w:r>
+      <w:r>
+        <w:rPr>
+          <w:rFonts w:ascii="Times New Roman" w:hAnsi="Times New Roman"/>
+          <w:sz w:val="24"/>
+          <w:u w:val="single"/>
+        </w:rPr>
+        <w:t xml:space="preserve"> </w:t>
+      </w:r>
+      <w:r>
+        <w:rPr>
+          <w:rFonts w:ascii="Times New Roman" w:hAnsi="Times New Roman"/>
+          <w:sz w:val="24"/>
+          <w:u w:val="single"/>
+        </w:rPr>
+        <w:t>Го́спода</w:t>
+      </w:r>
+      <w:r>
+        <w:rPr>
+          <w:rFonts w:ascii="Times New Roman" w:hAnsi="Times New Roman"/>
+          <w:sz w:val="24"/>
+          <w:u w:val="single"/>
+        </w:rPr>
+        <w:t xml:space="preserve"> </w:t>
+      </w:r>
+      <w:r>
+        <w:rPr>
+          <w:rFonts w:ascii="Times New Roman" w:hAnsi="Times New Roman"/>
+          <w:sz w:val="24"/>
+          <w:u w:val="single"/>
+        </w:rPr>
+        <w:t>ми́лість</w:t>
+      </w:r>
+      <w:r>
+        <w:rPr>
+          <w:rFonts w:ascii="Times New Roman" w:hAnsi="Times New Roman"/>
+          <w:sz w:val="24"/>
+          <w:u w:val="single"/>
+        </w:rPr>
+        <w:t xml:space="preserve"> </w:t>
+      </w:r>
+      <w:r>
+        <w:rPr>
+          <w:rFonts w:ascii="Times New Roman" w:hAnsi="Times New Roman"/>
+          <w:sz w:val="24"/>
+          <w:u w:val="single"/>
+        </w:rPr>
+        <w:t>і</w:t>
+      </w:r>
+      <w:r>
+        <w:rPr>
+          <w:rFonts w:ascii="Times New Roman" w:hAnsi="Times New Roman"/>
+          <w:sz w:val="24"/>
+          <w:u w:val="single"/>
+        </w:rPr>
+        <w:t xml:space="preserve"> </w:t>
+      </w:r>
+      <w:r>
+        <w:rPr>
+          <w:rFonts w:ascii="Times New Roman" w:hAnsi="Times New Roman"/>
+          <w:sz w:val="24"/>
+          <w:u w:val="single"/>
+        </w:rPr>
+        <w:t>відку́плення</w:t>
+      </w:r>
+      <w:r>
+        <w:rPr>
+          <w:rFonts w:ascii="Times New Roman" w:hAnsi="Times New Roman"/>
+          <w:sz w:val="24"/>
+          <w:u w:val="single"/>
+        </w:rPr>
+        <w:t xml:space="preserve"> </w:t>
+      </w:r>
+      <w:r>
+        <w:rPr>
+          <w:rFonts w:ascii="Times New Roman" w:hAnsi="Times New Roman"/>
+          <w:sz w:val="24"/>
+          <w:u w:val="single"/>
+        </w:rPr>
+        <w:t>вели́ке</w:t>
+      </w:r>
+      <w:r>
+        <w:rPr>
+          <w:rFonts w:ascii="Times New Roman" w:hAnsi="Times New Roman"/>
+          <w:sz w:val="24"/>
+          <w:u w:val="single"/>
+        </w:rPr>
+        <w:t xml:space="preserve"> </w:t>
+      </w:r>
+      <w:r>
+        <w:rPr>
+          <w:rFonts w:ascii="Times New Roman" w:hAnsi="Times New Roman"/>
+          <w:sz w:val="24"/>
+          <w:u w:val="single"/>
+        </w:rPr>
+        <w:t>в</w:t>
+      </w:r>
+      <w:r>
+        <w:rPr>
+          <w:rFonts w:ascii="Times New Roman" w:hAnsi="Times New Roman"/>
+          <w:sz w:val="24"/>
+          <w:u w:val="single"/>
+        </w:rPr>
+        <w:t xml:space="preserve"> </w:t>
+      </w:r>
+      <w:r>
+        <w:rPr>
+          <w:rFonts w:ascii="Times New Roman" w:hAnsi="Times New Roman"/>
+          <w:sz w:val="24"/>
+          <w:u w:val="single"/>
+        </w:rPr>
+        <w:t>Ньо́го;*</w:t>
+      </w:r>
+      <w:r>
+        <w:rPr>
+          <w:rFonts w:ascii="Times New Roman" w:hAnsi="Times New Roman"/>
+          <w:sz w:val="24"/>
+          <w:u w:val="single"/>
+        </w:rPr>
+        <w:t xml:space="preserve"> </w:t>
+      </w:r>
+      <w:r>
+        <w:rPr>
+          <w:rFonts w:ascii="Times New Roman" w:hAnsi="Times New Roman"/>
+          <w:sz w:val="24"/>
+          <w:u w:val="single"/>
+        </w:rPr>
+        <w:t>Він</w:t>
+      </w:r>
+      <w:r>
+        <w:rPr>
+          <w:rFonts w:ascii="Times New Roman" w:hAnsi="Times New Roman"/>
+          <w:sz w:val="24"/>
+          <w:u w:val="single"/>
+        </w:rPr>
+        <w:t xml:space="preserve"> </w:t>
+      </w:r>
+      <w:r>
+        <w:rPr>
+          <w:rFonts w:ascii="Times New Roman" w:hAnsi="Times New Roman"/>
+          <w:sz w:val="24"/>
+          <w:u w:val="single"/>
+        </w:rPr>
+        <w:t>ви́зволить</w:t>
+      </w:r>
+      <w:r>
+        <w:rPr>
+          <w:rFonts w:ascii="Times New Roman" w:hAnsi="Times New Roman"/>
+          <w:sz w:val="24"/>
+          <w:u w:val="single"/>
+        </w:rPr>
+        <w:t xml:space="preserve"> </w:t>
+      </w:r>
+      <w:r>
+        <w:rPr>
+          <w:rFonts w:ascii="Times New Roman" w:hAnsi="Times New Roman"/>
+          <w:sz w:val="24"/>
+          <w:u w:val="single"/>
+        </w:rPr>
+        <w:t>Ізра́їля</w:t>
+      </w:r>
+      <w:r>
+        <w:rPr>
+          <w:rFonts w:ascii="Times New Roman" w:hAnsi="Times New Roman"/>
+          <w:sz w:val="24"/>
+          <w:u w:val="single"/>
+        </w:rPr>
+        <w:t xml:space="preserve"> </w:t>
+      </w:r>
+      <w:r>
+        <w:rPr>
+          <w:rFonts w:ascii="Times New Roman" w:hAnsi="Times New Roman"/>
+          <w:sz w:val="24"/>
+          <w:u w:val="single"/>
+        </w:rPr>
+        <w:t>від</w:t>
+      </w:r>
+      <w:r>
+        <w:rPr>
+          <w:rFonts w:ascii="Times New Roman" w:hAnsi="Times New Roman"/>
+          <w:sz w:val="24"/>
+          <w:u w:val="single"/>
+        </w:rPr>
+        <w:t xml:space="preserve"> </w:t>
+      </w:r>
+      <w:r>
+        <w:rPr>
+          <w:rFonts w:ascii="Times New Roman" w:hAnsi="Times New Roman"/>
+          <w:sz w:val="24"/>
+          <w:u w:val="single"/>
+        </w:rPr>
+        <w:t>усьо́го</w:t>
+      </w:r>
+      <w:r>
+        <w:rPr>
+          <w:rFonts w:ascii="Times New Roman" w:hAnsi="Times New Roman"/>
+          <w:sz w:val="24"/>
+          <w:u w:val="single"/>
+        </w:rPr>
+        <w:t xml:space="preserve"> </w:t>
+      </w:r>
+      <w:r>
+        <w:rPr>
+          <w:rFonts w:ascii="Times New Roman" w:hAnsi="Times New Roman"/>
+          <w:sz w:val="24"/>
+          <w:u w:val="single"/>
+        </w:rPr>
+        <w:t>беззако́ння</w:t>
+      </w:r>
+      <w:r>
+        <w:rPr>
+          <w:rFonts w:ascii="Times New Roman" w:hAnsi="Times New Roman"/>
+          <w:sz w:val="24"/>
+          <w:u w:val="single"/>
+        </w:rPr>
+        <w:t xml:space="preserve"> </w:t>
+      </w:r>
+      <w:r>
+        <w:rPr>
+          <w:rFonts w:ascii="Times New Roman" w:hAnsi="Times New Roman"/>
+          <w:sz w:val="24"/>
+          <w:u w:val="single"/>
+        </w:rPr>
+        <w:t>його́.</w:t>
       </w:r>
     </w:p>
     <w:p>
@@ -3157,207 +3902,404 @@
           <w:sz w:val="24"/>
           <w:szCs w:val="24"/>
         </w:rPr>
-        <w:t>Царство твоє, Христе Боже, царство всіх віків,* влада ж твоя від роду до роду,* бо ти прийняв тіло від Святого Духа* і став людиною від Вседіви Марії.* Світлим розсвітом став нам твій прихід, Христе Боже* – світло від світла, сяйво Отця.* Ти просвітив усе створіння і все живуче прославляє тебе,* бо ти − образ слави Отця,* ти той, хто був і завжди є, і засяяв нам від Діви.* Боже, помилуй нас!</w:t>
-      </w:r>
-    </w:p>
-    <w:p>
-      <w:pPr>
-        <w:spacing w:after="120"/>
-        <w:jc w:val="both"/>
-        <w:rPr>
-          <w:rFonts w:ascii="Times New Roman" w:hAnsi="Times New Roman" w:cs="Times New Roman"/>
-          <w:sz w:val="24"/>
-          <w:szCs w:val="24"/>
+        <w:t>Чим тобі, Христе, віддячимось за те,* що ти задля нас з'явився на землі як людина?* Кожне бо створіння, що тобою постало, воздає тобі подяку:* ангели − співання, небо − зорю,* мудреці –дари, пастухи − сповіщення чуда,* земля – вертеп, пустеля – ясла, а ми – Матір-Діву.* Споконвічний Боже, помилуй нас!</w:t>
+      </w:r>
+    </w:p>
+    <w:p>
+      <w:pPr>
+        <w:spacing w:after="120"/>
+        <w:jc w:val="center"/>
+        <w:rPr>
+          <w:rFonts w:ascii="Times New Roman" w:hAnsi="Times New Roman" w:cs="Times New Roman"/>
+          <w:b/>
+          <w:i/>
+          <w:color w:val="FF0000"/>
+          <w:sz w:val="24"/>
+          <w:szCs w:val="24"/>
+        </w:rPr>
+      </w:pPr>
+      <w:r>
+        <w:rPr>
+          <w:rFonts w:ascii="Times New Roman" w:hAnsi="Times New Roman" w:cs="Times New Roman"/>
+          <w:b/>
+          <w:i/>
+          <w:color w:val="FF0000"/>
+          <w:sz w:val="24"/>
+          <w:szCs w:val="24"/>
+        </w:rPr>
+        <w:t>Псалом 116</w:t>
+      </w:r>
+    </w:p>
+    <w:p>
+      <w:pPr>
+        <w:spacing w:after="120"/>
+        <w:jc w:val="both"/>
+      </w:pPr>
+      <w:r>
+        <w:rPr>
+          <w:rFonts w:ascii="Times New Roman" w:hAnsi="Times New Roman"/>
+          <w:i/>
+          <w:color w:val="FF0000"/>
+          <w:sz w:val="24"/>
+        </w:rPr>
+        <w:t>Стих:</w:t>
+      </w:r>
+      <w:r>
+        <w:rPr>
+          <w:rFonts w:ascii="Times New Roman" w:hAnsi="Times New Roman"/>
+          <w:i/>
+          <w:sz w:val="24"/>
+        </w:rPr>
+        <w:t xml:space="preserve"> </w:t>
+      </w:r>
+      <w:r>
+        <w:rPr>
+          <w:rFonts w:ascii="Times New Roman" w:hAnsi="Times New Roman"/>
+          <w:sz w:val="24"/>
           <w:u w:val="single"/>
         </w:rPr>
-      </w:pPr>
-      <w:r>
-        <w:rPr>
-          <w:rFonts w:ascii="Times New Roman" w:hAnsi="Times New Roman" w:cs="Times New Roman"/>
-          <w:i/>
-          <w:color w:val="FF0000"/>
-          <w:sz w:val="24"/>
-          <w:szCs w:val="24"/>
-        </w:rPr>
-        <w:t xml:space="preserve">Стих: </w:t>
-      </w:r>
-      <w:r>
-        <w:rPr>
-          <w:rFonts w:ascii="Times New Roman" w:hAnsi="Times New Roman" w:cs="Times New Roman"/>
-          <w:sz w:val="24"/>
-          <w:szCs w:val="24"/>
+        <w:t>Хвалі́те</w:t>
+      </w:r>
+      <w:r>
+        <w:rPr>
+          <w:rFonts w:ascii="Times New Roman" w:hAnsi="Times New Roman"/>
+          <w:sz w:val="24"/>
           <w:u w:val="single"/>
         </w:rPr>
-        <w:t>Бо в Господа милість і відкуплення велике в нього;* він визволить Ізраїля від усього беззаконня його.</w:t>
-      </w:r>
-    </w:p>
-    <w:p>
-      <w:pPr>
-        <w:spacing w:after="120"/>
-        <w:jc w:val="both"/>
-        <w:rPr>
-          <w:rFonts w:ascii="Times New Roman" w:hAnsi="Times New Roman" w:cs="Times New Roman"/>
-          <w:sz w:val="24"/>
-          <w:szCs w:val="24"/>
-        </w:rPr>
-      </w:pPr>
-      <w:r>
-        <w:rPr>
-          <w:rFonts w:ascii="Times New Roman" w:eastAsia="Gungsuh" w:hAnsi="Times New Roman" w:cs="Times New Roman"/>
-          <w:sz w:val="24"/>
-          <w:szCs w:val="24"/>
-        </w:rPr>
-        <w:t>Чим тобі, Христе, віддячимось за те,* що ти задля нас з'явився на землі як людина?* Кожне бо створіння, що тобою постало, воздає тобі подяку:* ангели − співання, небо − зорю,* мудреці –дари, пастухи − сповіщення чуда,* земля – вертеп, пустеля – ясла, а ми – Матір-Діву.* Споконвічний Боже, помилуй нас!</w:t>
-      </w:r>
-    </w:p>
-    <w:p>
-      <w:pPr>
-        <w:spacing w:after="120"/>
-        <w:jc w:val="center"/>
+        <w:t xml:space="preserve"> </w:t>
+      </w:r>
+      <w:r>
+        <w:rPr>
+          <w:rFonts w:ascii="Times New Roman" w:hAnsi="Times New Roman"/>
+          <w:sz w:val="24"/>
+          <w:u w:val="single"/>
+        </w:rPr>
+        <w:t>Го́спода</w:t>
+      </w:r>
+      <w:r>
+        <w:rPr>
+          <w:rFonts w:ascii="Times New Roman" w:hAnsi="Times New Roman"/>
+          <w:sz w:val="24"/>
+          <w:u w:val="single"/>
+        </w:rPr>
+        <w:t xml:space="preserve"> </w:t>
+      </w:r>
+      <w:r>
+        <w:rPr>
+          <w:rFonts w:ascii="Times New Roman" w:hAnsi="Times New Roman"/>
+          <w:sz w:val="24"/>
+          <w:u w:val="single"/>
+        </w:rPr>
+        <w:t>всі</w:t>
+      </w:r>
+      <w:r>
+        <w:rPr>
+          <w:rFonts w:ascii="Times New Roman" w:hAnsi="Times New Roman"/>
+          <w:sz w:val="24"/>
+          <w:u w:val="single"/>
+        </w:rPr>
+        <w:t xml:space="preserve"> </w:t>
+      </w:r>
+      <w:r>
+        <w:rPr>
+          <w:rFonts w:ascii="Times New Roman" w:hAnsi="Times New Roman"/>
+          <w:sz w:val="24"/>
+          <w:u w:val="single"/>
+        </w:rPr>
+        <w:t>наро́ди!*</w:t>
+      </w:r>
+      <w:r>
+        <w:rPr>
+          <w:rFonts w:ascii="Times New Roman" w:hAnsi="Times New Roman"/>
+          <w:sz w:val="24"/>
+          <w:u w:val="single"/>
+        </w:rPr>
+        <w:t xml:space="preserve"> </w:t>
+      </w:r>
+      <w:r>
+        <w:rPr>
+          <w:rFonts w:ascii="Times New Roman" w:hAnsi="Times New Roman"/>
+          <w:sz w:val="24"/>
+          <w:u w:val="single"/>
+        </w:rPr>
+        <w:t>Прославля́йте</w:t>
+      </w:r>
+      <w:r>
+        <w:rPr>
+          <w:rFonts w:ascii="Times New Roman" w:hAnsi="Times New Roman"/>
+          <w:sz w:val="24"/>
+          <w:u w:val="single"/>
+        </w:rPr>
+        <w:t xml:space="preserve"> </w:t>
+      </w:r>
+      <w:r>
+        <w:rPr>
+          <w:rFonts w:ascii="Times New Roman" w:hAnsi="Times New Roman"/>
+          <w:sz w:val="24"/>
+          <w:u w:val="single"/>
+        </w:rPr>
+        <w:t>Його́</w:t>
+      </w:r>
+      <w:r>
+        <w:rPr>
+          <w:rFonts w:ascii="Times New Roman" w:hAnsi="Times New Roman"/>
+          <w:sz w:val="24"/>
+          <w:u w:val="single"/>
+        </w:rPr>
+        <w:t xml:space="preserve"> </w:t>
+      </w:r>
+      <w:r>
+        <w:rPr>
+          <w:rFonts w:ascii="Times New Roman" w:hAnsi="Times New Roman"/>
+          <w:sz w:val="24"/>
+          <w:u w:val="single"/>
+        </w:rPr>
+        <w:t>всі</w:t>
+      </w:r>
+      <w:r>
+        <w:rPr>
+          <w:rFonts w:ascii="Times New Roman" w:hAnsi="Times New Roman"/>
+          <w:sz w:val="24"/>
+          <w:u w:val="single"/>
+        </w:rPr>
+        <w:t xml:space="preserve"> </w:t>
+      </w:r>
+      <w:r>
+        <w:rPr>
+          <w:rFonts w:ascii="Times New Roman" w:hAnsi="Times New Roman"/>
+          <w:sz w:val="24"/>
+          <w:u w:val="single"/>
+        </w:rPr>
+        <w:t>лю́ди!</w:t>
+      </w:r>
+    </w:p>
+    <w:p>
+      <w:pPr>
+        <w:spacing w:after="120"/>
+        <w:jc w:val="both"/>
+        <w:rPr>
+          <w:rFonts w:ascii="Times New Roman" w:hAnsi="Times New Roman" w:cs="Times New Roman"/>
+          <w:sz w:val="24"/>
+          <w:szCs w:val="24"/>
+        </w:rPr>
+      </w:pPr>
+      <w:r>
+        <w:rPr>
+          <w:rFonts w:ascii="Times New Roman" w:hAnsi="Times New Roman" w:cs="Times New Roman"/>
+          <w:sz w:val="24"/>
+          <w:szCs w:val="24"/>
+        </w:rPr>
+        <w:t>Мудреці, перські царі,* пізнавши відкрито небесного Царя, що на землі народився,* ведені ясною зорею, прийшли у Вифлеєм,* несучи добірні дари: золото, ладан і миро;* побачивши, що у вертепі лежить немовля,* йому вони, впавши ниць, поклонилися.</w:t>
+      </w:r>
+    </w:p>
+    <w:p>
+      <w:pPr>
+        <w:spacing w:after="120"/>
+        <w:jc w:val="both"/>
+      </w:pPr>
+      <w:r>
+        <w:rPr>
+          <w:rFonts w:ascii="Times New Roman" w:hAnsi="Times New Roman"/>
+          <w:i/>
+          <w:color w:val="FF0000"/>
+          <w:sz w:val="24"/>
+        </w:rPr>
+        <w:t>Стих:</w:t>
+      </w:r>
+      <w:r>
+        <w:rPr>
+          <w:rFonts w:ascii="Times New Roman" w:hAnsi="Times New Roman"/>
+          <w:i/>
+          <w:sz w:val="24"/>
+        </w:rPr>
+        <w:t xml:space="preserve"> </w:t>
+      </w:r>
+      <w:r>
+        <w:rPr>
+          <w:rFonts w:ascii="Times New Roman" w:hAnsi="Times New Roman"/>
+          <w:sz w:val="24"/>
+          <w:u w:val="single"/>
+        </w:rPr>
+        <w:t>Вели́ке</w:t>
+      </w:r>
+      <w:r>
+        <w:rPr>
+          <w:rFonts w:ascii="Times New Roman" w:hAnsi="Times New Roman"/>
+          <w:sz w:val="24"/>
+          <w:u w:val="single"/>
+        </w:rPr>
+        <w:t xml:space="preserve"> </w:t>
+      </w:r>
+      <w:r>
+        <w:rPr>
+          <w:rFonts w:ascii="Times New Roman" w:hAnsi="Times New Roman"/>
+          <w:sz w:val="24"/>
+          <w:u w:val="single"/>
+        </w:rPr>
+        <w:t>бо</w:t>
+      </w:r>
+      <w:r>
+        <w:rPr>
+          <w:rFonts w:ascii="Times New Roman" w:hAnsi="Times New Roman"/>
+          <w:sz w:val="24"/>
+          <w:u w:val="single"/>
+        </w:rPr>
+        <w:t xml:space="preserve"> </w:t>
+      </w:r>
+      <w:r>
+        <w:rPr>
+          <w:rFonts w:ascii="Times New Roman" w:hAnsi="Times New Roman"/>
+          <w:sz w:val="24"/>
+          <w:u w:val="single"/>
+        </w:rPr>
+        <w:t>до</w:t>
+      </w:r>
+      <w:r>
+        <w:rPr>
+          <w:rFonts w:ascii="Times New Roman" w:hAnsi="Times New Roman"/>
+          <w:sz w:val="24"/>
+          <w:u w:val="single"/>
+        </w:rPr>
+        <w:t xml:space="preserve"> </w:t>
+      </w:r>
+      <w:r>
+        <w:rPr>
+          <w:rFonts w:ascii="Times New Roman" w:hAnsi="Times New Roman"/>
+          <w:sz w:val="24"/>
+          <w:u w:val="single"/>
+        </w:rPr>
+        <w:t>нас</w:t>
+      </w:r>
+      <w:r>
+        <w:rPr>
+          <w:rFonts w:ascii="Times New Roman" w:hAnsi="Times New Roman"/>
+          <w:sz w:val="24"/>
+          <w:u w:val="single"/>
+        </w:rPr>
+        <w:t xml:space="preserve"> </w:t>
+      </w:r>
+      <w:r>
+        <w:rPr>
+          <w:rFonts w:ascii="Times New Roman" w:hAnsi="Times New Roman"/>
+          <w:sz w:val="24"/>
+          <w:u w:val="single"/>
+        </w:rPr>
+        <w:t>Його́</w:t>
+      </w:r>
+      <w:r>
+        <w:rPr>
+          <w:rFonts w:ascii="Times New Roman" w:hAnsi="Times New Roman"/>
+          <w:sz w:val="24"/>
+          <w:u w:val="single"/>
+        </w:rPr>
+        <w:t xml:space="preserve"> </w:t>
+      </w:r>
+      <w:r>
+        <w:rPr>
+          <w:rFonts w:ascii="Times New Roman" w:hAnsi="Times New Roman"/>
+          <w:sz w:val="24"/>
+          <w:u w:val="single"/>
+        </w:rPr>
+        <w:t>милосе́рдя,*</w:t>
+      </w:r>
+      <w:r>
+        <w:rPr>
+          <w:rFonts w:ascii="Times New Roman" w:hAnsi="Times New Roman"/>
+          <w:sz w:val="24"/>
+          <w:u w:val="single"/>
+        </w:rPr>
+        <w:t xml:space="preserve"> </w:t>
+      </w:r>
+      <w:r>
+        <w:rPr>
+          <w:rFonts w:ascii="Times New Roman" w:hAnsi="Times New Roman"/>
+          <w:sz w:val="24"/>
+          <w:u w:val="single"/>
+        </w:rPr>
+        <w:t>і</w:t>
+      </w:r>
+      <w:r>
+        <w:rPr>
+          <w:rFonts w:ascii="Times New Roman" w:hAnsi="Times New Roman"/>
+          <w:sz w:val="24"/>
+          <w:u w:val="single"/>
+        </w:rPr>
+        <w:t xml:space="preserve"> </w:t>
+      </w:r>
+      <w:r>
+        <w:rPr>
+          <w:rFonts w:ascii="Times New Roman" w:hAnsi="Times New Roman"/>
+          <w:sz w:val="24"/>
+          <w:u w:val="single"/>
+        </w:rPr>
+        <w:t>ві́рність</w:t>
+      </w:r>
+      <w:r>
+        <w:rPr>
+          <w:rFonts w:ascii="Times New Roman" w:hAnsi="Times New Roman"/>
+          <w:sz w:val="24"/>
+          <w:u w:val="single"/>
+        </w:rPr>
+        <w:t xml:space="preserve"> </w:t>
+      </w:r>
+      <w:r>
+        <w:rPr>
+          <w:rFonts w:ascii="Times New Roman" w:hAnsi="Times New Roman"/>
+          <w:sz w:val="24"/>
+          <w:u w:val="single"/>
+        </w:rPr>
+        <w:t>Го́спода</w:t>
+      </w:r>
+      <w:r>
+        <w:rPr>
+          <w:rFonts w:ascii="Times New Roman" w:hAnsi="Times New Roman"/>
+          <w:sz w:val="24"/>
+          <w:u w:val="single"/>
+        </w:rPr>
+        <w:t xml:space="preserve"> </w:t>
+      </w:r>
+      <w:r>
+        <w:rPr>
+          <w:rFonts w:ascii="Times New Roman" w:hAnsi="Times New Roman"/>
+          <w:sz w:val="24"/>
+          <w:u w:val="single"/>
+        </w:rPr>
+        <w:t>пові́ки.</w:t>
+      </w:r>
+    </w:p>
+    <w:p>
+      <w:pPr>
+        <w:spacing w:after="120"/>
+        <w:jc w:val="both"/>
+        <w:rPr>
+          <w:rFonts w:ascii="Times New Roman" w:hAnsi="Times New Roman" w:cs="Times New Roman"/>
+          <w:sz w:val="24"/>
+          <w:szCs w:val="24"/>
+        </w:rPr>
+      </w:pPr>
+      <w:r>
+        <w:rPr>
+          <w:rFonts w:ascii="Times New Roman" w:hAnsi="Times New Roman" w:cs="Times New Roman"/>
+          <w:sz w:val="24"/>
+          <w:szCs w:val="24"/>
+        </w:rPr>
+        <w:t>Отець змилувався, і Слово тілом стало,* а Діва народила Бога, що став людиною.* Зоря сповіщає, мудреці поклоняються,* пастухи дивуються, створіння ж радується.</w:t>
+      </w:r>
+    </w:p>
+    <w:p>
+      <w:pPr>
+        <w:spacing w:after="120"/>
+        <w:jc w:val="both"/>
+        <w:rPr>
+          <w:rFonts w:ascii="Times New Roman" w:hAnsi="Times New Roman" w:cs="Times New Roman"/>
+          <w:sz w:val="24"/>
+          <w:szCs w:val="24"/>
+        </w:rPr>
+      </w:pPr>
+      <w:r>
         <w:rPr>
           <w:rFonts w:ascii="Times New Roman" w:hAnsi="Times New Roman" w:cs="Times New Roman"/>
           <w:b/>
-          <w:i/>
-          <w:color w:val="FF0000"/>
-          <w:sz w:val="24"/>
-          <w:szCs w:val="24"/>
-        </w:rPr>
-      </w:pPr>
-      <w:r>
-        <w:rPr>
-          <w:rFonts w:ascii="Times New Roman" w:hAnsi="Times New Roman" w:cs="Times New Roman"/>
-          <w:b/>
-          <w:i/>
-          <w:color w:val="FF0000"/>
-          <w:sz w:val="24"/>
-          <w:szCs w:val="24"/>
-        </w:rPr>
-        <w:t>Псалом 116</w:t>
-      </w:r>
-    </w:p>
-    <w:p>
-      <w:pPr>
-        <w:spacing w:after="120"/>
-        <w:jc w:val="both"/>
-        <w:rPr>
-          <w:rFonts w:ascii="Times New Roman" w:hAnsi="Times New Roman" w:cs="Times New Roman"/>
-          <w:sz w:val="24"/>
-          <w:szCs w:val="24"/>
-          <w:u w:val="single"/>
-        </w:rPr>
-      </w:pPr>
-      <w:r>
-        <w:rPr>
-          <w:rFonts w:ascii="Times New Roman" w:hAnsi="Times New Roman" w:cs="Times New Roman"/>
-          <w:i/>
-          <w:color w:val="FF0000"/>
-          <w:sz w:val="24"/>
-          <w:szCs w:val="24"/>
-        </w:rPr>
-        <w:t>Стих:</w:t>
-      </w:r>
-      <w:r>
-        <w:rPr>
-          <w:rFonts w:ascii="Times New Roman" w:hAnsi="Times New Roman" w:cs="Times New Roman"/>
-          <w:i/>
-          <w:sz w:val="24"/>
-          <w:szCs w:val="24"/>
-        </w:rPr>
-        <w:t xml:space="preserve"> </w:t>
-      </w:r>
-      <w:r>
-        <w:rPr>
-          <w:rFonts w:ascii="Times New Roman" w:hAnsi="Times New Roman" w:cs="Times New Roman"/>
-          <w:sz w:val="24"/>
-          <w:szCs w:val="24"/>
-          <w:u w:val="single"/>
-        </w:rPr>
-        <w:t>Хваліте Господа всі народи!* Прославляйте його всі люди!</w:t>
-      </w:r>
-    </w:p>
-    <w:p>
-      <w:pPr>
-        <w:spacing w:after="120"/>
-        <w:jc w:val="both"/>
-        <w:rPr>
-          <w:rFonts w:ascii="Times New Roman" w:hAnsi="Times New Roman" w:cs="Times New Roman"/>
-          <w:sz w:val="24"/>
-          <w:szCs w:val="24"/>
-        </w:rPr>
-      </w:pPr>
-      <w:r>
-        <w:rPr>
-          <w:rFonts w:ascii="Times New Roman" w:hAnsi="Times New Roman" w:cs="Times New Roman"/>
-          <w:sz w:val="24"/>
-          <w:szCs w:val="24"/>
-        </w:rPr>
-        <w:t>Мудреці, перські царі,* пізнавши відкрито небесного Царя, що на землі народився,* ведені ясною зорею, прийшли у Вифлеєм,* несучи добірні дари: золото, ладан і миро;* побачивши, що у вертепі лежить немовля,* йому вони, впавши ниць, поклонилися.</w:t>
-      </w:r>
-    </w:p>
-    <w:p>
-      <w:pPr>
-        <w:spacing w:after="120"/>
-        <w:jc w:val="both"/>
-        <w:rPr>
-          <w:rFonts w:ascii="Times New Roman" w:hAnsi="Times New Roman" w:cs="Times New Roman"/>
-          <w:sz w:val="24"/>
-          <w:szCs w:val="24"/>
-          <w:u w:val="single"/>
-        </w:rPr>
-      </w:pPr>
-      <w:r>
-        <w:rPr>
-          <w:rFonts w:ascii="Times New Roman" w:hAnsi="Times New Roman" w:cs="Times New Roman"/>
-          <w:i/>
-          <w:color w:val="FF0000"/>
-          <w:sz w:val="24"/>
-          <w:szCs w:val="24"/>
-        </w:rPr>
-        <w:t xml:space="preserve">Стих: </w:t>
-      </w:r>
-      <w:r>
-        <w:rPr>
-          <w:rFonts w:ascii="Times New Roman" w:hAnsi="Times New Roman" w:cs="Times New Roman"/>
-          <w:sz w:val="24"/>
-          <w:szCs w:val="24"/>
-          <w:u w:val="single"/>
-        </w:rPr>
-        <w:t>Велике бо до нас його милосердя, і вірність Господа повіки.</w:t>
-      </w:r>
-    </w:p>
-    <w:p>
-      <w:pPr>
-        <w:spacing w:after="120"/>
-        <w:jc w:val="both"/>
-        <w:rPr>
-          <w:rFonts w:ascii="Times New Roman" w:hAnsi="Times New Roman" w:cs="Times New Roman"/>
-          <w:sz w:val="24"/>
-          <w:szCs w:val="24"/>
-        </w:rPr>
-      </w:pPr>
-      <w:r>
-        <w:rPr>
-          <w:rFonts w:ascii="Times New Roman" w:hAnsi="Times New Roman" w:cs="Times New Roman"/>
-          <w:sz w:val="24"/>
-          <w:szCs w:val="24"/>
-        </w:rPr>
-        <w:t>Отець змилувався, і Слово тілом стало,* а Діва народила Бога, що став людиною.* Зоря сповіщає, мудреці поклоняються,* пастухи дивуються, створіння ж радується.</w:t>
-      </w:r>
-    </w:p>
-    <w:p>
-      <w:pPr>
-        <w:spacing w:after="120"/>
-        <w:jc w:val="both"/>
-        <w:rPr>
-          <w:rFonts w:ascii="Times New Roman" w:hAnsi="Times New Roman" w:cs="Times New Roman"/>
-          <w:sz w:val="24"/>
-          <w:szCs w:val="24"/>
-        </w:rPr>
-      </w:pPr>
-      <w:r>
-        <w:rPr>
-          <w:rFonts w:ascii="Times New Roman" w:hAnsi="Times New Roman" w:cs="Times New Roman"/>
-          <w:b/>
           <w:sz w:val="24"/>
           <w:szCs w:val="24"/>
         </w:rPr>
@@ -3379,7 +4321,7 @@
           <w:sz w:val="24"/>
           <w:szCs w:val="24"/>
         </w:rPr>
-        <w:t>(г. 6):</w:t>
+        <w:t>(г. 6):</w:t>
       </w:r>
       <w:r>
         <w:rPr>
@@ -3647,39 +4589,660 @@
     <w:p>
       <w:pPr>
         <w:spacing w:after="120"/>
-        <w:jc w:val="both"/>
-        <w:rPr>
-          <w:rFonts w:ascii="Times New Roman" w:hAnsi="Times New Roman" w:cs="Times New Roman"/>
-          <w:sz w:val="24"/>
-          <w:szCs w:val="24"/>
-        </w:rPr>
-      </w:pPr>
-      <w:r>
-        <w:rPr>
-          <w:rFonts w:ascii="Times New Roman" w:hAnsi="Times New Roman" w:cs="Times New Roman"/>
-          <w:i/>
-          <w:color w:val="FF0000"/>
-          <w:sz w:val="24"/>
-          <w:szCs w:val="24"/>
+      </w:pPr>
+      <w:r>
+        <w:rPr>
+          <w:rFonts w:ascii="Times New Roman" w:hAnsi="Times New Roman"/>
+          <w:i/>
+          <w:color w:val="FF0000"/>
+          <w:sz w:val="24"/>
         </w:rPr>
         <w:t>Вірні:</w:t>
       </w:r>
       <w:r>
         <w:rPr>
-          <w:rFonts w:ascii="Times New Roman" w:hAnsi="Times New Roman" w:cs="Times New Roman"/>
-          <w:color w:val="FF0000"/>
-          <w:sz w:val="24"/>
-          <w:szCs w:val="24"/>
-        </w:rPr>
-        <w:t xml:space="preserve"> </w:t>
-      </w:r>
-      <w:r>
-        <w:rPr>
-          <w:rFonts w:ascii="Times New Roman" w:hAnsi="Times New Roman" w:cs="Times New Roman"/>
-          <w:sz w:val="24"/>
-          <w:szCs w:val="24"/>
-        </w:rPr>
-        <w:t>Світло тихе святої слави, безсмертного Отця небесного, святого, блаженного, Ісусе Христе! Доживши до заходу сонця, бачивши світло вечірнє, славимо Отця, і Сина, і Святого Духа – Бога. Достойно є повсякчас прославляти тебе голосами побожними, Сину Божий, що життя даєш усьому світу; тому світ увесь славить тебе.</w:t>
+          <w:rFonts w:ascii="Times New Roman" w:hAnsi="Times New Roman"/>
+          <w:color w:val="FF0000"/>
+          <w:sz w:val="24"/>
+        </w:rPr>
+        <w:t xml:space="preserve"> </w:t>
+      </w:r>
+      <w:r>
+        <w:rPr>
+          <w:rFonts w:ascii="Times New Roman" w:hAnsi="Times New Roman"/>
+          <w:sz w:val="24"/>
+        </w:rPr>
+        <w:t>Сві́тло</w:t>
+      </w:r>
+      <w:r>
+        <w:rPr>
+          <w:rFonts w:ascii="Times New Roman" w:hAnsi="Times New Roman"/>
+          <w:sz w:val="24"/>
+        </w:rPr>
+        <w:t xml:space="preserve"> </w:t>
+      </w:r>
+      <w:r>
+        <w:rPr>
+          <w:rFonts w:ascii="Times New Roman" w:hAnsi="Times New Roman"/>
+          <w:sz w:val="24"/>
+        </w:rPr>
+        <w:t>ти́хе</w:t>
+      </w:r>
+      <w:r>
+        <w:rPr>
+          <w:rFonts w:ascii="Times New Roman" w:hAnsi="Times New Roman"/>
+          <w:sz w:val="24"/>
+        </w:rPr>
+        <w:t xml:space="preserve"> </w:t>
+      </w:r>
+      <w:r>
+        <w:rPr>
+          <w:rFonts w:ascii="Times New Roman" w:hAnsi="Times New Roman"/>
+          <w:sz w:val="24"/>
+        </w:rPr>
+        <w:t>свято́ї</w:t>
+      </w:r>
+      <w:r>
+        <w:rPr>
+          <w:rFonts w:ascii="Times New Roman" w:hAnsi="Times New Roman"/>
+          <w:sz w:val="24"/>
+        </w:rPr>
+        <w:t xml:space="preserve"> </w:t>
+      </w:r>
+      <w:r>
+        <w:rPr>
+          <w:rFonts w:ascii="Times New Roman" w:hAnsi="Times New Roman"/>
+          <w:sz w:val="24"/>
+        </w:rPr>
+        <w:t>сла́ви</w:t>
+      </w:r>
+      <w:r>
+        <w:rPr>
+          <w:rFonts w:ascii="Times New Roman" w:hAnsi="Times New Roman"/>
+          <w:sz w:val="24"/>
+        </w:rPr>
+        <w:t xml:space="preserve"> </w:t>
+      </w:r>
+      <w:r>
+        <w:rPr>
+          <w:rFonts w:ascii="Times New Roman" w:hAnsi="Times New Roman"/>
+          <w:sz w:val="24"/>
+        </w:rPr>
+        <w:t>безсме́ртного</w:t>
+      </w:r>
+      <w:r>
+        <w:rPr>
+          <w:rFonts w:ascii="Times New Roman" w:hAnsi="Times New Roman"/>
+          <w:sz w:val="24"/>
+        </w:rPr>
+        <w:t xml:space="preserve"> </w:t>
+      </w:r>
+      <w:r>
+        <w:rPr>
+          <w:rFonts w:ascii="Times New Roman" w:hAnsi="Times New Roman"/>
+          <w:sz w:val="24"/>
+        </w:rPr>
+        <w:t>Отця́</w:t>
+      </w:r>
+      <w:r>
+        <w:rPr>
+          <w:rFonts w:ascii="Times New Roman" w:hAnsi="Times New Roman"/>
+          <w:sz w:val="24"/>
+        </w:rPr>
+        <w:t xml:space="preserve"> </w:t>
+      </w:r>
+      <w:r>
+        <w:rPr>
+          <w:rFonts w:ascii="Times New Roman" w:hAnsi="Times New Roman"/>
+          <w:sz w:val="24"/>
+        </w:rPr>
+        <w:t>небе́сного,</w:t>
+      </w:r>
+      <w:r>
+        <w:rPr>
+          <w:rFonts w:ascii="Times New Roman" w:hAnsi="Times New Roman"/>
+          <w:sz w:val="24"/>
+        </w:rPr>
+        <w:t xml:space="preserve"> </w:t>
+      </w:r>
+      <w:r>
+        <w:rPr>
+          <w:rFonts w:ascii="Times New Roman" w:hAnsi="Times New Roman"/>
+          <w:sz w:val="24"/>
+        </w:rPr>
+        <w:t>свято́го,</w:t>
+      </w:r>
+      <w:r>
+        <w:rPr>
+          <w:rFonts w:ascii="Times New Roman" w:hAnsi="Times New Roman"/>
+          <w:sz w:val="24"/>
+        </w:rPr>
+        <w:t xml:space="preserve"> </w:t>
+      </w:r>
+      <w:r>
+        <w:rPr>
+          <w:rFonts w:ascii="Times New Roman" w:hAnsi="Times New Roman"/>
+          <w:sz w:val="24"/>
+        </w:rPr>
+        <w:t>блаже́нного,</w:t>
+      </w:r>
+      <w:r>
+        <w:rPr>
+          <w:rFonts w:ascii="Times New Roman" w:hAnsi="Times New Roman"/>
+          <w:sz w:val="24"/>
+        </w:rPr>
+        <w:t xml:space="preserve"> </w:t>
+      </w:r>
+      <w:r>
+        <w:rPr>
+          <w:rFonts w:ascii="Times New Roman" w:hAnsi="Times New Roman"/>
+          <w:sz w:val="24"/>
+        </w:rPr>
+        <w:t>Ісу́се</w:t>
+      </w:r>
+      <w:r>
+        <w:rPr>
+          <w:rFonts w:ascii="Times New Roman" w:hAnsi="Times New Roman"/>
+          <w:sz w:val="24"/>
+        </w:rPr>
+        <w:t xml:space="preserve"> </w:t>
+      </w:r>
+      <w:r>
+        <w:rPr>
+          <w:rFonts w:ascii="Times New Roman" w:hAnsi="Times New Roman"/>
+          <w:sz w:val="24"/>
+        </w:rPr>
+        <w:t>Хри́сте,</w:t>
+      </w:r>
+      <w:r>
+        <w:rPr>
+          <w:rFonts w:ascii="Times New Roman" w:hAnsi="Times New Roman"/>
+          <w:sz w:val="24"/>
+        </w:rPr>
+        <w:t xml:space="preserve"> </w:t>
+      </w:r>
+      <w:r>
+        <w:rPr>
+          <w:rFonts w:ascii="Times New Roman" w:hAnsi="Times New Roman"/>
+          <w:sz w:val="24"/>
+        </w:rPr>
+        <w:t>дожи́вши</w:t>
+      </w:r>
+      <w:r>
+        <w:rPr>
+          <w:rFonts w:ascii="Times New Roman" w:hAnsi="Times New Roman"/>
+          <w:sz w:val="24"/>
+        </w:rPr>
+        <w:t xml:space="preserve"> </w:t>
+      </w:r>
+      <w:r>
+        <w:rPr>
+          <w:rFonts w:ascii="Times New Roman" w:hAnsi="Times New Roman"/>
+          <w:sz w:val="24"/>
+        </w:rPr>
+        <w:t>до</w:t>
+      </w:r>
+      <w:r>
+        <w:rPr>
+          <w:rFonts w:ascii="Times New Roman" w:hAnsi="Times New Roman"/>
+          <w:sz w:val="24"/>
+        </w:rPr>
+        <w:t xml:space="preserve"> </w:t>
+      </w:r>
+      <w:r>
+        <w:rPr>
+          <w:rFonts w:ascii="Times New Roman" w:hAnsi="Times New Roman"/>
+          <w:sz w:val="24"/>
+        </w:rPr>
+        <w:t>за́ходу</w:t>
+      </w:r>
+      <w:r>
+        <w:rPr>
+          <w:rFonts w:ascii="Times New Roman" w:hAnsi="Times New Roman"/>
+          <w:sz w:val="24"/>
+        </w:rPr>
+        <w:t xml:space="preserve"> </w:t>
+      </w:r>
+      <w:r>
+        <w:rPr>
+          <w:rFonts w:ascii="Times New Roman" w:hAnsi="Times New Roman"/>
+          <w:sz w:val="24"/>
+        </w:rPr>
+        <w:t>со́нця,</w:t>
+      </w:r>
+      <w:r>
+        <w:rPr>
+          <w:rFonts w:ascii="Times New Roman" w:hAnsi="Times New Roman"/>
+          <w:sz w:val="24"/>
+        </w:rPr>
+        <w:t xml:space="preserve"> </w:t>
+      </w:r>
+      <w:r>
+        <w:rPr>
+          <w:rFonts w:ascii="Times New Roman" w:hAnsi="Times New Roman"/>
+          <w:sz w:val="24"/>
+        </w:rPr>
+        <w:t>поба́чивши</w:t>
+      </w:r>
+      <w:r>
+        <w:rPr>
+          <w:rFonts w:ascii="Times New Roman" w:hAnsi="Times New Roman"/>
+          <w:sz w:val="24"/>
+        </w:rPr>
+        <w:t xml:space="preserve"> </w:t>
+      </w:r>
+      <w:r>
+        <w:rPr>
+          <w:rFonts w:ascii="Times New Roman" w:hAnsi="Times New Roman"/>
+          <w:sz w:val="24"/>
+        </w:rPr>
+        <w:t>сві́тло</w:t>
+      </w:r>
+      <w:r>
+        <w:rPr>
+          <w:rFonts w:ascii="Times New Roman" w:hAnsi="Times New Roman"/>
+          <w:sz w:val="24"/>
+        </w:rPr>
+        <w:t xml:space="preserve"> </w:t>
+      </w:r>
+      <w:r>
+        <w:rPr>
+          <w:rFonts w:ascii="Times New Roman" w:hAnsi="Times New Roman"/>
+          <w:sz w:val="24"/>
+        </w:rPr>
+        <w:t>вечі́рнє,</w:t>
+      </w:r>
+      <w:r>
+        <w:rPr>
+          <w:rFonts w:ascii="Times New Roman" w:hAnsi="Times New Roman"/>
+          <w:sz w:val="24"/>
+        </w:rPr>
+        <w:t xml:space="preserve"> </w:t>
+      </w:r>
+      <w:r>
+        <w:rPr>
+          <w:rFonts w:ascii="Times New Roman" w:hAnsi="Times New Roman"/>
+          <w:sz w:val="24"/>
+        </w:rPr>
+        <w:t>сла́вимо</w:t>
+      </w:r>
+      <w:r>
+        <w:rPr>
+          <w:rFonts w:ascii="Times New Roman" w:hAnsi="Times New Roman"/>
+          <w:sz w:val="24"/>
+        </w:rPr>
+        <w:t xml:space="preserve"> </w:t>
+      </w:r>
+      <w:r>
+        <w:rPr>
+          <w:rFonts w:ascii="Times New Roman" w:hAnsi="Times New Roman"/>
+          <w:sz w:val="24"/>
+        </w:rPr>
+        <w:t>Отця́,</w:t>
+      </w:r>
+      <w:r>
+        <w:rPr>
+          <w:rFonts w:ascii="Times New Roman" w:hAnsi="Times New Roman"/>
+          <w:sz w:val="24"/>
+        </w:rPr>
+        <w:t xml:space="preserve"> </w:t>
+      </w:r>
+      <w:r>
+        <w:rPr>
+          <w:rFonts w:ascii="Times New Roman" w:hAnsi="Times New Roman"/>
+          <w:sz w:val="24"/>
+        </w:rPr>
+        <w:t>і</w:t>
+      </w:r>
+      <w:r>
+        <w:rPr>
+          <w:rFonts w:ascii="Times New Roman" w:hAnsi="Times New Roman"/>
+          <w:sz w:val="24"/>
+        </w:rPr>
+        <w:t xml:space="preserve"> </w:t>
+      </w:r>
+      <w:r>
+        <w:rPr>
+          <w:rFonts w:ascii="Times New Roman" w:hAnsi="Times New Roman"/>
+          <w:sz w:val="24"/>
+        </w:rPr>
+        <w:t>Си́на,</w:t>
+      </w:r>
+      <w:r>
+        <w:rPr>
+          <w:rFonts w:ascii="Times New Roman" w:hAnsi="Times New Roman"/>
+          <w:sz w:val="24"/>
+        </w:rPr>
+        <w:t xml:space="preserve"> </w:t>
+      </w:r>
+      <w:r>
+        <w:rPr>
+          <w:rFonts w:ascii="Times New Roman" w:hAnsi="Times New Roman"/>
+          <w:sz w:val="24"/>
+        </w:rPr>
+        <w:t>і</w:t>
+      </w:r>
+      <w:r>
+        <w:rPr>
+          <w:rFonts w:ascii="Times New Roman" w:hAnsi="Times New Roman"/>
+          <w:sz w:val="24"/>
+        </w:rPr>
+        <w:t xml:space="preserve"> </w:t>
+      </w:r>
+      <w:r>
+        <w:rPr>
+          <w:rFonts w:ascii="Times New Roman" w:hAnsi="Times New Roman"/>
+          <w:sz w:val="24"/>
+        </w:rPr>
+        <w:t>Свято́го</w:t>
+      </w:r>
+      <w:r>
+        <w:rPr>
+          <w:rFonts w:ascii="Times New Roman" w:hAnsi="Times New Roman"/>
+          <w:sz w:val="24"/>
+        </w:rPr>
+        <w:t xml:space="preserve"> </w:t>
+      </w:r>
+      <w:r>
+        <w:rPr>
+          <w:rFonts w:ascii="Times New Roman" w:hAnsi="Times New Roman"/>
+          <w:sz w:val="24"/>
+        </w:rPr>
+        <w:t>Ду́ха</w:t>
+      </w:r>
+      <w:r>
+        <w:rPr>
+          <w:rFonts w:ascii="Times New Roman" w:hAnsi="Times New Roman"/>
+          <w:sz w:val="24"/>
+        </w:rPr>
+        <w:t xml:space="preserve"> </w:t>
+      </w:r>
+      <w:r>
+        <w:rPr>
+          <w:rFonts w:ascii="Times New Roman" w:hAnsi="Times New Roman"/>
+          <w:sz w:val="24"/>
+        </w:rPr>
+        <w:t>–</w:t>
+      </w:r>
+      <w:r>
+        <w:rPr>
+          <w:rFonts w:ascii="Times New Roman" w:hAnsi="Times New Roman"/>
+          <w:sz w:val="24"/>
+        </w:rPr>
+        <w:t xml:space="preserve"> </w:t>
+      </w:r>
+      <w:r>
+        <w:rPr>
+          <w:rFonts w:ascii="Times New Roman" w:hAnsi="Times New Roman"/>
+          <w:sz w:val="24"/>
+        </w:rPr>
+        <w:t>Бо́га.</w:t>
+      </w:r>
+      <w:r>
+        <w:rPr>
+          <w:rFonts w:ascii="Times New Roman" w:hAnsi="Times New Roman"/>
+          <w:sz w:val="24"/>
+        </w:rPr>
+        <w:t xml:space="preserve"> </w:t>
+      </w:r>
+      <w:r>
+        <w:rPr>
+          <w:rFonts w:ascii="Times New Roman" w:hAnsi="Times New Roman"/>
+          <w:sz w:val="24"/>
+        </w:rPr>
+        <w:t>Досто́йно</w:t>
+      </w:r>
+      <w:r>
+        <w:rPr>
+          <w:rFonts w:ascii="Times New Roman" w:hAnsi="Times New Roman"/>
+          <w:sz w:val="24"/>
+        </w:rPr>
+        <w:t xml:space="preserve"> </w:t>
+      </w:r>
+      <w:r>
+        <w:rPr>
+          <w:rFonts w:ascii="Times New Roman" w:hAnsi="Times New Roman"/>
+          <w:sz w:val="24"/>
+        </w:rPr>
+        <w:t>є</w:t>
+      </w:r>
+      <w:r>
+        <w:rPr>
+          <w:rFonts w:ascii="Times New Roman" w:hAnsi="Times New Roman"/>
+          <w:sz w:val="24"/>
+        </w:rPr>
+        <w:t xml:space="preserve"> </w:t>
+      </w:r>
+      <w:r>
+        <w:rPr>
+          <w:rFonts w:ascii="Times New Roman" w:hAnsi="Times New Roman"/>
+          <w:sz w:val="24"/>
+        </w:rPr>
+        <w:t>повсякча́с</w:t>
+      </w:r>
+      <w:r>
+        <w:rPr>
+          <w:rFonts w:ascii="Times New Roman" w:hAnsi="Times New Roman"/>
+          <w:sz w:val="24"/>
+        </w:rPr>
+        <w:t xml:space="preserve"> </w:t>
+      </w:r>
+      <w:r>
+        <w:rPr>
+          <w:rFonts w:ascii="Times New Roman" w:hAnsi="Times New Roman"/>
+          <w:sz w:val="24"/>
+        </w:rPr>
+        <w:t>прославля́ти</w:t>
+      </w:r>
+      <w:r>
+        <w:rPr>
+          <w:rFonts w:ascii="Times New Roman" w:hAnsi="Times New Roman"/>
+          <w:sz w:val="24"/>
+        </w:rPr>
+        <w:t xml:space="preserve"> </w:t>
+      </w:r>
+      <w:r>
+        <w:rPr>
+          <w:rFonts w:ascii="Times New Roman" w:hAnsi="Times New Roman"/>
+          <w:sz w:val="24"/>
+        </w:rPr>
+        <w:t>Тебе́</w:t>
+      </w:r>
+      <w:r>
+        <w:rPr>
+          <w:rFonts w:ascii="Times New Roman" w:hAnsi="Times New Roman"/>
+          <w:sz w:val="24"/>
+        </w:rPr>
+        <w:t xml:space="preserve"> </w:t>
+      </w:r>
+      <w:r>
+        <w:rPr>
+          <w:rFonts w:ascii="Times New Roman" w:hAnsi="Times New Roman"/>
+          <w:sz w:val="24"/>
+        </w:rPr>
+        <w:t>голоса́ми</w:t>
+      </w:r>
+      <w:r>
+        <w:rPr>
+          <w:rFonts w:ascii="Times New Roman" w:hAnsi="Times New Roman"/>
+          <w:sz w:val="24"/>
+        </w:rPr>
+        <w:t xml:space="preserve"> </w:t>
+      </w:r>
+      <w:r>
+        <w:rPr>
+          <w:rFonts w:ascii="Times New Roman" w:hAnsi="Times New Roman"/>
+          <w:sz w:val="24"/>
+        </w:rPr>
+        <w:t>побо́жними,</w:t>
+      </w:r>
+      <w:r>
+        <w:rPr>
+          <w:rFonts w:ascii="Times New Roman" w:hAnsi="Times New Roman"/>
+          <w:sz w:val="24"/>
+        </w:rPr>
+        <w:t xml:space="preserve"> </w:t>
+      </w:r>
+      <w:r>
+        <w:rPr>
+          <w:rFonts w:ascii="Times New Roman" w:hAnsi="Times New Roman"/>
+          <w:sz w:val="24"/>
+        </w:rPr>
+        <w:t>Си́ну</w:t>
+      </w:r>
+      <w:r>
+        <w:rPr>
+          <w:rFonts w:ascii="Times New Roman" w:hAnsi="Times New Roman"/>
+          <w:sz w:val="24"/>
+        </w:rPr>
+        <w:t xml:space="preserve"> </w:t>
+      </w:r>
+      <w:r>
+        <w:rPr>
+          <w:rFonts w:ascii="Times New Roman" w:hAnsi="Times New Roman"/>
+          <w:sz w:val="24"/>
+        </w:rPr>
+        <w:t>Бо́жий,</w:t>
+      </w:r>
+      <w:r>
+        <w:rPr>
+          <w:rFonts w:ascii="Times New Roman" w:hAnsi="Times New Roman"/>
+          <w:sz w:val="24"/>
+        </w:rPr>
+        <w:t xml:space="preserve"> </w:t>
+      </w:r>
+      <w:r>
+        <w:rPr>
+          <w:rFonts w:ascii="Times New Roman" w:hAnsi="Times New Roman"/>
+          <w:sz w:val="24"/>
+        </w:rPr>
+        <w:t>що</w:t>
+      </w:r>
+      <w:r>
+        <w:rPr>
+          <w:rFonts w:ascii="Times New Roman" w:hAnsi="Times New Roman"/>
+          <w:sz w:val="24"/>
+        </w:rPr>
+        <w:t xml:space="preserve"> </w:t>
+      </w:r>
+      <w:r>
+        <w:rPr>
+          <w:rFonts w:ascii="Times New Roman" w:hAnsi="Times New Roman"/>
+          <w:sz w:val="24"/>
+        </w:rPr>
+        <w:t>життя́</w:t>
+      </w:r>
+      <w:r>
+        <w:rPr>
+          <w:rFonts w:ascii="Times New Roman" w:hAnsi="Times New Roman"/>
+          <w:sz w:val="24"/>
+        </w:rPr>
+        <w:t xml:space="preserve"> </w:t>
+      </w:r>
+      <w:r>
+        <w:rPr>
+          <w:rFonts w:ascii="Times New Roman" w:hAnsi="Times New Roman"/>
+          <w:sz w:val="24"/>
+        </w:rPr>
+        <w:t>дає́ш</w:t>
+      </w:r>
+      <w:r>
+        <w:rPr>
+          <w:rFonts w:ascii="Times New Roman" w:hAnsi="Times New Roman"/>
+          <w:sz w:val="24"/>
+        </w:rPr>
+        <w:t xml:space="preserve"> </w:t>
+      </w:r>
+      <w:r>
+        <w:rPr>
+          <w:rFonts w:ascii="Times New Roman" w:hAnsi="Times New Roman"/>
+          <w:sz w:val="24"/>
+        </w:rPr>
+        <w:t>усьому́</w:t>
+      </w:r>
+      <w:r>
+        <w:rPr>
+          <w:rFonts w:ascii="Times New Roman" w:hAnsi="Times New Roman"/>
+          <w:sz w:val="24"/>
+        </w:rPr>
+        <w:t xml:space="preserve"> </w:t>
+      </w:r>
+      <w:r>
+        <w:rPr>
+          <w:rFonts w:ascii="Times New Roman" w:hAnsi="Times New Roman"/>
+          <w:sz w:val="24"/>
+        </w:rPr>
+        <w:t>сві́ту,</w:t>
+      </w:r>
+      <w:r>
+        <w:rPr>
+          <w:rFonts w:ascii="Times New Roman" w:hAnsi="Times New Roman"/>
+          <w:sz w:val="24"/>
+        </w:rPr>
+        <w:t xml:space="preserve"> </w:t>
+      </w:r>
+      <w:r>
+        <w:rPr>
+          <w:rFonts w:ascii="Times New Roman" w:hAnsi="Times New Roman"/>
+          <w:sz w:val="24"/>
+        </w:rPr>
+        <w:t>тому́</w:t>
+      </w:r>
+      <w:r>
+        <w:rPr>
+          <w:rFonts w:ascii="Times New Roman" w:hAnsi="Times New Roman"/>
+          <w:sz w:val="24"/>
+        </w:rPr>
+        <w:t xml:space="preserve"> </w:t>
+      </w:r>
+      <w:r>
+        <w:rPr>
+          <w:rFonts w:ascii="Times New Roman" w:hAnsi="Times New Roman"/>
+          <w:sz w:val="24"/>
+        </w:rPr>
+        <w:t>світ</w:t>
+      </w:r>
+      <w:r>
+        <w:rPr>
+          <w:rFonts w:ascii="Times New Roman" w:hAnsi="Times New Roman"/>
+          <w:sz w:val="24"/>
+        </w:rPr>
+        <w:t xml:space="preserve"> </w:t>
+      </w:r>
+      <w:r>
+        <w:rPr>
+          <w:rFonts w:ascii="Times New Roman" w:hAnsi="Times New Roman"/>
+          <w:sz w:val="24"/>
+        </w:rPr>
+        <w:t>уве́сь</w:t>
+      </w:r>
+      <w:r>
+        <w:rPr>
+          <w:rFonts w:ascii="Times New Roman" w:hAnsi="Times New Roman"/>
+          <w:sz w:val="24"/>
+        </w:rPr>
+        <w:t xml:space="preserve"> </w:t>
+      </w:r>
+      <w:r>
+        <w:rPr>
+          <w:rFonts w:ascii="Times New Roman" w:hAnsi="Times New Roman"/>
+          <w:sz w:val="24"/>
+        </w:rPr>
+        <w:t>сла́вить</w:t>
+      </w:r>
+      <w:r>
+        <w:rPr>
+          <w:rFonts w:ascii="Times New Roman" w:hAnsi="Times New Roman"/>
+          <w:sz w:val="24"/>
+        </w:rPr>
+        <w:t xml:space="preserve"> </w:t>
+      </w:r>
+      <w:r>
+        <w:rPr>
+          <w:rFonts w:ascii="Times New Roman" w:hAnsi="Times New Roman"/>
+          <w:sz w:val="24"/>
+        </w:rPr>
+        <w:t>Тебе́.</w:t>
       </w:r>
     </w:p>
     <w:p>
@@ -3922,191 +5485,1213 @@
     <w:p>
       <w:pPr>
         <w:spacing w:after="120"/>
-        <w:jc w:val="both"/>
-        <w:rPr>
-          <w:rFonts w:ascii="Times New Roman" w:hAnsi="Times New Roman" w:cs="Times New Roman"/>
-          <w:sz w:val="24"/>
-          <w:szCs w:val="24"/>
-        </w:rPr>
-      </w:pPr>
-      <w:r>
-        <w:rPr>
-          <w:rFonts w:ascii="Times New Roman" w:hAnsi="Times New Roman" w:cs="Times New Roman"/>
-          <w:sz w:val="24"/>
-          <w:szCs w:val="24"/>
-        </w:rPr>
-        <w:t>Сподоби, Господи, цього вечора* без гріха зберегтися нам.</w:t>
-      </w:r>
-    </w:p>
-    <w:p>
-      <w:pPr>
-        <w:spacing w:after="120"/>
-        <w:jc w:val="both"/>
-        <w:rPr>
-          <w:rFonts w:ascii="Times New Roman" w:hAnsi="Times New Roman" w:cs="Times New Roman"/>
-          <w:sz w:val="24"/>
-          <w:szCs w:val="24"/>
-        </w:rPr>
-      </w:pPr>
-      <w:r>
-        <w:rPr>
-          <w:rFonts w:ascii="Times New Roman" w:hAnsi="Times New Roman" w:cs="Times New Roman"/>
-          <w:sz w:val="24"/>
-          <w:szCs w:val="24"/>
-        </w:rPr>
-        <w:t>Благословенний ти, Господи, Боже отців наших,* і хвальне і прославлене ім'я твоє навіки. Амінь.</w:t>
-      </w:r>
-    </w:p>
-    <w:p>
-      <w:pPr>
-        <w:spacing w:after="120"/>
-        <w:jc w:val="both"/>
-        <w:rPr>
-          <w:rFonts w:ascii="Times New Roman" w:hAnsi="Times New Roman" w:cs="Times New Roman"/>
-          <w:sz w:val="24"/>
-          <w:szCs w:val="24"/>
-        </w:rPr>
-      </w:pPr>
-      <w:r>
-        <w:rPr>
-          <w:rFonts w:ascii="Times New Roman" w:hAnsi="Times New Roman" w:cs="Times New Roman"/>
-          <w:sz w:val="24"/>
-          <w:szCs w:val="24"/>
-        </w:rPr>
-        <w:t>Нехай буде, Господи, милість твоя на нас,* бо ми надіємось на тебе.</w:t>
-      </w:r>
-    </w:p>
-    <w:p>
-      <w:pPr>
-        <w:spacing w:after="120"/>
-        <w:jc w:val="both"/>
-        <w:rPr>
-          <w:rFonts w:ascii="Times New Roman" w:hAnsi="Times New Roman" w:cs="Times New Roman"/>
-          <w:sz w:val="24"/>
-          <w:szCs w:val="24"/>
-        </w:rPr>
-      </w:pPr>
-      <w:r>
-        <w:rPr>
-          <w:rFonts w:ascii="Times New Roman" w:hAnsi="Times New Roman" w:cs="Times New Roman"/>
-          <w:sz w:val="24"/>
-          <w:szCs w:val="24"/>
-        </w:rPr>
-        <w:t>Благословенний ти, Господи,* навчи мене установ твоїх.</w:t>
-      </w:r>
-    </w:p>
-    <w:p>
-      <w:pPr>
-        <w:spacing w:after="120"/>
-        <w:jc w:val="both"/>
-        <w:rPr>
-          <w:rFonts w:ascii="Times New Roman" w:hAnsi="Times New Roman" w:cs="Times New Roman"/>
-          <w:sz w:val="24"/>
-          <w:szCs w:val="24"/>
-        </w:rPr>
-      </w:pPr>
-      <w:r>
-        <w:rPr>
-          <w:rFonts w:ascii="Times New Roman" w:hAnsi="Times New Roman" w:cs="Times New Roman"/>
-          <w:sz w:val="24"/>
-          <w:szCs w:val="24"/>
-        </w:rPr>
-        <w:t>Благословенний ти, Владико,* врозуми мене установами твоїми.</w:t>
-      </w:r>
-    </w:p>
-    <w:p>
-      <w:pPr>
-        <w:spacing w:after="120"/>
-        <w:jc w:val="both"/>
-        <w:rPr>
-          <w:rFonts w:ascii="Times New Roman" w:hAnsi="Times New Roman" w:cs="Times New Roman"/>
-          <w:sz w:val="24"/>
-          <w:szCs w:val="24"/>
-        </w:rPr>
-      </w:pPr>
-      <w:r>
-        <w:rPr>
-          <w:rFonts w:ascii="Times New Roman" w:hAnsi="Times New Roman" w:cs="Times New Roman"/>
-          <w:sz w:val="24"/>
-          <w:szCs w:val="24"/>
-        </w:rPr>
-        <w:t>Благословенний ти, Святий,* просвіти мене установами твоїми.</w:t>
-      </w:r>
-    </w:p>
-    <w:p>
-      <w:pPr>
-        <w:spacing w:after="120"/>
-        <w:jc w:val="both"/>
-        <w:rPr>
-          <w:rFonts w:ascii="Times New Roman" w:hAnsi="Times New Roman" w:cs="Times New Roman"/>
-          <w:sz w:val="24"/>
-          <w:szCs w:val="24"/>
-        </w:rPr>
-      </w:pPr>
-      <w:r>
-        <w:rPr>
-          <w:rFonts w:ascii="Times New Roman" w:hAnsi="Times New Roman" w:cs="Times New Roman"/>
-          <w:sz w:val="24"/>
-          <w:szCs w:val="24"/>
-        </w:rPr>
-        <w:t>Господи, милість твоя повіки,* не покидай діло рук твоїх.</w:t>
-      </w:r>
-    </w:p>
-    <w:p>
-      <w:pPr>
-        <w:spacing w:after="120"/>
-        <w:jc w:val="both"/>
-        <w:rPr>
-          <w:rFonts w:ascii="Times New Roman" w:hAnsi="Times New Roman" w:cs="Times New Roman"/>
-          <w:sz w:val="24"/>
-          <w:szCs w:val="24"/>
-        </w:rPr>
-      </w:pPr>
-      <w:r>
-        <w:rPr>
-          <w:rFonts w:ascii="Times New Roman" w:hAnsi="Times New Roman" w:cs="Times New Roman"/>
-          <w:sz w:val="24"/>
-          <w:szCs w:val="24"/>
-        </w:rPr>
-        <w:t>Тобі належить хвала,* тобі належить пісня.</w:t>
-      </w:r>
-    </w:p>
-    <w:p>
-      <w:pPr>
-        <w:spacing w:after="120"/>
-        <w:jc w:val="both"/>
-        <w:rPr>
-          <w:rFonts w:ascii="Times New Roman" w:hAnsi="Times New Roman" w:cs="Times New Roman"/>
-          <w:sz w:val="24"/>
-          <w:szCs w:val="24"/>
-        </w:rPr>
-      </w:pPr>
-      <w:r>
-        <w:rPr>
-          <w:rFonts w:ascii="Times New Roman" w:hAnsi="Times New Roman" w:cs="Times New Roman"/>
-          <w:sz w:val="24"/>
-          <w:szCs w:val="24"/>
-        </w:rPr>
-        <w:t>Тобі належить слава:* Отцю, і Сину, і Святому Духові:</w:t>
-      </w:r>
-    </w:p>
-    <w:p>
-      <w:pPr>
-        <w:spacing w:after="120"/>
-        <w:jc w:val="both"/>
-        <w:rPr>
-          <w:rFonts w:ascii="Times New Roman" w:hAnsi="Times New Roman" w:cs="Times New Roman"/>
-          <w:sz w:val="24"/>
-          <w:szCs w:val="24"/>
-        </w:rPr>
-      </w:pPr>
-      <w:r>
-        <w:rPr>
-          <w:rFonts w:ascii="Times New Roman" w:hAnsi="Times New Roman" w:cs="Times New Roman"/>
-          <w:sz w:val="24"/>
-          <w:szCs w:val="24"/>
-        </w:rPr>
-        <w:t>Нині і повсякчас,* і на віки віків. Амінь.</w:t>
+      </w:pPr>
+      <w:r>
+        <w:rPr>
+          <w:rFonts w:ascii="Times New Roman" w:hAnsi="Times New Roman"/>
+          <w:sz w:val="24"/>
+        </w:rPr>
+        <w:t>Сподо́би,</w:t>
+      </w:r>
+      <w:r>
+        <w:rPr>
+          <w:rFonts w:ascii="Times New Roman" w:hAnsi="Times New Roman"/>
+          <w:sz w:val="24"/>
+        </w:rPr>
+        <w:t xml:space="preserve"> </w:t>
+      </w:r>
+      <w:r>
+        <w:rPr>
+          <w:rFonts w:ascii="Times New Roman" w:hAnsi="Times New Roman"/>
+          <w:sz w:val="24"/>
+        </w:rPr>
+        <w:t>Го́споди,</w:t>
+      </w:r>
+      <w:r>
+        <w:rPr>
+          <w:rFonts w:ascii="Times New Roman" w:hAnsi="Times New Roman"/>
+          <w:sz w:val="24"/>
+        </w:rPr>
+        <w:t xml:space="preserve"> </w:t>
+      </w:r>
+      <w:r>
+        <w:rPr>
+          <w:rFonts w:ascii="Times New Roman" w:hAnsi="Times New Roman"/>
+          <w:sz w:val="24"/>
+        </w:rPr>
+        <w:t>цього́</w:t>
+      </w:r>
+      <w:r>
+        <w:rPr>
+          <w:rFonts w:ascii="Times New Roman" w:hAnsi="Times New Roman"/>
+          <w:sz w:val="24"/>
+        </w:rPr>
+        <w:t xml:space="preserve"> </w:t>
+      </w:r>
+      <w:r>
+        <w:rPr>
+          <w:rFonts w:ascii="Times New Roman" w:hAnsi="Times New Roman"/>
+          <w:sz w:val="24"/>
+        </w:rPr>
+        <w:t>ве́чора*</w:t>
+      </w:r>
+      <w:r>
+        <w:rPr>
+          <w:rFonts w:ascii="Times New Roman" w:hAnsi="Times New Roman"/>
+          <w:sz w:val="24"/>
+        </w:rPr>
+        <w:t xml:space="preserve"> </w:t>
+      </w:r>
+      <w:r>
+        <w:rPr>
+          <w:rFonts w:ascii="Times New Roman" w:hAnsi="Times New Roman"/>
+          <w:sz w:val="24"/>
+        </w:rPr>
+        <w:t>без</w:t>
+      </w:r>
+      <w:r>
+        <w:rPr>
+          <w:rFonts w:ascii="Times New Roman" w:hAnsi="Times New Roman"/>
+          <w:sz w:val="24"/>
+        </w:rPr>
+        <w:t xml:space="preserve"> </w:t>
+      </w:r>
+      <w:r>
+        <w:rPr>
+          <w:rFonts w:ascii="Times New Roman" w:hAnsi="Times New Roman"/>
+          <w:sz w:val="24"/>
+        </w:rPr>
+        <w:t>гріха́</w:t>
+      </w:r>
+      <w:r>
+        <w:rPr>
+          <w:rFonts w:ascii="Times New Roman" w:hAnsi="Times New Roman"/>
+          <w:sz w:val="24"/>
+        </w:rPr>
+        <w:t xml:space="preserve"> </w:t>
+      </w:r>
+      <w:r>
+        <w:rPr>
+          <w:rFonts w:ascii="Times New Roman" w:hAnsi="Times New Roman"/>
+          <w:sz w:val="24"/>
+        </w:rPr>
+        <w:t>зберегти́ся</w:t>
+      </w:r>
+      <w:r>
+        <w:rPr>
+          <w:rFonts w:ascii="Times New Roman" w:hAnsi="Times New Roman"/>
+          <w:sz w:val="24"/>
+        </w:rPr>
+        <w:t xml:space="preserve"> </w:t>
+      </w:r>
+      <w:r>
+        <w:rPr>
+          <w:rFonts w:ascii="Times New Roman" w:hAnsi="Times New Roman"/>
+          <w:sz w:val="24"/>
+        </w:rPr>
+        <w:t>нам.</w:t>
+      </w:r>
+    </w:p>
+    <w:p>
+      <w:pPr>
+        <w:spacing w:after="120"/>
+      </w:pPr>
+      <w:r>
+        <w:rPr>
+          <w:rFonts w:ascii="Times New Roman" w:hAnsi="Times New Roman"/>
+          <w:sz w:val="24"/>
+        </w:rPr>
+        <w:t>Благослове́нний</w:t>
+      </w:r>
+      <w:r>
+        <w:rPr>
+          <w:rFonts w:ascii="Times New Roman" w:hAnsi="Times New Roman"/>
+          <w:sz w:val="24"/>
+        </w:rPr>
+        <w:t xml:space="preserve"> </w:t>
+      </w:r>
+      <w:r>
+        <w:rPr>
+          <w:rFonts w:ascii="Times New Roman" w:hAnsi="Times New Roman"/>
+          <w:sz w:val="24"/>
+        </w:rPr>
+        <w:t>Ти,</w:t>
+      </w:r>
+      <w:r>
+        <w:rPr>
+          <w:rFonts w:ascii="Times New Roman" w:hAnsi="Times New Roman"/>
+          <w:sz w:val="24"/>
+        </w:rPr>
+        <w:t xml:space="preserve"> </w:t>
+      </w:r>
+      <w:r>
+        <w:rPr>
+          <w:rFonts w:ascii="Times New Roman" w:hAnsi="Times New Roman"/>
+          <w:sz w:val="24"/>
+        </w:rPr>
+        <w:t>Го́споди,</w:t>
+      </w:r>
+      <w:r>
+        <w:rPr>
+          <w:rFonts w:ascii="Times New Roman" w:hAnsi="Times New Roman"/>
+          <w:sz w:val="24"/>
+        </w:rPr>
+        <w:t xml:space="preserve"> </w:t>
+      </w:r>
+      <w:r>
+        <w:rPr>
+          <w:rFonts w:ascii="Times New Roman" w:hAnsi="Times New Roman"/>
+          <w:sz w:val="24"/>
+        </w:rPr>
+        <w:t>Бо́же</w:t>
+      </w:r>
+      <w:r>
+        <w:rPr>
+          <w:rFonts w:ascii="Times New Roman" w:hAnsi="Times New Roman"/>
+          <w:sz w:val="24"/>
+        </w:rPr>
+        <w:t xml:space="preserve"> </w:t>
+      </w:r>
+      <w:r>
+        <w:rPr>
+          <w:rFonts w:ascii="Times New Roman" w:hAnsi="Times New Roman"/>
+          <w:sz w:val="24"/>
+        </w:rPr>
+        <w:t>отці́в</w:t>
+      </w:r>
+      <w:r>
+        <w:rPr>
+          <w:rFonts w:ascii="Times New Roman" w:hAnsi="Times New Roman"/>
+          <w:sz w:val="24"/>
+        </w:rPr>
+        <w:t xml:space="preserve"> </w:t>
+      </w:r>
+      <w:r>
+        <w:rPr>
+          <w:rFonts w:ascii="Times New Roman" w:hAnsi="Times New Roman"/>
+          <w:sz w:val="24"/>
+        </w:rPr>
+        <w:t>на́ших,*</w:t>
+      </w:r>
+      <w:r>
+        <w:rPr>
+          <w:rFonts w:ascii="Times New Roman" w:hAnsi="Times New Roman"/>
+          <w:sz w:val="24"/>
+        </w:rPr>
+        <w:t xml:space="preserve"> </w:t>
+      </w:r>
+      <w:r>
+        <w:rPr>
+          <w:rFonts w:ascii="Times New Roman" w:hAnsi="Times New Roman"/>
+          <w:sz w:val="24"/>
+        </w:rPr>
+        <w:t>і</w:t>
+      </w:r>
+      <w:r>
+        <w:rPr>
+          <w:rFonts w:ascii="Times New Roman" w:hAnsi="Times New Roman"/>
+          <w:sz w:val="24"/>
+        </w:rPr>
+        <w:t xml:space="preserve"> </w:t>
+      </w:r>
+      <w:r>
+        <w:rPr>
+          <w:rFonts w:ascii="Times New Roman" w:hAnsi="Times New Roman"/>
+          <w:sz w:val="24"/>
+        </w:rPr>
+        <w:t>хва́льне</w:t>
+      </w:r>
+      <w:r>
+        <w:rPr>
+          <w:rFonts w:ascii="Times New Roman" w:hAnsi="Times New Roman"/>
+          <w:sz w:val="24"/>
+        </w:rPr>
+        <w:t xml:space="preserve"> </w:t>
+      </w:r>
+      <w:r>
+        <w:rPr>
+          <w:rFonts w:ascii="Times New Roman" w:hAnsi="Times New Roman"/>
+          <w:sz w:val="24"/>
+        </w:rPr>
+        <w:t>і</w:t>
+      </w:r>
+      <w:r>
+        <w:rPr>
+          <w:rFonts w:ascii="Times New Roman" w:hAnsi="Times New Roman"/>
+          <w:sz w:val="24"/>
+        </w:rPr>
+        <w:t xml:space="preserve"> </w:t>
+      </w:r>
+      <w:r>
+        <w:rPr>
+          <w:rFonts w:ascii="Times New Roman" w:hAnsi="Times New Roman"/>
+          <w:sz w:val="24"/>
+        </w:rPr>
+        <w:t>просла́влене</w:t>
+      </w:r>
+      <w:r>
+        <w:rPr>
+          <w:rFonts w:ascii="Times New Roman" w:hAnsi="Times New Roman"/>
+          <w:sz w:val="24"/>
+        </w:rPr>
+        <w:t xml:space="preserve"> </w:t>
+      </w:r>
+      <w:r>
+        <w:rPr>
+          <w:rFonts w:ascii="Times New Roman" w:hAnsi="Times New Roman"/>
+          <w:sz w:val="24"/>
+        </w:rPr>
+        <w:t>Ім’я́</w:t>
+      </w:r>
+      <w:r>
+        <w:rPr>
+          <w:rFonts w:ascii="Times New Roman" w:hAnsi="Times New Roman"/>
+          <w:sz w:val="24"/>
+        </w:rPr>
+        <w:t xml:space="preserve"> </w:t>
+      </w:r>
+      <w:r>
+        <w:rPr>
+          <w:rFonts w:ascii="Times New Roman" w:hAnsi="Times New Roman"/>
+          <w:sz w:val="24"/>
+        </w:rPr>
+        <w:t>Твоє́</w:t>
+      </w:r>
+      <w:r>
+        <w:rPr>
+          <w:rFonts w:ascii="Times New Roman" w:hAnsi="Times New Roman"/>
+          <w:sz w:val="24"/>
+        </w:rPr>
+        <w:t xml:space="preserve"> </w:t>
+      </w:r>
+      <w:r>
+        <w:rPr>
+          <w:rFonts w:ascii="Times New Roman" w:hAnsi="Times New Roman"/>
+          <w:sz w:val="24"/>
+        </w:rPr>
+        <w:t>наві́ки.</w:t>
+      </w:r>
+      <w:r>
+        <w:rPr>
+          <w:rFonts w:ascii="Times New Roman" w:hAnsi="Times New Roman"/>
+          <w:sz w:val="24"/>
+        </w:rPr>
+        <w:t xml:space="preserve"> </w:t>
+      </w:r>
+      <w:r>
+        <w:rPr>
+          <w:rFonts w:ascii="Times New Roman" w:hAnsi="Times New Roman"/>
+          <w:sz w:val="24"/>
+        </w:rPr>
+        <w:t>Амі́нь.</w:t>
+      </w:r>
+    </w:p>
+    <w:p>
+      <w:pPr>
+        <w:spacing w:after="120"/>
+      </w:pPr>
+      <w:r>
+        <w:rPr>
+          <w:rFonts w:ascii="Times New Roman" w:hAnsi="Times New Roman"/>
+          <w:sz w:val="24"/>
+        </w:rPr>
+        <w:t>Неха́й</w:t>
+      </w:r>
+      <w:r>
+        <w:rPr>
+          <w:rFonts w:ascii="Times New Roman" w:hAnsi="Times New Roman"/>
+          <w:sz w:val="24"/>
+        </w:rPr>
+        <w:t xml:space="preserve"> </w:t>
+      </w:r>
+      <w:r>
+        <w:rPr>
+          <w:rFonts w:ascii="Times New Roman" w:hAnsi="Times New Roman"/>
+          <w:sz w:val="24"/>
+        </w:rPr>
+        <w:t>бу́де,</w:t>
+      </w:r>
+      <w:r>
+        <w:rPr>
+          <w:rFonts w:ascii="Times New Roman" w:hAnsi="Times New Roman"/>
+          <w:sz w:val="24"/>
+        </w:rPr>
+        <w:t xml:space="preserve"> </w:t>
+      </w:r>
+      <w:r>
+        <w:rPr>
+          <w:rFonts w:ascii="Times New Roman" w:hAnsi="Times New Roman"/>
+          <w:sz w:val="24"/>
+        </w:rPr>
+        <w:t>Го́споди,</w:t>
+      </w:r>
+      <w:r>
+        <w:rPr>
+          <w:rFonts w:ascii="Times New Roman" w:hAnsi="Times New Roman"/>
+          <w:sz w:val="24"/>
+        </w:rPr>
+        <w:t xml:space="preserve"> </w:t>
+      </w:r>
+      <w:r>
+        <w:rPr>
+          <w:rFonts w:ascii="Times New Roman" w:hAnsi="Times New Roman"/>
+          <w:sz w:val="24"/>
+        </w:rPr>
+        <w:t>ми́лість</w:t>
+      </w:r>
+      <w:r>
+        <w:rPr>
+          <w:rFonts w:ascii="Times New Roman" w:hAnsi="Times New Roman"/>
+          <w:sz w:val="24"/>
+        </w:rPr>
+        <w:t xml:space="preserve"> </w:t>
+      </w:r>
+      <w:r>
+        <w:rPr>
+          <w:rFonts w:ascii="Times New Roman" w:hAnsi="Times New Roman"/>
+          <w:sz w:val="24"/>
+        </w:rPr>
+        <w:t>Твоя́</w:t>
+      </w:r>
+      <w:r>
+        <w:rPr>
+          <w:rFonts w:ascii="Times New Roman" w:hAnsi="Times New Roman"/>
+          <w:sz w:val="24"/>
+        </w:rPr>
+        <w:t xml:space="preserve"> </w:t>
+      </w:r>
+      <w:r>
+        <w:rPr>
+          <w:rFonts w:ascii="Times New Roman" w:hAnsi="Times New Roman"/>
+          <w:sz w:val="24"/>
+        </w:rPr>
+        <w:t>на</w:t>
+      </w:r>
+      <w:r>
+        <w:rPr>
+          <w:rFonts w:ascii="Times New Roman" w:hAnsi="Times New Roman"/>
+          <w:sz w:val="24"/>
+        </w:rPr>
+        <w:t xml:space="preserve"> </w:t>
+      </w:r>
+      <w:r>
+        <w:rPr>
+          <w:rFonts w:ascii="Times New Roman" w:hAnsi="Times New Roman"/>
+          <w:sz w:val="24"/>
+        </w:rPr>
+        <w:t>нас,*</w:t>
+      </w:r>
+      <w:r>
+        <w:rPr>
+          <w:rFonts w:ascii="Times New Roman" w:hAnsi="Times New Roman"/>
+          <w:sz w:val="24"/>
+        </w:rPr>
+        <w:t xml:space="preserve"> </w:t>
+      </w:r>
+      <w:r>
+        <w:rPr>
+          <w:rFonts w:ascii="Times New Roman" w:hAnsi="Times New Roman"/>
+          <w:sz w:val="24"/>
+        </w:rPr>
+        <w:t>бо</w:t>
+      </w:r>
+      <w:r>
+        <w:rPr>
+          <w:rFonts w:ascii="Times New Roman" w:hAnsi="Times New Roman"/>
+          <w:sz w:val="24"/>
+        </w:rPr>
+        <w:t xml:space="preserve"> </w:t>
+      </w:r>
+      <w:r>
+        <w:rPr>
+          <w:rFonts w:ascii="Times New Roman" w:hAnsi="Times New Roman"/>
+          <w:sz w:val="24"/>
+        </w:rPr>
+        <w:t>ми</w:t>
+      </w:r>
+      <w:r>
+        <w:rPr>
+          <w:rFonts w:ascii="Times New Roman" w:hAnsi="Times New Roman"/>
+          <w:sz w:val="24"/>
+        </w:rPr>
+        <w:t xml:space="preserve"> </w:t>
+      </w:r>
+      <w:r>
+        <w:rPr>
+          <w:rFonts w:ascii="Times New Roman" w:hAnsi="Times New Roman"/>
+          <w:sz w:val="24"/>
+        </w:rPr>
+        <w:t>наді́ємось</w:t>
+      </w:r>
+      <w:r>
+        <w:rPr>
+          <w:rFonts w:ascii="Times New Roman" w:hAnsi="Times New Roman"/>
+          <w:sz w:val="24"/>
+        </w:rPr>
+        <w:t xml:space="preserve"> </w:t>
+      </w:r>
+      <w:r>
+        <w:rPr>
+          <w:rFonts w:ascii="Times New Roman" w:hAnsi="Times New Roman"/>
+          <w:sz w:val="24"/>
+        </w:rPr>
+        <w:t>на</w:t>
+      </w:r>
+      <w:r>
+        <w:rPr>
+          <w:rFonts w:ascii="Times New Roman" w:hAnsi="Times New Roman"/>
+          <w:sz w:val="24"/>
+        </w:rPr>
+        <w:t xml:space="preserve"> </w:t>
+      </w:r>
+      <w:r>
+        <w:rPr>
+          <w:rFonts w:ascii="Times New Roman" w:hAnsi="Times New Roman"/>
+          <w:sz w:val="24"/>
+        </w:rPr>
+        <w:t>Те́бе.</w:t>
+      </w:r>
+    </w:p>
+    <w:p>
+      <w:pPr>
+        <w:spacing w:after="120"/>
+      </w:pPr>
+      <w:r>
+        <w:rPr>
+          <w:rFonts w:ascii="Times New Roman" w:hAnsi="Times New Roman"/>
+          <w:sz w:val="24"/>
+        </w:rPr>
+        <w:t>Благослове́нний</w:t>
+      </w:r>
+      <w:r>
+        <w:rPr>
+          <w:rFonts w:ascii="Times New Roman" w:hAnsi="Times New Roman"/>
+          <w:sz w:val="24"/>
+        </w:rPr>
+        <w:t xml:space="preserve"> </w:t>
+      </w:r>
+      <w:r>
+        <w:rPr>
+          <w:rFonts w:ascii="Times New Roman" w:hAnsi="Times New Roman"/>
+          <w:sz w:val="24"/>
+        </w:rPr>
+        <w:t>Ти,</w:t>
+      </w:r>
+      <w:r>
+        <w:rPr>
+          <w:rFonts w:ascii="Times New Roman" w:hAnsi="Times New Roman"/>
+          <w:sz w:val="24"/>
+        </w:rPr>
+        <w:t xml:space="preserve"> </w:t>
+      </w:r>
+      <w:r>
+        <w:rPr>
+          <w:rFonts w:ascii="Times New Roman" w:hAnsi="Times New Roman"/>
+          <w:sz w:val="24"/>
+        </w:rPr>
+        <w:t>Го́споди,*</w:t>
+      </w:r>
+      <w:r>
+        <w:rPr>
+          <w:rFonts w:ascii="Times New Roman" w:hAnsi="Times New Roman"/>
+          <w:sz w:val="24"/>
+        </w:rPr>
+        <w:t xml:space="preserve"> </w:t>
+      </w:r>
+      <w:r>
+        <w:rPr>
+          <w:rFonts w:ascii="Times New Roman" w:hAnsi="Times New Roman"/>
+          <w:sz w:val="24"/>
+        </w:rPr>
+        <w:t>навчи́</w:t>
+      </w:r>
+      <w:r>
+        <w:rPr>
+          <w:rFonts w:ascii="Times New Roman" w:hAnsi="Times New Roman"/>
+          <w:sz w:val="24"/>
+        </w:rPr>
+        <w:t xml:space="preserve"> </w:t>
+      </w:r>
+      <w:r>
+        <w:rPr>
+          <w:rFonts w:ascii="Times New Roman" w:hAnsi="Times New Roman"/>
+          <w:sz w:val="24"/>
+        </w:rPr>
+        <w:t>мене́</w:t>
+      </w:r>
+      <w:r>
+        <w:rPr>
+          <w:rFonts w:ascii="Times New Roman" w:hAnsi="Times New Roman"/>
+          <w:sz w:val="24"/>
+        </w:rPr>
+        <w:t xml:space="preserve"> </w:t>
+      </w:r>
+      <w:r>
+        <w:rPr>
+          <w:rFonts w:ascii="Times New Roman" w:hAnsi="Times New Roman"/>
+          <w:sz w:val="24"/>
+        </w:rPr>
+        <w:t>устано́в</w:t>
+      </w:r>
+      <w:r>
+        <w:rPr>
+          <w:rFonts w:ascii="Times New Roman" w:hAnsi="Times New Roman"/>
+          <w:sz w:val="24"/>
+        </w:rPr>
+        <w:t xml:space="preserve"> </w:t>
+      </w:r>
+      <w:r>
+        <w:rPr>
+          <w:rFonts w:ascii="Times New Roman" w:hAnsi="Times New Roman"/>
+          <w:sz w:val="24"/>
+        </w:rPr>
+        <w:t>Твої́х.</w:t>
+      </w:r>
+    </w:p>
+    <w:p>
+      <w:pPr>
+        <w:spacing w:after="120"/>
+      </w:pPr>
+      <w:r>
+        <w:rPr>
+          <w:rFonts w:ascii="Times New Roman" w:hAnsi="Times New Roman"/>
+          <w:sz w:val="24"/>
+        </w:rPr>
+        <w:t>Благослове́нний</w:t>
+      </w:r>
+      <w:r>
+        <w:rPr>
+          <w:rFonts w:ascii="Times New Roman" w:hAnsi="Times New Roman"/>
+          <w:sz w:val="24"/>
+        </w:rPr>
+        <w:t xml:space="preserve"> </w:t>
+      </w:r>
+      <w:r>
+        <w:rPr>
+          <w:rFonts w:ascii="Times New Roman" w:hAnsi="Times New Roman"/>
+          <w:sz w:val="24"/>
+        </w:rPr>
+        <w:t>Ти,</w:t>
+      </w:r>
+      <w:r>
+        <w:rPr>
+          <w:rFonts w:ascii="Times New Roman" w:hAnsi="Times New Roman"/>
+          <w:sz w:val="24"/>
+        </w:rPr>
+        <w:t xml:space="preserve"> </w:t>
+      </w:r>
+      <w:r>
+        <w:rPr>
+          <w:rFonts w:ascii="Times New Roman" w:hAnsi="Times New Roman"/>
+          <w:sz w:val="24"/>
+        </w:rPr>
+        <w:t>Влади́ко,*</w:t>
+      </w:r>
+      <w:r>
+        <w:rPr>
+          <w:rFonts w:ascii="Times New Roman" w:hAnsi="Times New Roman"/>
+          <w:sz w:val="24"/>
+        </w:rPr>
+        <w:t xml:space="preserve"> </w:t>
+      </w:r>
+      <w:r>
+        <w:rPr>
+          <w:rFonts w:ascii="Times New Roman" w:hAnsi="Times New Roman"/>
+          <w:sz w:val="24"/>
+        </w:rPr>
+        <w:t>врозуми́</w:t>
+      </w:r>
+      <w:r>
+        <w:rPr>
+          <w:rFonts w:ascii="Times New Roman" w:hAnsi="Times New Roman"/>
+          <w:sz w:val="24"/>
+        </w:rPr>
+        <w:t xml:space="preserve"> </w:t>
+      </w:r>
+      <w:r>
+        <w:rPr>
+          <w:rFonts w:ascii="Times New Roman" w:hAnsi="Times New Roman"/>
+          <w:sz w:val="24"/>
+        </w:rPr>
+        <w:t>мене́</w:t>
+      </w:r>
+      <w:r>
+        <w:rPr>
+          <w:rFonts w:ascii="Times New Roman" w:hAnsi="Times New Roman"/>
+          <w:sz w:val="24"/>
+        </w:rPr>
+        <w:t xml:space="preserve"> </w:t>
+      </w:r>
+      <w:r>
+        <w:rPr>
+          <w:rFonts w:ascii="Times New Roman" w:hAnsi="Times New Roman"/>
+          <w:sz w:val="24"/>
+        </w:rPr>
+        <w:t>устано́вами</w:t>
+      </w:r>
+      <w:r>
+        <w:rPr>
+          <w:rFonts w:ascii="Times New Roman" w:hAnsi="Times New Roman"/>
+          <w:sz w:val="24"/>
+        </w:rPr>
+        <w:t xml:space="preserve"> </w:t>
+      </w:r>
+      <w:r>
+        <w:rPr>
+          <w:rFonts w:ascii="Times New Roman" w:hAnsi="Times New Roman"/>
+          <w:sz w:val="24"/>
+        </w:rPr>
+        <w:t>Твої́ми.</w:t>
+      </w:r>
+    </w:p>
+    <w:p>
+      <w:pPr>
+        <w:spacing w:after="120"/>
+      </w:pPr>
+      <w:r>
+        <w:rPr>
+          <w:rFonts w:ascii="Times New Roman" w:hAnsi="Times New Roman"/>
+          <w:sz w:val="24"/>
+        </w:rPr>
+        <w:t>Благослове́нний</w:t>
+      </w:r>
+      <w:r>
+        <w:rPr>
+          <w:rFonts w:ascii="Times New Roman" w:hAnsi="Times New Roman"/>
+          <w:sz w:val="24"/>
+        </w:rPr>
+        <w:t xml:space="preserve"> </w:t>
+      </w:r>
+      <w:r>
+        <w:rPr>
+          <w:rFonts w:ascii="Times New Roman" w:hAnsi="Times New Roman"/>
+          <w:sz w:val="24"/>
+        </w:rPr>
+        <w:t>Ти,</w:t>
+      </w:r>
+      <w:r>
+        <w:rPr>
+          <w:rFonts w:ascii="Times New Roman" w:hAnsi="Times New Roman"/>
+          <w:sz w:val="24"/>
+        </w:rPr>
+        <w:t xml:space="preserve"> </w:t>
+      </w:r>
+      <w:r>
+        <w:rPr>
+          <w:rFonts w:ascii="Times New Roman" w:hAnsi="Times New Roman"/>
+          <w:sz w:val="24"/>
+        </w:rPr>
+        <w:t>Святи́й,*</w:t>
+      </w:r>
+      <w:r>
+        <w:rPr>
+          <w:rFonts w:ascii="Times New Roman" w:hAnsi="Times New Roman"/>
+          <w:sz w:val="24"/>
+        </w:rPr>
+        <w:t xml:space="preserve"> </w:t>
+      </w:r>
+      <w:r>
+        <w:rPr>
+          <w:rFonts w:ascii="Times New Roman" w:hAnsi="Times New Roman"/>
+          <w:sz w:val="24"/>
+        </w:rPr>
+        <w:t>просвіти́</w:t>
+      </w:r>
+      <w:r>
+        <w:rPr>
+          <w:rFonts w:ascii="Times New Roman" w:hAnsi="Times New Roman"/>
+          <w:sz w:val="24"/>
+        </w:rPr>
+        <w:t xml:space="preserve"> </w:t>
+      </w:r>
+      <w:r>
+        <w:rPr>
+          <w:rFonts w:ascii="Times New Roman" w:hAnsi="Times New Roman"/>
+          <w:sz w:val="24"/>
+        </w:rPr>
+        <w:t>мене́</w:t>
+      </w:r>
+      <w:r>
+        <w:rPr>
+          <w:rFonts w:ascii="Times New Roman" w:hAnsi="Times New Roman"/>
+          <w:sz w:val="24"/>
+        </w:rPr>
+        <w:t xml:space="preserve"> </w:t>
+      </w:r>
+      <w:r>
+        <w:rPr>
+          <w:rFonts w:ascii="Times New Roman" w:hAnsi="Times New Roman"/>
+          <w:sz w:val="24"/>
+        </w:rPr>
+        <w:t>устано́вами</w:t>
+      </w:r>
+      <w:r>
+        <w:rPr>
+          <w:rFonts w:ascii="Times New Roman" w:hAnsi="Times New Roman"/>
+          <w:sz w:val="24"/>
+        </w:rPr>
+        <w:t xml:space="preserve"> </w:t>
+      </w:r>
+      <w:r>
+        <w:rPr>
+          <w:rFonts w:ascii="Times New Roman" w:hAnsi="Times New Roman"/>
+          <w:sz w:val="24"/>
+        </w:rPr>
+        <w:t>Твої́ми.</w:t>
+      </w:r>
+    </w:p>
+    <w:p>
+      <w:pPr>
+        <w:spacing w:after="120"/>
+      </w:pPr>
+      <w:r>
+        <w:rPr>
+          <w:rFonts w:ascii="Times New Roman" w:hAnsi="Times New Roman"/>
+          <w:sz w:val="24"/>
+        </w:rPr>
+        <w:t>Го́споди,</w:t>
+      </w:r>
+      <w:r>
+        <w:rPr>
+          <w:rFonts w:ascii="Times New Roman" w:hAnsi="Times New Roman"/>
+          <w:sz w:val="24"/>
+        </w:rPr>
+        <w:t xml:space="preserve"> </w:t>
+      </w:r>
+      <w:r>
+        <w:rPr>
+          <w:rFonts w:ascii="Times New Roman" w:hAnsi="Times New Roman"/>
+          <w:sz w:val="24"/>
+        </w:rPr>
+        <w:t>ми́лість</w:t>
+      </w:r>
+      <w:r>
+        <w:rPr>
+          <w:rFonts w:ascii="Times New Roman" w:hAnsi="Times New Roman"/>
+          <w:sz w:val="24"/>
+        </w:rPr>
+        <w:t xml:space="preserve"> </w:t>
+      </w:r>
+      <w:r>
+        <w:rPr>
+          <w:rFonts w:ascii="Times New Roman" w:hAnsi="Times New Roman"/>
+          <w:sz w:val="24"/>
+        </w:rPr>
+        <w:t>Твоя́</w:t>
+      </w:r>
+      <w:r>
+        <w:rPr>
+          <w:rFonts w:ascii="Times New Roman" w:hAnsi="Times New Roman"/>
+          <w:sz w:val="24"/>
+        </w:rPr>
+        <w:t xml:space="preserve"> </w:t>
+      </w:r>
+      <w:r>
+        <w:rPr>
+          <w:rFonts w:ascii="Times New Roman" w:hAnsi="Times New Roman"/>
+          <w:sz w:val="24"/>
+        </w:rPr>
+        <w:t>пові́ки,*</w:t>
+      </w:r>
+      <w:r>
+        <w:rPr>
+          <w:rFonts w:ascii="Times New Roman" w:hAnsi="Times New Roman"/>
+          <w:sz w:val="24"/>
+        </w:rPr>
+        <w:t xml:space="preserve"> </w:t>
+      </w:r>
+      <w:r>
+        <w:rPr>
+          <w:rFonts w:ascii="Times New Roman" w:hAnsi="Times New Roman"/>
+          <w:sz w:val="24"/>
+        </w:rPr>
+        <w:t>не</w:t>
+      </w:r>
+      <w:r>
+        <w:rPr>
+          <w:rFonts w:ascii="Times New Roman" w:hAnsi="Times New Roman"/>
+          <w:sz w:val="24"/>
+        </w:rPr>
+        <w:t xml:space="preserve"> </w:t>
+      </w:r>
+      <w:r>
+        <w:rPr>
+          <w:rFonts w:ascii="Times New Roman" w:hAnsi="Times New Roman"/>
+          <w:sz w:val="24"/>
+        </w:rPr>
+        <w:t>покида́й</w:t>
+      </w:r>
+      <w:r>
+        <w:rPr>
+          <w:rFonts w:ascii="Times New Roman" w:hAnsi="Times New Roman"/>
+          <w:sz w:val="24"/>
+        </w:rPr>
+        <w:t xml:space="preserve"> </w:t>
+      </w:r>
+      <w:r>
+        <w:rPr>
+          <w:rFonts w:ascii="Times New Roman" w:hAnsi="Times New Roman"/>
+          <w:sz w:val="24"/>
+        </w:rPr>
+        <w:t>ді́ло</w:t>
+      </w:r>
+      <w:r>
+        <w:rPr>
+          <w:rFonts w:ascii="Times New Roman" w:hAnsi="Times New Roman"/>
+          <w:sz w:val="24"/>
+        </w:rPr>
+        <w:t xml:space="preserve"> </w:t>
+      </w:r>
+      <w:r>
+        <w:rPr>
+          <w:rFonts w:ascii="Times New Roman" w:hAnsi="Times New Roman"/>
+          <w:sz w:val="24"/>
+        </w:rPr>
+        <w:t>рук</w:t>
+      </w:r>
+      <w:r>
+        <w:rPr>
+          <w:rFonts w:ascii="Times New Roman" w:hAnsi="Times New Roman"/>
+          <w:sz w:val="24"/>
+        </w:rPr>
+        <w:t xml:space="preserve"> </w:t>
+      </w:r>
+      <w:r>
+        <w:rPr>
+          <w:rFonts w:ascii="Times New Roman" w:hAnsi="Times New Roman"/>
+          <w:sz w:val="24"/>
+        </w:rPr>
+        <w:t>Твої́х.</w:t>
+      </w:r>
+    </w:p>
+    <w:p>
+      <w:pPr>
+        <w:spacing w:after="120"/>
+      </w:pPr>
+      <w:r>
+        <w:rPr>
+          <w:rFonts w:ascii="Times New Roman" w:hAnsi="Times New Roman"/>
+          <w:sz w:val="24"/>
+        </w:rPr>
+        <w:t>Тобі́</w:t>
+      </w:r>
+      <w:r>
+        <w:rPr>
+          <w:rFonts w:ascii="Times New Roman" w:hAnsi="Times New Roman"/>
+          <w:sz w:val="24"/>
+        </w:rPr>
+        <w:t xml:space="preserve"> </w:t>
+      </w:r>
+      <w:r>
+        <w:rPr>
+          <w:rFonts w:ascii="Times New Roman" w:hAnsi="Times New Roman"/>
+          <w:sz w:val="24"/>
+        </w:rPr>
+        <w:t>нале́жить</w:t>
+      </w:r>
+      <w:r>
+        <w:rPr>
+          <w:rFonts w:ascii="Times New Roman" w:hAnsi="Times New Roman"/>
+          <w:sz w:val="24"/>
+        </w:rPr>
+        <w:t xml:space="preserve"> </w:t>
+      </w:r>
+      <w:r>
+        <w:rPr>
+          <w:rFonts w:ascii="Times New Roman" w:hAnsi="Times New Roman"/>
+          <w:sz w:val="24"/>
+        </w:rPr>
+        <w:t>хвала́,*</w:t>
+      </w:r>
+      <w:r>
+        <w:rPr>
+          <w:rFonts w:ascii="Times New Roman" w:hAnsi="Times New Roman"/>
+          <w:sz w:val="24"/>
+        </w:rPr>
+        <w:t xml:space="preserve"> </w:t>
+      </w:r>
+      <w:r>
+        <w:rPr>
+          <w:rFonts w:ascii="Times New Roman" w:hAnsi="Times New Roman"/>
+          <w:sz w:val="24"/>
+        </w:rPr>
+        <w:t>Тобі́</w:t>
+      </w:r>
+      <w:r>
+        <w:rPr>
+          <w:rFonts w:ascii="Times New Roman" w:hAnsi="Times New Roman"/>
+          <w:sz w:val="24"/>
+        </w:rPr>
+        <w:t xml:space="preserve"> </w:t>
+      </w:r>
+      <w:r>
+        <w:rPr>
+          <w:rFonts w:ascii="Times New Roman" w:hAnsi="Times New Roman"/>
+          <w:sz w:val="24"/>
+        </w:rPr>
+        <w:t>нале́жить</w:t>
+      </w:r>
+      <w:r>
+        <w:rPr>
+          <w:rFonts w:ascii="Times New Roman" w:hAnsi="Times New Roman"/>
+          <w:sz w:val="24"/>
+        </w:rPr>
+        <w:t xml:space="preserve"> </w:t>
+      </w:r>
+      <w:r>
+        <w:rPr>
+          <w:rFonts w:ascii="Times New Roman" w:hAnsi="Times New Roman"/>
+          <w:sz w:val="24"/>
+        </w:rPr>
+        <w:t>пі́сня.</w:t>
+      </w:r>
+    </w:p>
+    <w:p>
+      <w:pPr>
+        <w:spacing w:after="120"/>
+      </w:pPr>
+      <w:r>
+        <w:rPr>
+          <w:rFonts w:ascii="Times New Roman" w:hAnsi="Times New Roman"/>
+          <w:sz w:val="24"/>
+        </w:rPr>
+        <w:t>Тобі́</w:t>
+      </w:r>
+      <w:r>
+        <w:rPr>
+          <w:rFonts w:ascii="Times New Roman" w:hAnsi="Times New Roman"/>
+          <w:sz w:val="24"/>
+        </w:rPr>
+        <w:t xml:space="preserve"> </w:t>
+      </w:r>
+      <w:r>
+        <w:rPr>
+          <w:rFonts w:ascii="Times New Roman" w:hAnsi="Times New Roman"/>
+          <w:sz w:val="24"/>
+        </w:rPr>
+        <w:t>нале́жить</w:t>
+      </w:r>
+      <w:r>
+        <w:rPr>
+          <w:rFonts w:ascii="Times New Roman" w:hAnsi="Times New Roman"/>
+          <w:sz w:val="24"/>
+        </w:rPr>
+        <w:t xml:space="preserve"> </w:t>
+      </w:r>
+      <w:r>
+        <w:rPr>
+          <w:rFonts w:ascii="Times New Roman" w:hAnsi="Times New Roman"/>
+          <w:sz w:val="24"/>
+        </w:rPr>
+        <w:t>сла́ва:*</w:t>
+      </w:r>
+      <w:r>
+        <w:rPr>
+          <w:rFonts w:ascii="Times New Roman" w:hAnsi="Times New Roman"/>
+          <w:sz w:val="24"/>
+        </w:rPr>
+        <w:t xml:space="preserve"> </w:t>
+      </w:r>
+      <w:r>
+        <w:rPr>
+          <w:rFonts w:ascii="Times New Roman" w:hAnsi="Times New Roman"/>
+          <w:sz w:val="24"/>
+        </w:rPr>
+        <w:t>Отцю́</w:t>
+      </w:r>
+      <w:r>
+        <w:rPr>
+          <w:rFonts w:ascii="Times New Roman" w:hAnsi="Times New Roman"/>
+          <w:sz w:val="24"/>
+        </w:rPr>
+        <w:t xml:space="preserve"> </w:t>
+      </w:r>
+      <w:r>
+        <w:rPr>
+          <w:rFonts w:ascii="Times New Roman" w:hAnsi="Times New Roman"/>
+          <w:sz w:val="24"/>
+        </w:rPr>
+        <w:t>і</w:t>
+      </w:r>
+      <w:r>
+        <w:rPr>
+          <w:rFonts w:ascii="Times New Roman" w:hAnsi="Times New Roman"/>
+          <w:sz w:val="24"/>
+        </w:rPr>
+        <w:t xml:space="preserve"> </w:t>
+      </w:r>
+      <w:r>
+        <w:rPr>
+          <w:rFonts w:ascii="Times New Roman" w:hAnsi="Times New Roman"/>
+          <w:sz w:val="24"/>
+        </w:rPr>
+        <w:t>Си́ну,</w:t>
+      </w:r>
+      <w:r>
+        <w:rPr>
+          <w:rFonts w:ascii="Times New Roman" w:hAnsi="Times New Roman"/>
+          <w:sz w:val="24"/>
+        </w:rPr>
+        <w:t xml:space="preserve"> </w:t>
+      </w:r>
+      <w:r>
+        <w:rPr>
+          <w:rFonts w:ascii="Times New Roman" w:hAnsi="Times New Roman"/>
+          <w:sz w:val="24"/>
+        </w:rPr>
+        <w:t>і</w:t>
+      </w:r>
+      <w:r>
+        <w:rPr>
+          <w:rFonts w:ascii="Times New Roman" w:hAnsi="Times New Roman"/>
+          <w:sz w:val="24"/>
+        </w:rPr>
+        <w:t xml:space="preserve"> </w:t>
+      </w:r>
+      <w:r>
+        <w:rPr>
+          <w:rFonts w:ascii="Times New Roman" w:hAnsi="Times New Roman"/>
+          <w:sz w:val="24"/>
+        </w:rPr>
+        <w:t>Свято́му</w:t>
+      </w:r>
+      <w:r>
+        <w:rPr>
+          <w:rFonts w:ascii="Times New Roman" w:hAnsi="Times New Roman"/>
+          <w:sz w:val="24"/>
+        </w:rPr>
+        <w:t xml:space="preserve"> </w:t>
+      </w:r>
+      <w:r>
+        <w:rPr>
+          <w:rFonts w:ascii="Times New Roman" w:hAnsi="Times New Roman"/>
+          <w:sz w:val="24"/>
+        </w:rPr>
+        <w:t>Ду́хові,</w:t>
+      </w:r>
+    </w:p>
+    <w:p>
+      <w:pPr>
+        <w:spacing w:after="120"/>
+      </w:pPr>
+      <w:r>
+        <w:rPr>
+          <w:rFonts w:ascii="Times New Roman" w:hAnsi="Times New Roman"/>
+          <w:sz w:val="24"/>
+        </w:rPr>
+        <w:t>І</w:t>
+      </w:r>
+      <w:r>
+        <w:rPr>
+          <w:rFonts w:ascii="Times New Roman" w:hAnsi="Times New Roman"/>
+          <w:sz w:val="24"/>
+        </w:rPr>
+        <w:t xml:space="preserve"> </w:t>
+      </w:r>
+      <w:r>
+        <w:rPr>
+          <w:rFonts w:ascii="Times New Roman" w:hAnsi="Times New Roman"/>
+          <w:sz w:val="24"/>
+        </w:rPr>
+        <w:t>ни́ні</w:t>
+      </w:r>
+      <w:r>
+        <w:rPr>
+          <w:rFonts w:ascii="Times New Roman" w:hAnsi="Times New Roman"/>
+          <w:sz w:val="24"/>
+        </w:rPr>
+        <w:t xml:space="preserve"> </w:t>
+      </w:r>
+      <w:r>
+        <w:rPr>
+          <w:rFonts w:ascii="Times New Roman" w:hAnsi="Times New Roman"/>
+          <w:sz w:val="24"/>
+        </w:rPr>
+        <w:t>і</w:t>
+      </w:r>
+      <w:r>
+        <w:rPr>
+          <w:rFonts w:ascii="Times New Roman" w:hAnsi="Times New Roman"/>
+          <w:sz w:val="24"/>
+        </w:rPr>
+        <w:t xml:space="preserve"> </w:t>
+      </w:r>
+      <w:r>
+        <w:rPr>
+          <w:rFonts w:ascii="Times New Roman" w:hAnsi="Times New Roman"/>
+          <w:sz w:val="24"/>
+        </w:rPr>
+        <w:t>повсякча́с,*</w:t>
+      </w:r>
+      <w:r>
+        <w:rPr>
+          <w:rFonts w:ascii="Times New Roman" w:hAnsi="Times New Roman"/>
+          <w:sz w:val="24"/>
+        </w:rPr>
+        <w:t xml:space="preserve"> </w:t>
+      </w:r>
+      <w:r>
+        <w:rPr>
+          <w:rFonts w:ascii="Times New Roman" w:hAnsi="Times New Roman"/>
+          <w:sz w:val="24"/>
+        </w:rPr>
+        <w:t>і</w:t>
+      </w:r>
+      <w:r>
+        <w:rPr>
+          <w:rFonts w:ascii="Times New Roman" w:hAnsi="Times New Roman"/>
+          <w:sz w:val="24"/>
+        </w:rPr>
+        <w:t xml:space="preserve"> </w:t>
+      </w:r>
+      <w:r>
+        <w:rPr>
+          <w:rFonts w:ascii="Times New Roman" w:hAnsi="Times New Roman"/>
+          <w:sz w:val="24"/>
+        </w:rPr>
+        <w:t>на</w:t>
+      </w:r>
+      <w:r>
+        <w:rPr>
+          <w:rFonts w:ascii="Times New Roman" w:hAnsi="Times New Roman"/>
+          <w:sz w:val="24"/>
+        </w:rPr>
+        <w:t xml:space="preserve"> </w:t>
+      </w:r>
+      <w:r>
+        <w:rPr>
+          <w:rFonts w:ascii="Times New Roman" w:hAnsi="Times New Roman"/>
+          <w:sz w:val="24"/>
+        </w:rPr>
+        <w:t>ві́ки</w:t>
+      </w:r>
+      <w:r>
+        <w:rPr>
+          <w:rFonts w:ascii="Times New Roman" w:hAnsi="Times New Roman"/>
+          <w:sz w:val="24"/>
+        </w:rPr>
+        <w:t xml:space="preserve"> </w:t>
+      </w:r>
+      <w:r>
+        <w:rPr>
+          <w:rFonts w:ascii="Times New Roman" w:hAnsi="Times New Roman"/>
+          <w:sz w:val="24"/>
+        </w:rPr>
+        <w:t>вікі́в.</w:t>
+      </w:r>
+      <w:r>
+        <w:rPr>
+          <w:rFonts w:ascii="Times New Roman" w:hAnsi="Times New Roman"/>
+          <w:sz w:val="24"/>
+        </w:rPr>
+        <w:t xml:space="preserve"> </w:t>
+      </w:r>
+      <w:r>
+        <w:rPr>
+          <w:rFonts w:ascii="Times New Roman" w:hAnsi="Times New Roman"/>
+          <w:sz w:val="24"/>
+        </w:rPr>
+        <w:t>Амі́нь.</w:t>
       </w:r>
     </w:p>
     <w:p>
@@ -4838,39 +7423,367 @@
     <w:p>
       <w:pPr>
         <w:spacing w:after="120"/>
-        <w:jc w:val="both"/>
-        <w:rPr>
-          <w:rFonts w:ascii="Times New Roman" w:hAnsi="Times New Roman" w:cs="Times New Roman"/>
-          <w:sz w:val="24"/>
-          <w:szCs w:val="24"/>
-        </w:rPr>
-      </w:pPr>
-      <w:r>
-        <w:rPr>
-          <w:rFonts w:ascii="Times New Roman" w:hAnsi="Times New Roman" w:cs="Times New Roman"/>
-          <w:i/>
-          <w:color w:val="FF0000"/>
-          <w:sz w:val="24"/>
-          <w:szCs w:val="24"/>
+      </w:pPr>
+      <w:r>
+        <w:rPr>
+          <w:rFonts w:ascii="Times New Roman" w:hAnsi="Times New Roman"/>
+          <w:i/>
+          <w:color w:val="FF0000"/>
+          <w:sz w:val="24"/>
         </w:rPr>
         <w:t>Священик:</w:t>
       </w:r>
       <w:r>
         <w:rPr>
-          <w:rFonts w:ascii="Times New Roman" w:hAnsi="Times New Roman" w:cs="Times New Roman"/>
-          <w:color w:val="FF0000"/>
-          <w:sz w:val="24"/>
-          <w:szCs w:val="24"/>
-        </w:rPr>
-        <w:t xml:space="preserve"> </w:t>
-      </w:r>
-      <w:r>
-        <w:rPr>
-          <w:rFonts w:ascii="Times New Roman" w:hAnsi="Times New Roman" w:cs="Times New Roman"/>
-          <w:sz w:val="24"/>
-          <w:szCs w:val="24"/>
-        </w:rPr>
-        <w:t>Нехай буде влада царства твого благословенна і дуже прославлена: Отця, і Сина, і Святого Духа, нині і повсякчас, і на віки віків.</w:t>
+          <w:rFonts w:ascii="Times New Roman" w:hAnsi="Times New Roman"/>
+          <w:color w:val="FF0000"/>
+          <w:sz w:val="24"/>
+        </w:rPr>
+        <w:t xml:space="preserve"> </w:t>
+      </w:r>
+      <w:r>
+        <w:rPr>
+          <w:rFonts w:ascii="Times New Roman" w:hAnsi="Times New Roman"/>
+          <w:color w:val="000000"/>
+          <w:sz w:val="24"/>
+        </w:rPr>
+        <w:t>Нехай</w:t>
+      </w:r>
+      <w:r>
+        <w:rPr>
+          <w:rFonts w:ascii="Times New Roman" w:hAnsi="Times New Roman"/>
+          <w:color w:val="000000"/>
+          <w:sz w:val="24"/>
+        </w:rPr>
+        <w:t xml:space="preserve"> </w:t>
+      </w:r>
+      <w:r>
+        <w:rPr>
+          <w:rFonts w:ascii="Times New Roman" w:hAnsi="Times New Roman"/>
+          <w:color w:val="000000"/>
+          <w:sz w:val="24"/>
+        </w:rPr>
+        <w:t>буде</w:t>
+      </w:r>
+      <w:r>
+        <w:rPr>
+          <w:rFonts w:ascii="Times New Roman" w:hAnsi="Times New Roman"/>
+          <w:color w:val="000000"/>
+          <w:sz w:val="24"/>
+        </w:rPr>
+        <w:t xml:space="preserve"> </w:t>
+      </w:r>
+      <w:r>
+        <w:rPr>
+          <w:rFonts w:ascii="Times New Roman" w:hAnsi="Times New Roman"/>
+          <w:color w:val="000000"/>
+          <w:sz w:val="24"/>
+        </w:rPr>
+        <w:t>влада</w:t>
+      </w:r>
+      <w:r>
+        <w:rPr>
+          <w:rFonts w:ascii="Times New Roman" w:hAnsi="Times New Roman"/>
+          <w:color w:val="000000"/>
+          <w:sz w:val="24"/>
+        </w:rPr>
+        <w:t xml:space="preserve"> </w:t>
+      </w:r>
+      <w:r>
+        <w:rPr>
+          <w:rFonts w:ascii="Times New Roman" w:hAnsi="Times New Roman"/>
+          <w:color w:val="000000"/>
+          <w:sz w:val="24"/>
+        </w:rPr>
+        <w:t>царства</w:t>
+      </w:r>
+      <w:r>
+        <w:rPr>
+          <w:rFonts w:ascii="Times New Roman" w:hAnsi="Times New Roman"/>
+          <w:color w:val="000000"/>
+          <w:sz w:val="24"/>
+        </w:rPr>
+        <w:t xml:space="preserve"> </w:t>
+      </w:r>
+      <w:r>
+        <w:rPr>
+          <w:rFonts w:ascii="Times New Roman" w:hAnsi="Times New Roman"/>
+          <w:color w:val="000000"/>
+          <w:sz w:val="24"/>
+        </w:rPr>
+        <w:t>Твого</w:t>
+      </w:r>
+      <w:r>
+        <w:rPr>
+          <w:rFonts w:ascii="Times New Roman" w:hAnsi="Times New Roman"/>
+          <w:color w:val="000000"/>
+          <w:sz w:val="24"/>
+        </w:rPr>
+        <w:t xml:space="preserve"> </w:t>
+      </w:r>
+      <w:r>
+        <w:rPr>
+          <w:rFonts w:ascii="Times New Roman" w:hAnsi="Times New Roman"/>
+          <w:color w:val="000000"/>
+          <w:sz w:val="24"/>
+        </w:rPr>
+        <w:t>благословенна</w:t>
+      </w:r>
+      <w:r>
+        <w:rPr>
+          <w:rFonts w:ascii="Times New Roman" w:hAnsi="Times New Roman"/>
+          <w:color w:val="000000"/>
+          <w:sz w:val="24"/>
+        </w:rPr>
+        <w:t xml:space="preserve"> </w:t>
+      </w:r>
+      <w:r>
+        <w:rPr>
+          <w:rFonts w:ascii="Times New Roman" w:hAnsi="Times New Roman"/>
+          <w:color w:val="000000"/>
+          <w:sz w:val="24"/>
+        </w:rPr>
+        <w:t>і</w:t>
+      </w:r>
+      <w:r>
+        <w:rPr>
+          <w:rFonts w:ascii="Times New Roman" w:hAnsi="Times New Roman"/>
+          <w:color w:val="000000"/>
+          <w:sz w:val="24"/>
+        </w:rPr>
+        <w:t xml:space="preserve"> </w:t>
+      </w:r>
+      <w:r>
+        <w:rPr>
+          <w:rFonts w:ascii="Times New Roman" w:hAnsi="Times New Roman"/>
+          <w:color w:val="000000"/>
+          <w:sz w:val="24"/>
+        </w:rPr>
+        <w:t>дуже</w:t>
+      </w:r>
+      <w:r>
+        <w:rPr>
+          <w:rFonts w:ascii="Times New Roman" w:hAnsi="Times New Roman"/>
+          <w:color w:val="000000"/>
+          <w:sz w:val="24"/>
+        </w:rPr>
+        <w:t xml:space="preserve"> </w:t>
+      </w:r>
+      <w:r>
+        <w:rPr>
+          <w:rFonts w:ascii="Times New Roman" w:hAnsi="Times New Roman"/>
+          <w:color w:val="000000"/>
+          <w:sz w:val="24"/>
+        </w:rPr>
+        <w:t>прославлена:</w:t>
+      </w:r>
+      <w:r>
+        <w:rPr>
+          <w:rFonts w:ascii="Times New Roman" w:hAnsi="Times New Roman"/>
+          <w:color w:val="000000"/>
+          <w:sz w:val="24"/>
+        </w:rPr>
+        <w:t xml:space="preserve"> </w:t>
+      </w:r>
+      <w:r>
+        <w:rPr>
+          <w:rFonts w:ascii="Times New Roman" w:hAnsi="Times New Roman"/>
+          <w:color w:val="000000"/>
+          <w:sz w:val="24"/>
+        </w:rPr>
+        <w:t>Отця,</w:t>
+      </w:r>
+      <w:r>
+        <w:rPr>
+          <w:rFonts w:ascii="Times New Roman" w:hAnsi="Times New Roman"/>
+          <w:color w:val="000000"/>
+          <w:sz w:val="24"/>
+        </w:rPr>
+        <w:t xml:space="preserve"> </w:t>
+      </w:r>
+      <w:r>
+        <w:rPr>
+          <w:rFonts w:ascii="Times New Roman" w:hAnsi="Times New Roman"/>
+          <w:color w:val="000000"/>
+          <w:sz w:val="24"/>
+        </w:rPr>
+        <w:t>і</w:t>
+      </w:r>
+      <w:r>
+        <w:rPr>
+          <w:rFonts w:ascii="Times New Roman" w:hAnsi="Times New Roman"/>
+          <w:color w:val="000000"/>
+          <w:sz w:val="24"/>
+        </w:rPr>
+        <w:t xml:space="preserve"> </w:t>
+      </w:r>
+      <w:r>
+        <w:rPr>
+          <w:rFonts w:ascii="Times New Roman" w:hAnsi="Times New Roman"/>
+          <w:color w:val="000000"/>
+          <w:sz w:val="24"/>
+        </w:rPr>
+        <w:t>Сина,</w:t>
+      </w:r>
+      <w:r>
+        <w:rPr>
+          <w:rFonts w:ascii="Times New Roman" w:hAnsi="Times New Roman"/>
+          <w:color w:val="000000"/>
+          <w:sz w:val="24"/>
+        </w:rPr>
+        <w:t xml:space="preserve"> </w:t>
+      </w:r>
+      <w:r>
+        <w:rPr>
+          <w:rFonts w:ascii="Times New Roman" w:hAnsi="Times New Roman"/>
+          <w:color w:val="000000"/>
+          <w:sz w:val="24"/>
+        </w:rPr>
+        <w:t>і</w:t>
+      </w:r>
+      <w:r>
+        <w:rPr>
+          <w:rFonts w:ascii="Times New Roman" w:hAnsi="Times New Roman"/>
+          <w:color w:val="000000"/>
+          <w:sz w:val="24"/>
+        </w:rPr>
+        <w:t xml:space="preserve"> </w:t>
+      </w:r>
+      <w:r>
+        <w:rPr>
+          <w:rFonts w:ascii="Times New Roman" w:hAnsi="Times New Roman"/>
+          <w:color w:val="000000"/>
+          <w:sz w:val="24"/>
+        </w:rPr>
+        <w:t>Святого</w:t>
+      </w:r>
+      <w:r>
+        <w:rPr>
+          <w:rFonts w:ascii="Times New Roman" w:hAnsi="Times New Roman"/>
+          <w:color w:val="000000"/>
+          <w:sz w:val="24"/>
+        </w:rPr>
+        <w:t xml:space="preserve"> </w:t>
+      </w:r>
+      <w:r>
+        <w:rPr>
+          <w:rFonts w:ascii="Times New Roman" w:hAnsi="Times New Roman"/>
+          <w:color w:val="000000"/>
+          <w:sz w:val="24"/>
+        </w:rPr>
+        <w:t>Духа,</w:t>
+      </w:r>
+      <w:r>
+        <w:rPr>
+          <w:rFonts w:ascii="Times New Roman" w:hAnsi="Times New Roman"/>
+          <w:color w:val="000000"/>
+          <w:sz w:val="24"/>
+        </w:rPr>
+        <w:t xml:space="preserve"> </w:t>
+      </w:r>
+      <w:r>
+        <w:rPr>
+          <w:rFonts w:ascii="Times New Roman" w:hAnsi="Times New Roman"/>
+          <w:color w:val="000000"/>
+          <w:sz w:val="24"/>
+        </w:rPr>
+        <w:t>нині</w:t>
+      </w:r>
+      <w:r>
+        <w:rPr>
+          <w:rFonts w:ascii="Times New Roman" w:hAnsi="Times New Roman"/>
+          <w:color w:val="000000"/>
+          <w:sz w:val="24"/>
+        </w:rPr>
+        <w:t xml:space="preserve"> </w:t>
+      </w:r>
+      <w:r>
+        <w:rPr>
+          <w:rFonts w:ascii="Times New Roman" w:hAnsi="Times New Roman"/>
+          <w:color w:val="000000"/>
+          <w:sz w:val="24"/>
+        </w:rPr>
+        <w:t>і</w:t>
+      </w:r>
+      <w:r>
+        <w:rPr>
+          <w:rFonts w:ascii="Times New Roman" w:hAnsi="Times New Roman"/>
+          <w:color w:val="000000"/>
+          <w:sz w:val="24"/>
+        </w:rPr>
+        <w:t xml:space="preserve"> </w:t>
+      </w:r>
+      <w:r>
+        <w:rPr>
+          <w:rFonts w:ascii="Times New Roman" w:hAnsi="Times New Roman"/>
+          <w:color w:val="000000"/>
+          <w:sz w:val="24"/>
+        </w:rPr>
+        <w:t>повсякчас,</w:t>
+      </w:r>
+      <w:r>
+        <w:rPr>
+          <w:rFonts w:ascii="Times New Roman" w:hAnsi="Times New Roman"/>
+          <w:color w:val="000000"/>
+          <w:sz w:val="24"/>
+        </w:rPr>
+        <w:t xml:space="preserve"> </w:t>
+      </w:r>
+      <w:r>
+        <w:rPr>
+          <w:rFonts w:ascii="Times New Roman" w:hAnsi="Times New Roman"/>
+          <w:color w:val="000000"/>
+          <w:sz w:val="24"/>
+        </w:rPr>
+        <w:t>і</w:t>
+      </w:r>
+      <w:r>
+        <w:rPr>
+          <w:rFonts w:ascii="Times New Roman" w:hAnsi="Times New Roman"/>
+          <w:color w:val="000000"/>
+          <w:sz w:val="24"/>
+        </w:rPr>
+        <w:t xml:space="preserve"> </w:t>
+      </w:r>
+      <w:r>
+        <w:rPr>
+          <w:rFonts w:ascii="Times New Roman" w:hAnsi="Times New Roman"/>
+          <w:color w:val="000000"/>
+          <w:sz w:val="24"/>
+        </w:rPr>
+        <w:t>на</w:t>
+      </w:r>
+      <w:r>
+        <w:rPr>
+          <w:rFonts w:ascii="Times New Roman" w:hAnsi="Times New Roman"/>
+          <w:color w:val="000000"/>
+          <w:sz w:val="24"/>
+        </w:rPr>
+        <w:t xml:space="preserve"> </w:t>
+      </w:r>
+      <w:r>
+        <w:rPr>
+          <w:rFonts w:ascii="Times New Roman" w:hAnsi="Times New Roman"/>
+          <w:color w:val="000000"/>
+          <w:sz w:val="24"/>
+        </w:rPr>
+        <w:t>віки</w:t>
+      </w:r>
+      <w:r>
+        <w:rPr>
+          <w:rFonts w:ascii="Times New Roman" w:hAnsi="Times New Roman"/>
+          <w:color w:val="000000"/>
+          <w:sz w:val="24"/>
+        </w:rPr>
+        <w:t xml:space="preserve"> </w:t>
+      </w:r>
+      <w:r>
+        <w:rPr>
+          <w:rFonts w:ascii="Times New Roman" w:hAnsi="Times New Roman"/>
+          <w:color w:val="000000"/>
+          <w:sz w:val="24"/>
+        </w:rPr>
+        <w:t>віків.</w:t>
       </w:r>
     </w:p>
     <w:p>
@@ -4959,7 +7872,7 @@
           <w:sz w:val="24"/>
           <w:szCs w:val="24"/>
         </w:rPr>
-        <w:t>(г. 2):</w:t>
+        <w:t>(г. 2):</w:t>
       </w:r>
       <w:r>
         <w:rPr>
@@ -5028,7 +7941,7 @@
           <w:sz w:val="24"/>
           <w:szCs w:val="24"/>
         </w:rPr>
-        <w:t>(г. 3):</w:t>
+        <w:t>(г. 3):</w:t>
       </w:r>
       <w:r>
         <w:rPr>
@@ -5133,7 +8046,7 @@
           <w:sz w:val="24"/>
           <w:szCs w:val="24"/>
         </w:rPr>
-        <w:t>(г. 4):</w:t>
+        <w:t>(г. 4):</w:t>
       </w:r>
       <w:r>
         <w:rPr>
@@ -5180,115 +8093,572 @@
     <w:p>
       <w:pPr>
         <w:spacing w:after="120"/>
-        <w:jc w:val="both"/>
-        <w:rPr>
-          <w:rFonts w:ascii="Times New Roman" w:hAnsi="Times New Roman" w:cs="Times New Roman"/>
-          <w:sz w:val="24"/>
-          <w:szCs w:val="24"/>
-        </w:rPr>
-      </w:pPr>
-      <w:r>
-        <w:rPr>
-          <w:rFonts w:ascii="Times New Roman" w:hAnsi="Times New Roman" w:cs="Times New Roman"/>
-          <w:sz w:val="24"/>
-          <w:szCs w:val="24"/>
-        </w:rPr>
-        <w:t xml:space="preserve">Нині відпускаєш слугу твого, Владико,* за твоїм словом у мирі. </w:t>
-      </w:r>
-    </w:p>
-    <w:p>
-      <w:pPr>
-        <w:spacing w:after="120"/>
-        <w:jc w:val="both"/>
-        <w:rPr>
-          <w:rFonts w:ascii="Times New Roman" w:hAnsi="Times New Roman" w:cs="Times New Roman"/>
-          <w:sz w:val="24"/>
-          <w:szCs w:val="24"/>
-        </w:rPr>
-      </w:pPr>
-      <w:r>
-        <w:rPr>
-          <w:rFonts w:ascii="Times New Roman" w:hAnsi="Times New Roman" w:cs="Times New Roman"/>
-          <w:sz w:val="24"/>
-          <w:szCs w:val="24"/>
-        </w:rPr>
-        <w:t xml:space="preserve">Бо побачили очі мої* спасіння твоє, </w:t>
-      </w:r>
-    </w:p>
-    <w:p>
-      <w:pPr>
-        <w:spacing w:after="120"/>
-        <w:jc w:val="both"/>
-        <w:rPr>
-          <w:rFonts w:ascii="Times New Roman" w:hAnsi="Times New Roman" w:cs="Times New Roman"/>
-          <w:sz w:val="24"/>
-          <w:szCs w:val="24"/>
-        </w:rPr>
-      </w:pPr>
-      <w:r>
-        <w:rPr>
-          <w:rFonts w:ascii="Times New Roman" w:hAnsi="Times New Roman" w:cs="Times New Roman"/>
-          <w:sz w:val="24"/>
-          <w:szCs w:val="24"/>
-        </w:rPr>
-        <w:t xml:space="preserve">Що приготував ти* перед усіма народами. </w:t>
-      </w:r>
-    </w:p>
-    <w:p>
-      <w:pPr>
-        <w:spacing w:after="120"/>
-        <w:jc w:val="both"/>
-        <w:rPr>
-          <w:rFonts w:ascii="Times New Roman" w:hAnsi="Times New Roman" w:cs="Times New Roman"/>
-          <w:sz w:val="24"/>
-          <w:szCs w:val="24"/>
-        </w:rPr>
-      </w:pPr>
-      <w:r>
-        <w:rPr>
-          <w:rFonts w:ascii="Times New Roman" w:hAnsi="Times New Roman" w:cs="Times New Roman"/>
-          <w:sz w:val="24"/>
-          <w:szCs w:val="24"/>
-        </w:rPr>
-        <w:t>Світло на просвіту поганам, і славу люду твого, Ізраїля.</w:t>
-      </w:r>
-    </w:p>
-    <w:p>
-      <w:pPr>
-        <w:spacing w:after="120"/>
-        <w:jc w:val="both"/>
-        <w:rPr>
-          <w:rFonts w:ascii="Times New Roman" w:hAnsi="Times New Roman" w:cs="Times New Roman"/>
-          <w:sz w:val="24"/>
-          <w:szCs w:val="24"/>
-        </w:rPr>
-      </w:pPr>
-      <w:r>
-        <w:rPr>
-          <w:rFonts w:ascii="Times New Roman" w:hAnsi="Times New Roman" w:cs="Times New Roman"/>
-          <w:sz w:val="24"/>
-          <w:szCs w:val="24"/>
-        </w:rPr>
-        <w:t xml:space="preserve">Святий Боже, святий Кріпкий, святий Безсмертний, помилуй нас </w:t>
-      </w:r>
-      <w:r>
-        <w:rPr>
-          <w:rFonts w:ascii="Times New Roman" w:hAnsi="Times New Roman" w:cs="Times New Roman"/>
-          <w:i/>
-          <w:color w:val="FF0000"/>
-          <w:sz w:val="24"/>
-          <w:szCs w:val="24"/>
-        </w:rPr>
-        <w:t>(3 р.)</w:t>
-      </w:r>
-      <w:r>
-        <w:rPr>
-          <w:rFonts w:ascii="Times New Roman" w:hAnsi="Times New Roman" w:cs="Times New Roman"/>
-          <w:i/>
-          <w:sz w:val="24"/>
-          <w:szCs w:val="24"/>
-        </w:rPr>
-        <w:t>.</w:t>
+      </w:pPr>
+      <w:r>
+        <w:rPr>
+          <w:rFonts w:ascii="Times New Roman" w:hAnsi="Times New Roman"/>
+          <w:sz w:val="24"/>
+        </w:rPr>
+        <w:t>Ни́ні</w:t>
+      </w:r>
+      <w:r>
+        <w:rPr>
+          <w:rFonts w:ascii="Times New Roman" w:hAnsi="Times New Roman"/>
+          <w:sz w:val="24"/>
+        </w:rPr>
+        <w:t xml:space="preserve"> </w:t>
+      </w:r>
+      <w:r>
+        <w:rPr>
+          <w:rFonts w:ascii="Times New Roman" w:hAnsi="Times New Roman"/>
+          <w:sz w:val="24"/>
+        </w:rPr>
+        <w:t>відпуска́єш</w:t>
+      </w:r>
+      <w:r>
+        <w:rPr>
+          <w:rFonts w:ascii="Times New Roman" w:hAnsi="Times New Roman"/>
+          <w:sz w:val="24"/>
+        </w:rPr>
+        <w:t xml:space="preserve"> </w:t>
+      </w:r>
+      <w:r>
+        <w:rPr>
+          <w:rFonts w:ascii="Times New Roman" w:hAnsi="Times New Roman"/>
+          <w:sz w:val="24"/>
+        </w:rPr>
+        <w:t>слугу́</w:t>
+      </w:r>
+      <w:r>
+        <w:rPr>
+          <w:rFonts w:ascii="Times New Roman" w:hAnsi="Times New Roman"/>
+          <w:sz w:val="24"/>
+        </w:rPr>
+        <w:t xml:space="preserve"> </w:t>
+      </w:r>
+      <w:r>
+        <w:rPr>
+          <w:rFonts w:ascii="Times New Roman" w:hAnsi="Times New Roman"/>
+          <w:sz w:val="24"/>
+        </w:rPr>
+        <w:t>Твого́,</w:t>
+      </w:r>
+      <w:r>
+        <w:rPr>
+          <w:rFonts w:ascii="Times New Roman" w:hAnsi="Times New Roman"/>
+          <w:sz w:val="24"/>
+        </w:rPr>
+        <w:t xml:space="preserve"> </w:t>
+      </w:r>
+      <w:r>
+        <w:rPr>
+          <w:rFonts w:ascii="Times New Roman" w:hAnsi="Times New Roman"/>
+          <w:sz w:val="24"/>
+        </w:rPr>
+        <w:t>Влади́ко,*</w:t>
+      </w:r>
+      <w:r>
+        <w:rPr>
+          <w:rFonts w:ascii="Times New Roman" w:hAnsi="Times New Roman"/>
+          <w:sz w:val="24"/>
+        </w:rPr>
+        <w:t xml:space="preserve"> </w:t>
+      </w:r>
+      <w:r>
+        <w:rPr>
+          <w:rFonts w:ascii="Times New Roman" w:hAnsi="Times New Roman"/>
+          <w:sz w:val="24"/>
+        </w:rPr>
+        <w:t>за</w:t>
+      </w:r>
+      <w:r>
+        <w:rPr>
+          <w:rFonts w:ascii="Times New Roman" w:hAnsi="Times New Roman"/>
+          <w:sz w:val="24"/>
+        </w:rPr>
+        <w:t xml:space="preserve"> </w:t>
+      </w:r>
+      <w:r>
+        <w:rPr>
+          <w:rFonts w:ascii="Times New Roman" w:hAnsi="Times New Roman"/>
+          <w:sz w:val="24"/>
+        </w:rPr>
+        <w:t>Твої́м</w:t>
+      </w:r>
+      <w:r>
+        <w:rPr>
+          <w:rFonts w:ascii="Times New Roman" w:hAnsi="Times New Roman"/>
+          <w:sz w:val="24"/>
+        </w:rPr>
+        <w:t xml:space="preserve"> </w:t>
+      </w:r>
+      <w:r>
+        <w:rPr>
+          <w:rFonts w:ascii="Times New Roman" w:hAnsi="Times New Roman"/>
+          <w:sz w:val="24"/>
+        </w:rPr>
+        <w:t>сло́вом</w:t>
+      </w:r>
+      <w:r>
+        <w:rPr>
+          <w:rFonts w:ascii="Times New Roman" w:hAnsi="Times New Roman"/>
+          <w:sz w:val="24"/>
+        </w:rPr>
+        <w:t xml:space="preserve"> </w:t>
+      </w:r>
+      <w:r>
+        <w:rPr>
+          <w:rFonts w:ascii="Times New Roman" w:hAnsi="Times New Roman"/>
+          <w:sz w:val="24"/>
+        </w:rPr>
+        <w:t>у</w:t>
+      </w:r>
+      <w:r>
+        <w:rPr>
+          <w:rFonts w:ascii="Times New Roman" w:hAnsi="Times New Roman"/>
+          <w:sz w:val="24"/>
+        </w:rPr>
+        <w:t xml:space="preserve"> </w:t>
+      </w:r>
+      <w:r>
+        <w:rPr>
+          <w:rFonts w:ascii="Times New Roman" w:hAnsi="Times New Roman"/>
+          <w:sz w:val="24"/>
+        </w:rPr>
+        <w:t>ми́рі.</w:t>
+      </w:r>
+    </w:p>
+    <w:p>
+      <w:pPr>
+        <w:spacing w:after="120"/>
+      </w:pPr>
+      <w:r>
+        <w:rPr>
+          <w:rFonts w:ascii="Times New Roman" w:hAnsi="Times New Roman"/>
+          <w:sz w:val="24"/>
+        </w:rPr>
+        <w:t>Бо</w:t>
+      </w:r>
+      <w:r>
+        <w:rPr>
+          <w:rFonts w:ascii="Times New Roman" w:hAnsi="Times New Roman"/>
+          <w:sz w:val="24"/>
+        </w:rPr>
+        <w:t xml:space="preserve"> </w:t>
+      </w:r>
+      <w:r>
+        <w:rPr>
+          <w:rFonts w:ascii="Times New Roman" w:hAnsi="Times New Roman"/>
+          <w:sz w:val="24"/>
+        </w:rPr>
+        <w:t>поба́чили</w:t>
+      </w:r>
+      <w:r>
+        <w:rPr>
+          <w:rFonts w:ascii="Times New Roman" w:hAnsi="Times New Roman"/>
+          <w:sz w:val="24"/>
+        </w:rPr>
+        <w:t xml:space="preserve"> </w:t>
+      </w:r>
+      <w:r>
+        <w:rPr>
+          <w:rFonts w:ascii="Times New Roman" w:hAnsi="Times New Roman"/>
+          <w:sz w:val="24"/>
+        </w:rPr>
+        <w:t>о́чі</w:t>
+      </w:r>
+      <w:r>
+        <w:rPr>
+          <w:rFonts w:ascii="Times New Roman" w:hAnsi="Times New Roman"/>
+          <w:sz w:val="24"/>
+        </w:rPr>
+        <w:t xml:space="preserve"> </w:t>
+      </w:r>
+      <w:r>
+        <w:rPr>
+          <w:rFonts w:ascii="Times New Roman" w:hAnsi="Times New Roman"/>
+          <w:sz w:val="24"/>
+        </w:rPr>
+        <w:t>мої́*</w:t>
+      </w:r>
+      <w:r>
+        <w:rPr>
+          <w:rFonts w:ascii="Times New Roman" w:hAnsi="Times New Roman"/>
+          <w:sz w:val="24"/>
+        </w:rPr>
+        <w:t xml:space="preserve"> </w:t>
+      </w:r>
+      <w:r>
+        <w:rPr>
+          <w:rFonts w:ascii="Times New Roman" w:hAnsi="Times New Roman"/>
+          <w:sz w:val="24"/>
+        </w:rPr>
+        <w:t>спасі́ння</w:t>
+      </w:r>
+      <w:r>
+        <w:rPr>
+          <w:rFonts w:ascii="Times New Roman" w:hAnsi="Times New Roman"/>
+          <w:sz w:val="24"/>
+        </w:rPr>
+        <w:t xml:space="preserve"> </w:t>
+      </w:r>
+      <w:r>
+        <w:rPr>
+          <w:rFonts w:ascii="Times New Roman" w:hAnsi="Times New Roman"/>
+          <w:sz w:val="24"/>
+        </w:rPr>
+        <w:t>Твоє́;</w:t>
+      </w:r>
+    </w:p>
+    <w:p>
+      <w:pPr>
+        <w:spacing w:after="120"/>
+      </w:pPr>
+      <w:r>
+        <w:rPr>
+          <w:rFonts w:ascii="Times New Roman" w:hAnsi="Times New Roman"/>
+          <w:sz w:val="24"/>
+        </w:rPr>
+        <w:t>Що</w:t>
+      </w:r>
+      <w:r>
+        <w:rPr>
+          <w:rFonts w:ascii="Times New Roman" w:hAnsi="Times New Roman"/>
+          <w:sz w:val="24"/>
+        </w:rPr>
+        <w:t xml:space="preserve"> </w:t>
+      </w:r>
+      <w:r>
+        <w:rPr>
+          <w:rFonts w:ascii="Times New Roman" w:hAnsi="Times New Roman"/>
+          <w:sz w:val="24"/>
+        </w:rPr>
+        <w:t>приготува́в</w:t>
+      </w:r>
+      <w:r>
+        <w:rPr>
+          <w:rFonts w:ascii="Times New Roman" w:hAnsi="Times New Roman"/>
+          <w:sz w:val="24"/>
+        </w:rPr>
+        <w:t xml:space="preserve"> </w:t>
+      </w:r>
+      <w:r>
+        <w:rPr>
+          <w:rFonts w:ascii="Times New Roman" w:hAnsi="Times New Roman"/>
+          <w:sz w:val="24"/>
+        </w:rPr>
+        <w:t>Ти*</w:t>
+      </w:r>
+      <w:r>
+        <w:rPr>
+          <w:rFonts w:ascii="Times New Roman" w:hAnsi="Times New Roman"/>
+          <w:sz w:val="24"/>
+        </w:rPr>
+        <w:t xml:space="preserve"> </w:t>
+      </w:r>
+      <w:r>
+        <w:rPr>
+          <w:rFonts w:ascii="Times New Roman" w:hAnsi="Times New Roman"/>
+          <w:sz w:val="24"/>
+        </w:rPr>
+        <w:t>пе́ред</w:t>
+      </w:r>
+      <w:r>
+        <w:rPr>
+          <w:rFonts w:ascii="Times New Roman" w:hAnsi="Times New Roman"/>
+          <w:sz w:val="24"/>
+        </w:rPr>
+        <w:t xml:space="preserve"> </w:t>
+      </w:r>
+      <w:r>
+        <w:rPr>
+          <w:rFonts w:ascii="Times New Roman" w:hAnsi="Times New Roman"/>
+          <w:sz w:val="24"/>
+        </w:rPr>
+        <w:t>усіма́</w:t>
+      </w:r>
+      <w:r>
+        <w:rPr>
+          <w:rFonts w:ascii="Times New Roman" w:hAnsi="Times New Roman"/>
+          <w:sz w:val="24"/>
+        </w:rPr>
+        <w:t xml:space="preserve"> </w:t>
+      </w:r>
+      <w:r>
+        <w:rPr>
+          <w:rFonts w:ascii="Times New Roman" w:hAnsi="Times New Roman"/>
+          <w:sz w:val="24"/>
+        </w:rPr>
+        <w:t>наро́дами;</w:t>
+      </w:r>
+    </w:p>
+    <w:p>
+      <w:pPr>
+        <w:spacing w:after="120"/>
+      </w:pPr>
+      <w:r>
+        <w:rPr>
+          <w:rFonts w:ascii="Times New Roman" w:hAnsi="Times New Roman"/>
+          <w:sz w:val="24"/>
+        </w:rPr>
+        <w:t>Сві́тло</w:t>
+      </w:r>
+      <w:r>
+        <w:rPr>
+          <w:rFonts w:ascii="Times New Roman" w:hAnsi="Times New Roman"/>
+          <w:sz w:val="24"/>
+        </w:rPr>
+        <w:t xml:space="preserve"> </w:t>
+      </w:r>
+      <w:r>
+        <w:rPr>
+          <w:rFonts w:ascii="Times New Roman" w:hAnsi="Times New Roman"/>
+          <w:sz w:val="24"/>
+        </w:rPr>
+        <w:t>на</w:t>
+      </w:r>
+      <w:r>
+        <w:rPr>
+          <w:rFonts w:ascii="Times New Roman" w:hAnsi="Times New Roman"/>
+          <w:sz w:val="24"/>
+        </w:rPr>
+        <w:t xml:space="preserve"> </w:t>
+      </w:r>
+      <w:r>
+        <w:rPr>
+          <w:rFonts w:ascii="Times New Roman" w:hAnsi="Times New Roman"/>
+          <w:sz w:val="24"/>
+        </w:rPr>
+        <w:t>просві́ту</w:t>
+      </w:r>
+      <w:r>
+        <w:rPr>
+          <w:rFonts w:ascii="Times New Roman" w:hAnsi="Times New Roman"/>
+          <w:sz w:val="24"/>
+        </w:rPr>
+        <w:t xml:space="preserve"> </w:t>
+      </w:r>
+      <w:r>
+        <w:rPr>
+          <w:rFonts w:ascii="Times New Roman" w:hAnsi="Times New Roman"/>
+          <w:sz w:val="24"/>
+        </w:rPr>
+        <w:t>пога́нам,*</w:t>
+      </w:r>
+      <w:r>
+        <w:rPr>
+          <w:rFonts w:ascii="Times New Roman" w:hAnsi="Times New Roman"/>
+          <w:sz w:val="24"/>
+        </w:rPr>
+        <w:t xml:space="preserve"> </w:t>
+      </w:r>
+      <w:r>
+        <w:rPr>
+          <w:rFonts w:ascii="Times New Roman" w:hAnsi="Times New Roman"/>
+          <w:sz w:val="24"/>
+        </w:rPr>
+        <w:t>і</w:t>
+      </w:r>
+      <w:r>
+        <w:rPr>
+          <w:rFonts w:ascii="Times New Roman" w:hAnsi="Times New Roman"/>
+          <w:sz w:val="24"/>
+        </w:rPr>
+        <w:t xml:space="preserve"> </w:t>
+      </w:r>
+      <w:r>
+        <w:rPr>
+          <w:rFonts w:ascii="Times New Roman" w:hAnsi="Times New Roman"/>
+          <w:sz w:val="24"/>
+        </w:rPr>
+        <w:t>сла́ву</w:t>
+      </w:r>
+      <w:r>
+        <w:rPr>
+          <w:rFonts w:ascii="Times New Roman" w:hAnsi="Times New Roman"/>
+          <w:sz w:val="24"/>
+        </w:rPr>
+        <w:t xml:space="preserve"> </w:t>
+      </w:r>
+      <w:r>
+        <w:rPr>
+          <w:rFonts w:ascii="Times New Roman" w:hAnsi="Times New Roman"/>
+          <w:sz w:val="24"/>
+        </w:rPr>
+        <w:t>лю́ду</w:t>
+      </w:r>
+      <w:r>
+        <w:rPr>
+          <w:rFonts w:ascii="Times New Roman" w:hAnsi="Times New Roman"/>
+          <w:sz w:val="24"/>
+        </w:rPr>
+        <w:t xml:space="preserve"> </w:t>
+      </w:r>
+      <w:r>
+        <w:rPr>
+          <w:rFonts w:ascii="Times New Roman" w:hAnsi="Times New Roman"/>
+          <w:sz w:val="24"/>
+        </w:rPr>
+        <w:t>Твого́,</w:t>
+      </w:r>
+      <w:r>
+        <w:rPr>
+          <w:rFonts w:ascii="Times New Roman" w:hAnsi="Times New Roman"/>
+          <w:sz w:val="24"/>
+        </w:rPr>
+        <w:t xml:space="preserve"> </w:t>
+      </w:r>
+      <w:r>
+        <w:rPr>
+          <w:rFonts w:ascii="Times New Roman" w:hAnsi="Times New Roman"/>
+          <w:sz w:val="24"/>
+        </w:rPr>
+        <w:t>Ізра́їля.</w:t>
+      </w:r>
+    </w:p>
+    <w:p>
+      <w:pPr>
+        <w:spacing w:after="120"/>
+        <w:jc w:val="both"/>
+      </w:pPr>
+      <w:r>
+        <w:rPr>
+          <w:rFonts w:ascii="Times New Roman" w:hAnsi="Times New Roman"/>
+          <w:sz w:val="24"/>
+        </w:rPr>
+        <w:t>Святий</w:t>
+      </w:r>
+      <w:r>
+        <w:rPr>
+          <w:rFonts w:ascii="Times New Roman" w:hAnsi="Times New Roman"/>
+          <w:sz w:val="24"/>
+        </w:rPr>
+        <w:t xml:space="preserve"> </w:t>
+      </w:r>
+      <w:r>
+        <w:rPr>
+          <w:rFonts w:ascii="Times New Roman" w:hAnsi="Times New Roman"/>
+          <w:sz w:val="24"/>
+        </w:rPr>
+        <w:t>Боже,</w:t>
+      </w:r>
+      <w:r>
+        <w:rPr>
+          <w:rFonts w:ascii="Times New Roman" w:hAnsi="Times New Roman"/>
+          <w:sz w:val="24"/>
+        </w:rPr>
+        <w:t xml:space="preserve"> </w:t>
+      </w:r>
+      <w:r>
+        <w:rPr>
+          <w:rFonts w:ascii="Times New Roman" w:hAnsi="Times New Roman"/>
+          <w:sz w:val="24"/>
+        </w:rPr>
+        <w:t>святий</w:t>
+      </w:r>
+      <w:r>
+        <w:rPr>
+          <w:rFonts w:ascii="Times New Roman" w:hAnsi="Times New Roman"/>
+          <w:sz w:val="24"/>
+        </w:rPr>
+        <w:t xml:space="preserve"> </w:t>
+      </w:r>
+      <w:r>
+        <w:rPr>
+          <w:rFonts w:ascii="Times New Roman" w:hAnsi="Times New Roman"/>
+          <w:sz w:val="24"/>
+        </w:rPr>
+        <w:t>Кріпкий,</w:t>
+      </w:r>
+      <w:r>
+        <w:rPr>
+          <w:rFonts w:ascii="Times New Roman" w:hAnsi="Times New Roman"/>
+          <w:sz w:val="24"/>
+        </w:rPr>
+        <w:t xml:space="preserve"> </w:t>
+      </w:r>
+      <w:r>
+        <w:rPr>
+          <w:rFonts w:ascii="Times New Roman" w:hAnsi="Times New Roman"/>
+          <w:sz w:val="24"/>
+        </w:rPr>
+        <w:t>святий</w:t>
+      </w:r>
+      <w:r>
+        <w:rPr>
+          <w:rFonts w:ascii="Times New Roman" w:hAnsi="Times New Roman"/>
+          <w:sz w:val="24"/>
+        </w:rPr>
+        <w:t xml:space="preserve"> </w:t>
+      </w:r>
+      <w:r>
+        <w:rPr>
+          <w:rFonts w:ascii="Times New Roman" w:hAnsi="Times New Roman"/>
+          <w:sz w:val="24"/>
+        </w:rPr>
+        <w:t>Безсмертний,</w:t>
+      </w:r>
+      <w:r>
+        <w:rPr>
+          <w:rFonts w:ascii="Times New Roman" w:hAnsi="Times New Roman"/>
+          <w:sz w:val="24"/>
+        </w:rPr>
+        <w:t xml:space="preserve"> </w:t>
+      </w:r>
+      <w:r>
+        <w:rPr>
+          <w:rFonts w:ascii="Times New Roman" w:hAnsi="Times New Roman"/>
+          <w:sz w:val="24"/>
+        </w:rPr>
+        <w:t>помилуй</w:t>
+      </w:r>
+      <w:r>
+        <w:rPr>
+          <w:rFonts w:ascii="Times New Roman" w:hAnsi="Times New Roman"/>
+          <w:sz w:val="24"/>
+        </w:rPr>
+        <w:t xml:space="preserve"> </w:t>
+      </w:r>
+      <w:r>
+        <w:rPr>
+          <w:rFonts w:ascii="Times New Roman" w:hAnsi="Times New Roman"/>
+          <w:sz w:val="24"/>
+        </w:rPr>
+        <w:t>нас.</w:t>
+      </w:r>
+      <w:r>
+        <w:rPr>
+          <w:rFonts w:ascii="Times New Roman" w:hAnsi="Times New Roman"/>
+          <w:sz w:val="24"/>
+        </w:rPr>
+        <w:t xml:space="preserve"> </w:t>
+      </w:r>
+      <w:r>
+        <w:rPr>
+          <w:rFonts w:ascii="Times New Roman" w:hAnsi="Times New Roman"/>
+          <w:i/>
+          <w:color w:val="FF0000"/>
+          <w:sz w:val="24"/>
+        </w:rPr>
+        <w:t>(3</w:t>
+      </w:r>
+      <w:r>
+        <w:rPr>
+          <w:rFonts w:ascii="Times New Roman" w:hAnsi="Times New Roman"/>
+          <w:i/>
+          <w:color w:val="FF0000"/>
+          <w:sz w:val="24"/>
+        </w:rPr>
+        <w:t xml:space="preserve"> </w:t>
+      </w:r>
+      <w:r>
+        <w:rPr>
+          <w:rFonts w:ascii="Times New Roman" w:hAnsi="Times New Roman"/>
+          <w:i/>
+          <w:color w:val="FF0000"/>
+          <w:sz w:val="24"/>
+        </w:rPr>
+        <w:t>р.)</w:t>
       </w:r>
     </w:p>
     <w:p>
@@ -5333,77 +8703,284 @@
       <w:pPr>
         <w:spacing w:after="120"/>
         <w:jc w:val="both"/>
-        <w:rPr>
-          <w:rFonts w:ascii="Times New Roman" w:hAnsi="Times New Roman" w:cs="Times New Roman"/>
-          <w:i/>
-          <w:sz w:val="24"/>
-          <w:szCs w:val="24"/>
-        </w:rPr>
-      </w:pPr>
-      <w:r>
-        <w:rPr>
-          <w:rFonts w:ascii="Times New Roman" w:hAnsi="Times New Roman" w:cs="Times New Roman"/>
-          <w:sz w:val="24"/>
-          <w:szCs w:val="24"/>
-        </w:rPr>
-        <w:t xml:space="preserve">Господи, помилуй </w:t>
-      </w:r>
-      <w:r>
-        <w:rPr>
-          <w:rFonts w:ascii="Times New Roman" w:hAnsi="Times New Roman" w:cs="Times New Roman"/>
-          <w:i/>
-          <w:color w:val="FF0000"/>
-          <w:sz w:val="24"/>
-          <w:szCs w:val="24"/>
-        </w:rPr>
-        <w:t>(3 р.)</w:t>
-      </w:r>
-      <w:r>
-        <w:rPr>
-          <w:rFonts w:ascii="Times New Roman" w:hAnsi="Times New Roman" w:cs="Times New Roman"/>
-          <w:i/>
-          <w:sz w:val="24"/>
-          <w:szCs w:val="24"/>
-        </w:rPr>
-        <w:t>.</w:t>
-      </w:r>
-    </w:p>
-    <w:p>
-      <w:pPr>
-        <w:spacing w:after="120"/>
-        <w:jc w:val="both"/>
-        <w:rPr>
-          <w:rFonts w:ascii="Times New Roman" w:hAnsi="Times New Roman" w:cs="Times New Roman"/>
-          <w:sz w:val="24"/>
-          <w:szCs w:val="24"/>
-        </w:rPr>
-      </w:pPr>
-      <w:r>
-        <w:rPr>
-          <w:rFonts w:ascii="Times New Roman" w:hAnsi="Times New Roman" w:cs="Times New Roman"/>
-          <w:sz w:val="24"/>
-          <w:szCs w:val="24"/>
-        </w:rPr>
-        <w:t>Слава Отцю, і Сину, і Святому Духові.</w:t>
-      </w:r>
-    </w:p>
-    <w:p>
-      <w:pPr>
-        <w:spacing w:after="120"/>
-        <w:jc w:val="both"/>
-        <w:rPr>
-          <w:rFonts w:ascii="Times New Roman" w:hAnsi="Times New Roman" w:cs="Times New Roman"/>
-          <w:sz w:val="24"/>
-          <w:szCs w:val="24"/>
-        </w:rPr>
-      </w:pPr>
-      <w:r>
-        <w:rPr>
-          <w:rFonts w:ascii="Times New Roman" w:hAnsi="Times New Roman" w:cs="Times New Roman"/>
-          <w:sz w:val="24"/>
-          <w:szCs w:val="24"/>
-        </w:rPr>
-        <w:t>І нині і повсякчас, і на віки віків. Амінь.</w:t>
+      </w:pPr>
+      <w:r>
+        <w:rPr>
+          <w:rFonts w:ascii="Times New Roman" w:hAnsi="Times New Roman"/>
+          <w:sz w:val="24"/>
+        </w:rPr>
+        <w:t>Господи,</w:t>
+      </w:r>
+      <w:r>
+        <w:rPr>
+          <w:rFonts w:ascii="Times New Roman" w:hAnsi="Times New Roman"/>
+          <w:sz w:val="24"/>
+        </w:rPr>
+        <w:t xml:space="preserve"> </w:t>
+      </w:r>
+      <w:r>
+        <w:rPr>
+          <w:rFonts w:ascii="Times New Roman" w:hAnsi="Times New Roman"/>
+          <w:sz w:val="24"/>
+        </w:rPr>
+        <w:t>помилуй.</w:t>
+      </w:r>
+      <w:r>
+        <w:rPr>
+          <w:rFonts w:ascii="Times New Roman" w:hAnsi="Times New Roman"/>
+          <w:sz w:val="24"/>
+        </w:rPr>
+        <w:t xml:space="preserve"> </w:t>
+      </w:r>
+      <w:r>
+        <w:rPr>
+          <w:rFonts w:ascii="Times New Roman" w:hAnsi="Times New Roman"/>
+          <w:i/>
+          <w:color w:val="FF0000"/>
+          <w:sz w:val="24"/>
+        </w:rPr>
+        <w:t>(3</w:t>
+      </w:r>
+      <w:r>
+        <w:rPr>
+          <w:rFonts w:ascii="Times New Roman" w:hAnsi="Times New Roman"/>
+          <w:i/>
+          <w:color w:val="FF0000"/>
+          <w:sz w:val="24"/>
+        </w:rPr>
+        <w:t xml:space="preserve"> </w:t>
+      </w:r>
+      <w:r>
+        <w:rPr>
+          <w:rFonts w:ascii="Times New Roman" w:hAnsi="Times New Roman"/>
+          <w:i/>
+          <w:color w:val="FF0000"/>
+          <w:sz w:val="24"/>
+        </w:rPr>
+        <w:t>р.)</w:t>
+      </w:r>
+    </w:p>
+    <w:p>
+      <w:pPr>
+        <w:spacing w:after="120"/>
+        <w:jc w:val="both"/>
+      </w:pPr>
+      <w:r>
+        <w:rPr>
+          <w:rFonts w:ascii="Times New Roman" w:hAnsi="Times New Roman"/>
+          <w:sz w:val="24"/>
+        </w:rPr>
+        <w:t>Слава</w:t>
+      </w:r>
+      <w:r>
+        <w:rPr>
+          <w:rFonts w:ascii="Times New Roman" w:hAnsi="Times New Roman"/>
+          <w:sz w:val="24"/>
+        </w:rPr>
+        <w:t xml:space="preserve"> </w:t>
+      </w:r>
+      <w:r>
+        <w:rPr>
+          <w:rFonts w:ascii="Times New Roman" w:hAnsi="Times New Roman"/>
+          <w:sz w:val="24"/>
+        </w:rPr>
+        <w:t>Отцю,</w:t>
+      </w:r>
+      <w:r>
+        <w:rPr>
+          <w:rFonts w:ascii="Times New Roman" w:hAnsi="Times New Roman"/>
+          <w:sz w:val="24"/>
+        </w:rPr>
+        <w:t xml:space="preserve"> </w:t>
+      </w:r>
+      <w:r>
+        <w:rPr>
+          <w:rFonts w:ascii="Times New Roman" w:hAnsi="Times New Roman"/>
+          <w:sz w:val="24"/>
+        </w:rPr>
+        <w:t>і</w:t>
+      </w:r>
+      <w:r>
+        <w:rPr>
+          <w:rFonts w:ascii="Times New Roman" w:hAnsi="Times New Roman"/>
+          <w:sz w:val="24"/>
+        </w:rPr>
+        <w:t xml:space="preserve"> </w:t>
+      </w:r>
+      <w:r>
+        <w:rPr>
+          <w:rFonts w:ascii="Times New Roman" w:hAnsi="Times New Roman"/>
+          <w:sz w:val="24"/>
+        </w:rPr>
+        <w:t>Сину,</w:t>
+      </w:r>
+      <w:r>
+        <w:rPr>
+          <w:rFonts w:ascii="Times New Roman" w:hAnsi="Times New Roman"/>
+          <w:sz w:val="24"/>
+        </w:rPr>
+        <w:t xml:space="preserve"> </w:t>
+      </w:r>
+      <w:r>
+        <w:rPr>
+          <w:rFonts w:ascii="Times New Roman" w:hAnsi="Times New Roman"/>
+          <w:sz w:val="24"/>
+        </w:rPr>
+        <w:t>і</w:t>
+      </w:r>
+      <w:r>
+        <w:rPr>
+          <w:rFonts w:ascii="Times New Roman" w:hAnsi="Times New Roman"/>
+          <w:sz w:val="24"/>
+        </w:rPr>
+        <w:t xml:space="preserve"> </w:t>
+      </w:r>
+      <w:r>
+        <w:rPr>
+          <w:rFonts w:ascii="Times New Roman" w:hAnsi="Times New Roman"/>
+          <w:sz w:val="24"/>
+        </w:rPr>
+        <w:t>Святому</w:t>
+      </w:r>
+      <w:r>
+        <w:rPr>
+          <w:rFonts w:ascii="Times New Roman" w:hAnsi="Times New Roman"/>
+          <w:sz w:val="24"/>
+        </w:rPr>
+        <w:t xml:space="preserve"> </w:t>
+      </w:r>
+      <w:r>
+        <w:rPr>
+          <w:rFonts w:ascii="Times New Roman" w:hAnsi="Times New Roman"/>
+          <w:sz w:val="24"/>
+        </w:rPr>
+        <w:t>Духові,*</w:t>
+      </w:r>
+      <w:r>
+        <w:rPr>
+          <w:rFonts w:ascii="Times New Roman" w:hAnsi="Times New Roman"/>
+          <w:sz w:val="24"/>
+        </w:rPr>
+        <w:t xml:space="preserve"> </w:t>
+      </w:r>
+      <w:r>
+        <w:rPr>
+          <w:rFonts w:ascii="Times New Roman" w:hAnsi="Times New Roman"/>
+          <w:sz w:val="24"/>
+        </w:rPr>
+        <w:t>і</w:t>
+      </w:r>
+      <w:r>
+        <w:rPr>
+          <w:rFonts w:ascii="Times New Roman" w:hAnsi="Times New Roman"/>
+          <w:sz w:val="24"/>
+        </w:rPr>
+        <w:t xml:space="preserve"> </w:t>
+      </w:r>
+      <w:r>
+        <w:rPr>
+          <w:rFonts w:ascii="Times New Roman" w:hAnsi="Times New Roman"/>
+          <w:sz w:val="24"/>
+        </w:rPr>
+        <w:t>нині</w:t>
+      </w:r>
+      <w:r>
+        <w:rPr>
+          <w:rFonts w:ascii="Times New Roman" w:hAnsi="Times New Roman"/>
+          <w:sz w:val="24"/>
+        </w:rPr>
+        <w:t xml:space="preserve"> </w:t>
+      </w:r>
+      <w:r>
+        <w:rPr>
+          <w:rFonts w:ascii="Times New Roman" w:hAnsi="Times New Roman"/>
+          <w:sz w:val="24"/>
+        </w:rPr>
+        <w:t>і</w:t>
+      </w:r>
+      <w:r>
+        <w:rPr>
+          <w:rFonts w:ascii="Times New Roman" w:hAnsi="Times New Roman"/>
+          <w:sz w:val="24"/>
+        </w:rPr>
+        <w:t xml:space="preserve"> </w:t>
+      </w:r>
+      <w:r>
+        <w:rPr>
+          <w:rFonts w:ascii="Times New Roman" w:hAnsi="Times New Roman"/>
+          <w:sz w:val="24"/>
+        </w:rPr>
+        <w:t>повсякчас,</w:t>
+      </w:r>
+      <w:r>
+        <w:rPr>
+          <w:rFonts w:ascii="Times New Roman" w:hAnsi="Times New Roman"/>
+          <w:sz w:val="24"/>
+        </w:rPr>
+        <w:t xml:space="preserve"> </w:t>
+      </w:r>
+      <w:r>
+        <w:rPr>
+          <w:rFonts w:ascii="Times New Roman" w:hAnsi="Times New Roman"/>
+          <w:sz w:val="24"/>
+        </w:rPr>
+        <w:t>і</w:t>
+      </w:r>
+      <w:r>
+        <w:rPr>
+          <w:rFonts w:ascii="Times New Roman" w:hAnsi="Times New Roman"/>
+          <w:sz w:val="24"/>
+        </w:rPr>
+        <w:t xml:space="preserve"> </w:t>
+      </w:r>
+      <w:r>
+        <w:rPr>
+          <w:rFonts w:ascii="Times New Roman" w:hAnsi="Times New Roman"/>
+          <w:sz w:val="24"/>
+        </w:rPr>
+        <w:t>на</w:t>
+      </w:r>
+      <w:r>
+        <w:rPr>
+          <w:rFonts w:ascii="Times New Roman" w:hAnsi="Times New Roman"/>
+          <w:sz w:val="24"/>
+        </w:rPr>
+        <w:t xml:space="preserve"> </w:t>
+      </w:r>
+      <w:r>
+        <w:rPr>
+          <w:rFonts w:ascii="Times New Roman" w:hAnsi="Times New Roman"/>
+          <w:sz w:val="24"/>
+        </w:rPr>
+        <w:t>віки</w:t>
+      </w:r>
+      <w:r>
+        <w:rPr>
+          <w:rFonts w:ascii="Times New Roman" w:hAnsi="Times New Roman"/>
+          <w:sz w:val="24"/>
+        </w:rPr>
+        <w:t xml:space="preserve"> </w:t>
+      </w:r>
+      <w:r>
+        <w:rPr>
+          <w:rFonts w:ascii="Times New Roman" w:hAnsi="Times New Roman"/>
+          <w:sz w:val="24"/>
+        </w:rPr>
+        <w:t>віків.</w:t>
+      </w:r>
+      <w:r>
+        <w:rPr>
+          <w:rFonts w:ascii="Times New Roman" w:hAnsi="Times New Roman"/>
+          <w:sz w:val="24"/>
+        </w:rPr>
+        <w:t xml:space="preserve"> </w:t>
+      </w:r>
+      <w:r>
+        <w:rPr>
+          <w:rFonts w:ascii="Times New Roman" w:hAnsi="Times New Roman"/>
+          <w:sz w:val="24"/>
+        </w:rPr>
+        <w:t>Амінь.</w:t>
       </w:r>
     </w:p>
     <w:p>
@@ -5429,30 +9006,309 @@
       <w:pPr>
         <w:spacing w:after="120"/>
         <w:jc w:val="both"/>
-        <w:rPr>
-          <w:rFonts w:ascii="Times New Roman" w:hAnsi="Times New Roman" w:cs="Times New Roman"/>
-          <w:sz w:val="24"/>
-          <w:szCs w:val="24"/>
-        </w:rPr>
-      </w:pPr>
-      <w:r>
-        <w:rPr>
-          <w:rFonts w:ascii="Times New Roman" w:hAnsi="Times New Roman" w:cs="Times New Roman"/>
-          <w:i/>
-          <w:color w:val="FF0000"/>
-          <w:sz w:val="24"/>
-          <w:szCs w:val="24"/>
-        </w:rPr>
-        <w:lastRenderedPageBreak/>
-        <w:t>Священик:</w:t>
-      </w:r>
-      <w:r>
-        <w:rPr>
-          <w:rFonts w:ascii="Times New Roman" w:hAnsi="Times New Roman" w:cs="Times New Roman"/>
-          <w:sz w:val="24"/>
-          <w:szCs w:val="24"/>
-        </w:rPr>
-        <w:t xml:space="preserve"> Бо твоє є царство, і сила, і слава, Отця, і Сина, і Святого Духа, нині і повсякчас, і на віки віків.</w:t>
+      </w:pPr>
+      <w:r>
+        <w:rPr>
+          <w:rFonts w:ascii="Times New Roman" w:hAnsi="Times New Roman"/>
+          <w:i/>
+          <w:color w:val="FF0000"/>
+          <w:sz w:val="24"/>
+        </w:rPr>
+        <w:t>Священник:</w:t>
+      </w:r>
+      <w:r>
+        <w:rPr>
+          <w:rFonts w:ascii="Times New Roman" w:hAnsi="Times New Roman"/>
+          <w:sz w:val="24"/>
+        </w:rPr>
+        <w:t xml:space="preserve"> </w:t>
+      </w:r>
+      <w:r>
+        <w:rPr>
+          <w:rFonts w:ascii="Times New Roman" w:hAnsi="Times New Roman"/>
+          <w:sz w:val="24"/>
+        </w:rPr>
+        <w:t>Бо</w:t>
+      </w:r>
+      <w:r>
+        <w:rPr>
+          <w:rFonts w:ascii="Times New Roman" w:hAnsi="Times New Roman"/>
+          <w:sz w:val="24"/>
+        </w:rPr>
+        <w:t xml:space="preserve"> </w:t>
+      </w:r>
+      <w:r>
+        <w:rPr>
+          <w:rFonts w:ascii="Times New Roman" w:hAnsi="Times New Roman"/>
+          <w:sz w:val="24"/>
+        </w:rPr>
+        <w:t>Твоє</w:t>
+      </w:r>
+      <w:r>
+        <w:rPr>
+          <w:rFonts w:ascii="Times New Roman" w:hAnsi="Times New Roman"/>
+          <w:sz w:val="24"/>
+        </w:rPr>
+        <w:t xml:space="preserve"> </w:t>
+      </w:r>
+      <w:r>
+        <w:rPr>
+          <w:rFonts w:ascii="Times New Roman" w:hAnsi="Times New Roman"/>
+          <w:sz w:val="24"/>
+        </w:rPr>
+        <w:t>є</w:t>
+      </w:r>
+      <w:r>
+        <w:rPr>
+          <w:rFonts w:ascii="Times New Roman" w:hAnsi="Times New Roman"/>
+          <w:sz w:val="24"/>
+        </w:rPr>
+        <w:t xml:space="preserve"> </w:t>
+      </w:r>
+      <w:r>
+        <w:rPr>
+          <w:rFonts w:ascii="Times New Roman" w:hAnsi="Times New Roman"/>
+          <w:sz w:val="24"/>
+        </w:rPr>
+        <w:t>царство,</w:t>
+      </w:r>
+      <w:r>
+        <w:rPr>
+          <w:rFonts w:ascii="Times New Roman" w:hAnsi="Times New Roman"/>
+          <w:sz w:val="24"/>
+        </w:rPr>
+        <w:t xml:space="preserve"> </w:t>
+      </w:r>
+      <w:r>
+        <w:rPr>
+          <w:rFonts w:ascii="Times New Roman" w:hAnsi="Times New Roman"/>
+          <w:sz w:val="24"/>
+        </w:rPr>
+        <w:t>і</w:t>
+      </w:r>
+      <w:r>
+        <w:rPr>
+          <w:rFonts w:ascii="Times New Roman" w:hAnsi="Times New Roman"/>
+          <w:sz w:val="24"/>
+        </w:rPr>
+        <w:t xml:space="preserve"> </w:t>
+      </w:r>
+      <w:r>
+        <w:rPr>
+          <w:rFonts w:ascii="Times New Roman" w:hAnsi="Times New Roman"/>
+          <w:sz w:val="24"/>
+        </w:rPr>
+        <w:t>сила,</w:t>
+      </w:r>
+      <w:r>
+        <w:rPr>
+          <w:rFonts w:ascii="Times New Roman" w:hAnsi="Times New Roman"/>
+          <w:sz w:val="24"/>
+        </w:rPr>
+        <w:t xml:space="preserve"> </w:t>
+      </w:r>
+      <w:r>
+        <w:rPr>
+          <w:rFonts w:ascii="Times New Roman" w:hAnsi="Times New Roman"/>
+          <w:sz w:val="24"/>
+        </w:rPr>
+        <w:t>і</w:t>
+      </w:r>
+      <w:r>
+        <w:rPr>
+          <w:rFonts w:ascii="Times New Roman" w:hAnsi="Times New Roman"/>
+          <w:sz w:val="24"/>
+        </w:rPr>
+        <w:t xml:space="preserve"> </w:t>
+      </w:r>
+      <w:r>
+        <w:rPr>
+          <w:rFonts w:ascii="Times New Roman" w:hAnsi="Times New Roman"/>
+          <w:sz w:val="24"/>
+        </w:rPr>
+        <w:t>слава,</w:t>
+      </w:r>
+      <w:r>
+        <w:rPr>
+          <w:rFonts w:ascii="Times New Roman" w:hAnsi="Times New Roman"/>
+          <w:sz w:val="24"/>
+        </w:rPr>
+        <w:t xml:space="preserve"> </w:t>
+      </w:r>
+      <w:r>
+        <w:rPr>
+          <w:rFonts w:ascii="Times New Roman" w:hAnsi="Times New Roman"/>
+          <w:sz w:val="24"/>
+        </w:rPr>
+        <w:t>Отця,</w:t>
+      </w:r>
+      <w:r>
+        <w:rPr>
+          <w:rFonts w:ascii="Times New Roman" w:hAnsi="Times New Roman"/>
+          <w:sz w:val="24"/>
+        </w:rPr>
+        <w:t xml:space="preserve"> </w:t>
+      </w:r>
+      <w:r>
+        <w:rPr>
+          <w:rFonts w:ascii="Times New Roman" w:hAnsi="Times New Roman"/>
+          <w:sz w:val="24"/>
+        </w:rPr>
+        <w:t>і</w:t>
+      </w:r>
+      <w:r>
+        <w:rPr>
+          <w:rFonts w:ascii="Times New Roman" w:hAnsi="Times New Roman"/>
+          <w:sz w:val="24"/>
+        </w:rPr>
+        <w:t xml:space="preserve"> </w:t>
+      </w:r>
+      <w:r>
+        <w:rPr>
+          <w:rFonts w:ascii="Times New Roman" w:hAnsi="Times New Roman"/>
+          <w:sz w:val="24"/>
+        </w:rPr>
+        <w:t>Сина,</w:t>
+      </w:r>
+      <w:r>
+        <w:rPr>
+          <w:rFonts w:ascii="Times New Roman" w:hAnsi="Times New Roman"/>
+          <w:sz w:val="24"/>
+        </w:rPr>
+        <w:t xml:space="preserve"> </w:t>
+      </w:r>
+      <w:r>
+        <w:rPr>
+          <w:rFonts w:ascii="Times New Roman" w:hAnsi="Times New Roman"/>
+          <w:sz w:val="24"/>
+        </w:rPr>
+        <w:t>і</w:t>
+      </w:r>
+      <w:r>
+        <w:rPr>
+          <w:rFonts w:ascii="Times New Roman" w:hAnsi="Times New Roman"/>
+          <w:sz w:val="24"/>
+        </w:rPr>
+        <w:t xml:space="preserve"> </w:t>
+      </w:r>
+      <w:r>
+        <w:rPr>
+          <w:rFonts w:ascii="Times New Roman" w:hAnsi="Times New Roman"/>
+          <w:sz w:val="24"/>
+        </w:rPr>
+        <w:t>Святого</w:t>
+      </w:r>
+      <w:r>
+        <w:rPr>
+          <w:rFonts w:ascii="Times New Roman" w:hAnsi="Times New Roman"/>
+          <w:sz w:val="24"/>
+        </w:rPr>
+        <w:t xml:space="preserve"> </w:t>
+      </w:r>
+      <w:r>
+        <w:rPr>
+          <w:rFonts w:ascii="Times New Roman" w:hAnsi="Times New Roman"/>
+          <w:sz w:val="24"/>
+        </w:rPr>
+        <w:t>Духа,</w:t>
+      </w:r>
+      <w:r>
+        <w:rPr>
+          <w:rFonts w:ascii="Times New Roman" w:hAnsi="Times New Roman"/>
+          <w:sz w:val="24"/>
+        </w:rPr>
+        <w:t xml:space="preserve"> </w:t>
+      </w:r>
+      <w:r>
+        <w:rPr>
+          <w:rFonts w:ascii="Times New Roman" w:hAnsi="Times New Roman"/>
+          <w:sz w:val="24"/>
+        </w:rPr>
+        <w:t>нині,</w:t>
+      </w:r>
+      <w:r>
+        <w:rPr>
+          <w:rFonts w:ascii="Times New Roman" w:hAnsi="Times New Roman"/>
+          <w:sz w:val="24"/>
+        </w:rPr>
+        <w:t xml:space="preserve"> </w:t>
+      </w:r>
+      <w:r>
+        <w:rPr>
+          <w:rFonts w:ascii="Times New Roman" w:hAnsi="Times New Roman"/>
+          <w:sz w:val="24"/>
+        </w:rPr>
+        <w:t>і</w:t>
+      </w:r>
+      <w:r>
+        <w:rPr>
+          <w:rFonts w:ascii="Times New Roman" w:hAnsi="Times New Roman"/>
+          <w:sz w:val="24"/>
+        </w:rPr>
+        <w:t xml:space="preserve"> </w:t>
+      </w:r>
+      <w:r>
+        <w:rPr>
+          <w:rFonts w:ascii="Times New Roman" w:hAnsi="Times New Roman"/>
+          <w:sz w:val="24"/>
+        </w:rPr>
+        <w:t>повсякчас,</w:t>
+      </w:r>
+      <w:r>
+        <w:rPr>
+          <w:rFonts w:ascii="Times New Roman" w:hAnsi="Times New Roman"/>
+          <w:sz w:val="24"/>
+        </w:rPr>
+        <w:t xml:space="preserve"> </w:t>
+      </w:r>
+      <w:r>
+        <w:rPr>
+          <w:rFonts w:ascii="Times New Roman" w:hAnsi="Times New Roman"/>
+          <w:sz w:val="24"/>
+        </w:rPr>
+        <w:t>і</w:t>
+      </w:r>
+      <w:r>
+        <w:rPr>
+          <w:rFonts w:ascii="Times New Roman" w:hAnsi="Times New Roman"/>
+          <w:sz w:val="24"/>
+        </w:rPr>
+        <w:t xml:space="preserve"> </w:t>
+      </w:r>
+      <w:r>
+        <w:rPr>
+          <w:rFonts w:ascii="Times New Roman" w:hAnsi="Times New Roman"/>
+          <w:sz w:val="24"/>
+        </w:rPr>
+        <w:t>на</w:t>
+      </w:r>
+      <w:r>
+        <w:rPr>
+          <w:rFonts w:ascii="Times New Roman" w:hAnsi="Times New Roman"/>
+          <w:sz w:val="24"/>
+        </w:rPr>
+        <w:t xml:space="preserve"> </w:t>
+      </w:r>
+      <w:r>
+        <w:rPr>
+          <w:rFonts w:ascii="Times New Roman" w:hAnsi="Times New Roman"/>
+          <w:sz w:val="24"/>
+        </w:rPr>
+        <w:t>віки</w:t>
+      </w:r>
+      <w:r>
+        <w:rPr>
+          <w:rFonts w:ascii="Times New Roman" w:hAnsi="Times New Roman"/>
+          <w:sz w:val="24"/>
+        </w:rPr>
+        <w:t xml:space="preserve"> </w:t>
+      </w:r>
+      <w:r>
+        <w:rPr>
+          <w:rFonts w:ascii="Times New Roman" w:hAnsi="Times New Roman"/>
+          <w:sz w:val="24"/>
+        </w:rPr>
+        <w:t>віків.</w:t>
       </w:r>
     </w:p>
     <w:p>
@@ -5969,286 +9825,286 @@
     <w:p>
       <w:pPr>
         <w:spacing w:after="120"/>
-        <w:jc w:val="both"/>
-        <w:rPr>
-          <w:rFonts w:ascii="Times New Roman" w:hAnsi="Times New Roman" w:cs="Times New Roman"/>
-          <w:sz w:val="24"/>
-          <w:szCs w:val="24"/>
-        </w:rPr>
-      </w:pPr>
-      <w:r>
-        <w:rPr>
-          <w:rFonts w:ascii="Times New Roman" w:hAnsi="Times New Roman" w:cs="Times New Roman"/>
-          <w:sz w:val="24"/>
-          <w:szCs w:val="24"/>
-        </w:rPr>
-        <w:t>Премудрість.</w:t>
-      </w:r>
-    </w:p>
-    <w:p>
-      <w:pPr>
-        <w:spacing w:after="120"/>
-        <w:jc w:val="both"/>
-        <w:rPr>
-          <w:rFonts w:ascii="Times New Roman" w:hAnsi="Times New Roman" w:cs="Times New Roman"/>
-          <w:sz w:val="24"/>
-          <w:szCs w:val="24"/>
-        </w:rPr>
-      </w:pPr>
-      <w:r>
-        <w:rPr>
-          <w:rFonts w:ascii="Times New Roman" w:hAnsi="Times New Roman" w:cs="Times New Roman"/>
-          <w:i/>
-          <w:color w:val="FF0000"/>
-          <w:sz w:val="24"/>
-          <w:szCs w:val="24"/>
+      </w:pPr>
+      <w:r>
+        <w:rPr>
+          <w:rFonts w:ascii="Times New Roman" w:hAnsi="Times New Roman"/>
+          <w:sz w:val="24"/>
+        </w:rPr>
+        <w:t>Прему́дрість!</w:t>
+      </w:r>
+    </w:p>
+    <w:p>
+      <w:pPr>
+        <w:spacing w:after="120"/>
+      </w:pPr>
+      <w:r>
+        <w:rPr>
+          <w:rFonts w:ascii="Times New Roman" w:hAnsi="Times New Roman"/>
+          <w:i/>
+          <w:color w:val="FF0000"/>
+          <w:sz w:val="24"/>
         </w:rPr>
         <w:t>Вірні:</w:t>
       </w:r>
       <w:r>
         <w:rPr>
-          <w:rFonts w:ascii="Times New Roman" w:hAnsi="Times New Roman" w:cs="Times New Roman"/>
-          <w:color w:val="FF0000"/>
-          <w:sz w:val="24"/>
-          <w:szCs w:val="24"/>
-        </w:rPr>
-        <w:t xml:space="preserve"> </w:t>
-      </w:r>
-      <w:r>
-        <w:rPr>
-          <w:rFonts w:ascii="Times New Roman" w:hAnsi="Times New Roman" w:cs="Times New Roman"/>
-          <w:sz w:val="24"/>
-          <w:szCs w:val="24"/>
-        </w:rPr>
-        <w:t>Благослови.</w:t>
-      </w:r>
-    </w:p>
-    <w:p>
-      <w:pPr>
-        <w:spacing w:after="120"/>
-        <w:jc w:val="both"/>
-        <w:rPr>
-          <w:rFonts w:ascii="Times New Roman" w:hAnsi="Times New Roman" w:cs="Times New Roman"/>
-          <w:sz w:val="24"/>
-          <w:szCs w:val="24"/>
-        </w:rPr>
-      </w:pPr>
-      <w:r>
-        <w:rPr>
-          <w:rFonts w:ascii="Times New Roman" w:hAnsi="Times New Roman" w:cs="Times New Roman"/>
-          <w:i/>
-          <w:color w:val="FF0000"/>
-          <w:sz w:val="24"/>
-          <w:szCs w:val="24"/>
-        </w:rPr>
-        <w:t>Священик:</w:t>
-      </w:r>
-      <w:r>
-        <w:rPr>
-          <w:rFonts w:ascii="Times New Roman" w:hAnsi="Times New Roman" w:cs="Times New Roman"/>
-          <w:color w:val="FF0000"/>
-          <w:sz w:val="24"/>
-          <w:szCs w:val="24"/>
-        </w:rPr>
-        <w:t xml:space="preserve"> </w:t>
-      </w:r>
-      <w:r>
-        <w:rPr>
-          <w:rFonts w:ascii="Times New Roman" w:hAnsi="Times New Roman" w:cs="Times New Roman"/>
-          <w:sz w:val="24"/>
-          <w:szCs w:val="24"/>
-        </w:rPr>
-        <w:t>Благословенний Христос, Бог наш, завжди, нині і повсякчас, і на віки віків.</w:t>
-      </w:r>
-    </w:p>
-    <w:p>
-      <w:pPr>
-        <w:spacing w:after="120"/>
-        <w:jc w:val="both"/>
-        <w:rPr>
-          <w:rFonts w:ascii="Times New Roman" w:hAnsi="Times New Roman" w:cs="Times New Roman"/>
-          <w:sz w:val="24"/>
-          <w:szCs w:val="24"/>
-        </w:rPr>
-      </w:pPr>
-      <w:r>
-        <w:rPr>
-          <w:rFonts w:ascii="Times New Roman" w:hAnsi="Times New Roman" w:cs="Times New Roman"/>
-          <w:i/>
-          <w:color w:val="FF0000"/>
-          <w:sz w:val="24"/>
-          <w:szCs w:val="24"/>
+          <w:rFonts w:ascii="Times New Roman" w:hAnsi="Times New Roman"/>
+          <w:color w:val="FF0000"/>
+          <w:sz w:val="24"/>
+        </w:rPr>
+        <w:t xml:space="preserve"> </w:t>
+      </w:r>
+      <w:r>
+        <w:rPr>
+          <w:rFonts w:ascii="Times New Roman" w:hAnsi="Times New Roman"/>
+          <w:sz w:val="24"/>
+        </w:rPr>
+        <w:t>Благослови́.</w:t>
+      </w:r>
+    </w:p>
+    <w:p>
+      <w:pPr>
+        <w:spacing w:after="120"/>
+      </w:pPr>
+      <w:r>
+        <w:rPr>
+          <w:rFonts w:ascii="Times New Roman" w:hAnsi="Times New Roman"/>
+          <w:i/>
+          <w:color w:val="FF0000"/>
+          <w:sz w:val="24"/>
+        </w:rPr>
+        <w:t>Священ</w:t>
+      </w:r>
+      <w:r>
+        <w:rPr>
+          <w:rFonts w:ascii="Times New Roman" w:hAnsi="Times New Roman"/>
+          <w:i/>
+          <w:color w:val="FF0000"/>
+          <w:sz w:val="24"/>
+        </w:rPr>
+        <w:t>н</w:t>
+      </w:r>
+      <w:r>
+        <w:rPr>
+          <w:rFonts w:ascii="Times New Roman" w:hAnsi="Times New Roman"/>
+          <w:i/>
+          <w:color w:val="FF0000"/>
+          <w:sz w:val="24"/>
+        </w:rPr>
+        <w:t>ик:</w:t>
+      </w:r>
+      <w:r>
+        <w:rPr>
+          <w:rFonts w:ascii="Times New Roman" w:hAnsi="Times New Roman"/>
+          <w:color w:val="FF0000"/>
+          <w:sz w:val="24"/>
+        </w:rPr>
+        <w:t xml:space="preserve"> </w:t>
+      </w:r>
+      <w:r>
+        <w:rPr>
+          <w:rFonts w:ascii="Times New Roman" w:hAnsi="Times New Roman"/>
+          <w:sz w:val="24"/>
+        </w:rPr>
+        <w:t>Благослове́нний Христо́с Бог наш, за́вжди, ни́ні, і повсякча́с, і на ві́ки вікі́в.</w:t>
+      </w:r>
+    </w:p>
+    <w:p>
+      <w:pPr>
+        <w:spacing w:after="120"/>
+      </w:pPr>
+      <w:r>
+        <w:rPr>
+          <w:rFonts w:ascii="Times New Roman" w:hAnsi="Times New Roman"/>
+          <w:i/>
+          <w:color w:val="FF0000"/>
+          <w:sz w:val="24"/>
         </w:rPr>
         <w:t>Вірні:</w:t>
       </w:r>
       <w:r>
         <w:rPr>
-          <w:rFonts w:ascii="Times New Roman" w:hAnsi="Times New Roman" w:cs="Times New Roman"/>
-          <w:color w:val="FF0000"/>
-          <w:sz w:val="24"/>
-          <w:szCs w:val="24"/>
-        </w:rPr>
-        <w:t xml:space="preserve"> </w:t>
-      </w:r>
-      <w:r>
-        <w:rPr>
-          <w:rFonts w:ascii="Times New Roman" w:hAnsi="Times New Roman" w:cs="Times New Roman"/>
-          <w:sz w:val="24"/>
-          <w:szCs w:val="24"/>
-        </w:rPr>
-        <w:t>Амінь. Утверди, Боже, святу православну віру на віки віків.</w:t>
-      </w:r>
-    </w:p>
-    <w:p>
-      <w:pPr>
-        <w:spacing w:after="120"/>
-        <w:jc w:val="both"/>
-        <w:rPr>
-          <w:rFonts w:ascii="Times New Roman" w:hAnsi="Times New Roman" w:cs="Times New Roman"/>
-          <w:sz w:val="24"/>
-          <w:szCs w:val="24"/>
-        </w:rPr>
-      </w:pPr>
-      <w:r>
-        <w:rPr>
-          <w:rFonts w:ascii="Times New Roman" w:hAnsi="Times New Roman" w:cs="Times New Roman"/>
-          <w:i/>
-          <w:color w:val="FF0000"/>
-          <w:sz w:val="24"/>
-          <w:szCs w:val="24"/>
-        </w:rPr>
-        <w:t>Священик:</w:t>
-      </w:r>
-      <w:r>
-        <w:rPr>
-          <w:rFonts w:ascii="Times New Roman" w:hAnsi="Times New Roman" w:cs="Times New Roman"/>
-          <w:color w:val="FF0000"/>
-          <w:sz w:val="24"/>
-          <w:szCs w:val="24"/>
-        </w:rPr>
-        <w:t xml:space="preserve"> </w:t>
-      </w:r>
-      <w:r>
-        <w:rPr>
-          <w:rFonts w:ascii="Times New Roman" w:hAnsi="Times New Roman" w:cs="Times New Roman"/>
-          <w:sz w:val="24"/>
-          <w:szCs w:val="24"/>
-        </w:rPr>
-        <w:t>Пресвята Богородице, спаси нас.</w:t>
-      </w:r>
-    </w:p>
-    <w:p>
-      <w:pPr>
-        <w:spacing w:after="120"/>
-        <w:jc w:val="both"/>
-        <w:rPr>
-          <w:rFonts w:ascii="Times New Roman" w:hAnsi="Times New Roman" w:cs="Times New Roman"/>
-          <w:sz w:val="24"/>
-          <w:szCs w:val="24"/>
-        </w:rPr>
-      </w:pPr>
-      <w:r>
-        <w:rPr>
-          <w:rFonts w:ascii="Times New Roman" w:hAnsi="Times New Roman" w:cs="Times New Roman"/>
-          <w:i/>
-          <w:color w:val="FF0000"/>
-          <w:sz w:val="24"/>
-          <w:szCs w:val="24"/>
+          <w:rFonts w:ascii="Times New Roman" w:hAnsi="Times New Roman"/>
+          <w:color w:val="FF0000"/>
+          <w:sz w:val="24"/>
+        </w:rPr>
+        <w:t xml:space="preserve"> </w:t>
+      </w:r>
+      <w:r>
+        <w:rPr>
+          <w:rFonts w:ascii="Times New Roman" w:hAnsi="Times New Roman"/>
+          <w:sz w:val="24"/>
+        </w:rPr>
+        <w:t>Амі́нь. Утверди́, Бо́же, святу́ правосла́вну ві́ру на ві́ки вікі́в.</w:t>
+      </w:r>
+    </w:p>
+    <w:p>
+      <w:pPr>
+        <w:spacing w:after="120"/>
+      </w:pPr>
+      <w:r>
+        <w:rPr>
+          <w:rFonts w:ascii="Times New Roman" w:hAnsi="Times New Roman"/>
+          <w:i/>
+          <w:color w:val="FF0000"/>
+          <w:sz w:val="24"/>
+        </w:rPr>
+        <w:t>Священ</w:t>
+      </w:r>
+      <w:r>
+        <w:rPr>
+          <w:rFonts w:ascii="Times New Roman" w:hAnsi="Times New Roman"/>
+          <w:i/>
+          <w:color w:val="FF0000"/>
+          <w:sz w:val="24"/>
+        </w:rPr>
+        <w:t>н</w:t>
+      </w:r>
+      <w:r>
+        <w:rPr>
+          <w:rFonts w:ascii="Times New Roman" w:hAnsi="Times New Roman"/>
+          <w:i/>
+          <w:color w:val="FF0000"/>
+          <w:sz w:val="24"/>
+        </w:rPr>
+        <w:t>ик:</w:t>
+      </w:r>
+      <w:r>
+        <w:rPr>
+          <w:rFonts w:ascii="Times New Roman" w:hAnsi="Times New Roman"/>
+          <w:color w:val="FF0000"/>
+          <w:sz w:val="24"/>
+        </w:rPr>
+        <w:t xml:space="preserve"> </w:t>
+      </w:r>
+      <w:r>
+        <w:rPr>
+          <w:rFonts w:ascii="Times New Roman" w:hAnsi="Times New Roman"/>
+          <w:sz w:val="24"/>
+        </w:rPr>
+        <w:t>Пресвята́ Богоро́дице, спаси́ нас.</w:t>
+      </w:r>
+    </w:p>
+    <w:p>
+      <w:pPr>
+        <w:spacing w:after="120"/>
+      </w:pPr>
+      <w:r>
+        <w:rPr>
+          <w:rFonts w:ascii="Times New Roman" w:hAnsi="Times New Roman"/>
+          <w:i/>
+          <w:color w:val="FF0000"/>
+          <w:sz w:val="24"/>
         </w:rPr>
         <w:t>Вірні:</w:t>
       </w:r>
       <w:r>
         <w:rPr>
-          <w:rFonts w:ascii="Times New Roman" w:hAnsi="Times New Roman" w:cs="Times New Roman"/>
-          <w:sz w:val="24"/>
-          <w:szCs w:val="24"/>
-        </w:rPr>
-        <w:t xml:space="preserve"> Чеснішу від херувимів і незрівнянно славнішу від серафимів, що без зотління Бога Слово породила, сущу Богородицю, тебе величаємо.</w:t>
-      </w:r>
-    </w:p>
-    <w:p>
-      <w:pPr>
-        <w:spacing w:after="120"/>
-        <w:jc w:val="both"/>
-        <w:rPr>
-          <w:rFonts w:ascii="Times New Roman" w:hAnsi="Times New Roman" w:cs="Times New Roman"/>
-          <w:sz w:val="24"/>
-          <w:szCs w:val="24"/>
-        </w:rPr>
-      </w:pPr>
-      <w:r>
-        <w:rPr>
-          <w:rFonts w:ascii="Times New Roman" w:hAnsi="Times New Roman" w:cs="Times New Roman"/>
-          <w:i/>
-          <w:color w:val="FF0000"/>
-          <w:sz w:val="24"/>
-          <w:szCs w:val="24"/>
-        </w:rPr>
-        <w:t>Священик:</w:t>
-      </w:r>
-      <w:r>
-        <w:rPr>
-          <w:rFonts w:ascii="Times New Roman" w:hAnsi="Times New Roman" w:cs="Times New Roman"/>
-          <w:sz w:val="24"/>
-          <w:szCs w:val="24"/>
-        </w:rPr>
-        <w:t xml:space="preserve"> Слава тобі, Христе Боже, уповання наше, слава тобі!</w:t>
-      </w:r>
-    </w:p>
-    <w:p>
-      <w:pPr>
-        <w:spacing w:after="120"/>
-        <w:jc w:val="both"/>
-        <w:rPr>
-          <w:rFonts w:ascii="Times New Roman" w:hAnsi="Times New Roman" w:cs="Times New Roman"/>
-          <w:sz w:val="24"/>
-          <w:szCs w:val="24"/>
-        </w:rPr>
-      </w:pPr>
-      <w:r>
-        <w:rPr>
-          <w:rFonts w:ascii="Times New Roman" w:hAnsi="Times New Roman" w:cs="Times New Roman"/>
-          <w:i/>
-          <w:color w:val="FF0000"/>
-          <w:sz w:val="24"/>
-          <w:szCs w:val="24"/>
+          <w:rFonts w:ascii="Times New Roman" w:hAnsi="Times New Roman"/>
+          <w:color w:val="FF0000"/>
+          <w:sz w:val="24"/>
+        </w:rPr>
+        <w:t xml:space="preserve"> </w:t>
+      </w:r>
+      <w:r>
+        <w:rPr>
+          <w:rFonts w:ascii="Times New Roman" w:hAnsi="Times New Roman"/>
+          <w:sz w:val="24"/>
+        </w:rPr>
+        <w:t>Чесні́шу від херуви́мів* і незрівня́нно славні́шу від серафи́мів,* що без зотлі́ння Бо́га Сло́во породи́ла,* су́щу Богоро́дицю, тебе́ велича́ємо.</w:t>
+      </w:r>
+    </w:p>
+    <w:p>
+      <w:pPr>
+        <w:spacing w:after="120"/>
+      </w:pPr>
+      <w:r>
+        <w:rPr>
+          <w:rFonts w:ascii="Times New Roman" w:hAnsi="Times New Roman"/>
+          <w:i/>
+          <w:color w:val="FF0000"/>
+          <w:sz w:val="24"/>
+        </w:rPr>
+        <w:t>Священ</w:t>
+      </w:r>
+      <w:r>
+        <w:rPr>
+          <w:rFonts w:ascii="Times New Roman" w:hAnsi="Times New Roman"/>
+          <w:i/>
+          <w:color w:val="FF0000"/>
+          <w:sz w:val="24"/>
+        </w:rPr>
+        <w:t>н</w:t>
+      </w:r>
+      <w:r>
+        <w:rPr>
+          <w:rFonts w:ascii="Times New Roman" w:hAnsi="Times New Roman"/>
+          <w:i/>
+          <w:color w:val="FF0000"/>
+          <w:sz w:val="24"/>
+        </w:rPr>
+        <w:t>ик:</w:t>
+      </w:r>
+      <w:r>
+        <w:rPr>
+          <w:rFonts w:ascii="Times New Roman" w:hAnsi="Times New Roman"/>
+          <w:color w:val="FF0000"/>
+          <w:sz w:val="24"/>
+        </w:rPr>
+        <w:t xml:space="preserve"> </w:t>
+      </w:r>
+      <w:r>
+        <w:rPr>
+          <w:rFonts w:ascii="Times New Roman" w:hAnsi="Times New Roman"/>
+          <w:sz w:val="24"/>
+        </w:rPr>
+        <w:t>Сла́ва Тобі́, Хри́сте Бо́же, упова́ння на́ше, сла́ва Тобі́!</w:t>
+      </w:r>
+    </w:p>
+    <w:p>
+      <w:pPr>
+        <w:spacing w:after="120"/>
+      </w:pPr>
+      <w:r>
+        <w:rPr>
+          <w:rFonts w:ascii="Times New Roman" w:hAnsi="Times New Roman"/>
+          <w:i/>
+          <w:color w:val="FF0000"/>
+          <w:sz w:val="24"/>
         </w:rPr>
         <w:t>Вірні:</w:t>
       </w:r>
       <w:r>
         <w:rPr>
-          <w:rFonts w:ascii="Times New Roman" w:hAnsi="Times New Roman" w:cs="Times New Roman"/>
-          <w:sz w:val="24"/>
-          <w:szCs w:val="24"/>
-        </w:rPr>
-        <w:t xml:space="preserve"> Слава Отцю і Сину, і Святому Духові, і нині і повсякчас, і на віки віків. Амінь. Господи, помилуй </w:t>
-      </w:r>
-      <w:r>
-        <w:rPr>
-          <w:rFonts w:ascii="Times New Roman" w:hAnsi="Times New Roman" w:cs="Times New Roman"/>
-          <w:i/>
-          <w:color w:val="FF0000"/>
-          <w:sz w:val="24"/>
-          <w:szCs w:val="24"/>
-        </w:rPr>
-        <w:t>(3 р.)</w:t>
-      </w:r>
-      <w:r>
-        <w:rPr>
-          <w:rFonts w:ascii="Times New Roman" w:hAnsi="Times New Roman" w:cs="Times New Roman"/>
-          <w:i/>
-          <w:sz w:val="24"/>
-          <w:szCs w:val="24"/>
-        </w:rPr>
-        <w:t>.</w:t>
-      </w:r>
-      <w:r>
-        <w:rPr>
-          <w:rFonts w:ascii="Times New Roman" w:hAnsi="Times New Roman" w:cs="Times New Roman"/>
-          <w:sz w:val="24"/>
-          <w:szCs w:val="24"/>
-        </w:rPr>
-        <w:t xml:space="preserve"> Благослови.</w:t>
+          <w:rFonts w:ascii="Times New Roman" w:hAnsi="Times New Roman"/>
+          <w:color w:val="FF0000"/>
+          <w:sz w:val="24"/>
+        </w:rPr>
+        <w:t xml:space="preserve"> </w:t>
+      </w:r>
+      <w:r>
+        <w:rPr>
+          <w:rFonts w:ascii="Times New Roman" w:hAnsi="Times New Roman"/>
+          <w:sz w:val="24"/>
+        </w:rPr>
+        <w:t xml:space="preserve">Сла́ва Отцю́, і Си́ну, і Свято́му Ду́хові, і ни́ні, і повсякча́с, і на ві́ки вікі́в. Амі́нь. Го́споди, поми́луй. </w:t>
+      </w:r>
+      <w:r>
+        <w:rPr>
+          <w:rFonts w:ascii="Times New Roman" w:hAnsi="Times New Roman"/>
+          <w:i/>
+          <w:color w:val="FF0000"/>
+          <w:sz w:val="24"/>
+        </w:rPr>
+        <w:t>(3 р.)</w:t>
+      </w:r>
+      <w:r>
+        <w:rPr>
+          <w:rFonts w:ascii="Times New Roman" w:hAnsi="Times New Roman"/>
+          <w:sz w:val="24"/>
+        </w:rPr>
+        <w:t xml:space="preserve"> Благослови́.</w:t>
       </w:r>
     </w:p>
     <w:p>
@@ -10728,39 +14584,415 @@
     <w:p>
       <w:pPr>
         <w:spacing w:after="120"/>
-        <w:jc w:val="both"/>
-        <w:rPr>
-          <w:rFonts w:ascii="Times New Roman" w:hAnsi="Times New Roman" w:cs="Times New Roman"/>
-          <w:sz w:val="24"/>
-          <w:szCs w:val="24"/>
-        </w:rPr>
-      </w:pPr>
-      <w:r>
-        <w:rPr>
-          <w:rFonts w:ascii="Times New Roman" w:hAnsi="Times New Roman" w:cs="Times New Roman"/>
-          <w:i/>
-          <w:color w:val="FF0000"/>
-          <w:sz w:val="24"/>
-          <w:szCs w:val="24"/>
-        </w:rPr>
-        <w:t>Священик: </w:t>
-      </w:r>
-      <w:r>
-        <w:rPr>
-          <w:rFonts w:ascii="Times New Roman" w:hAnsi="Times New Roman" w:cs="Times New Roman"/>
-          <w:color w:val="000000"/>
-          <w:sz w:val="24"/>
-          <w:szCs w:val="24"/>
-        </w:rPr>
-        <w:t>Бо Твоя влада і Твоє єсть царство і сила, і слава Отця, і Сина, і Святого Духа</w:t>
-      </w:r>
-      <w:r>
-        <w:rPr>
-          <w:rFonts w:ascii="Times New Roman" w:hAnsi="Times New Roman" w:cs="Times New Roman"/>
-          <w:sz w:val="24"/>
-          <w:szCs w:val="24"/>
-        </w:rPr>
-        <w:t>, нині і повсякчас, і на віки віків.</w:t>
+      </w:pPr>
+      <w:r>
+        <w:rPr>
+          <w:rFonts w:ascii="Times New Roman" w:hAnsi="Times New Roman"/>
+          <w:i/>
+          <w:color w:val="FF4400"/>
+          <w:sz w:val="24"/>
+        </w:rPr>
+        <w:t>Священник:</w:t>
+      </w:r>
+      <w:r>
+        <w:rPr>
+          <w:rFonts w:ascii="Times New Roman" w:hAnsi="Times New Roman"/>
+          <w:color w:val="000000"/>
+          <w:sz w:val="24"/>
+        </w:rPr>
+        <w:t xml:space="preserve"> </w:t>
+      </w:r>
+      <w:r>
+        <w:rPr>
+          <w:rFonts w:ascii="Times New Roman" w:hAnsi="Times New Roman"/>
+          <w:color w:val="000000"/>
+          <w:sz w:val="24"/>
+        </w:rPr>
+        <w:t>Бо</w:t>
+      </w:r>
+      <w:r>
+        <w:rPr>
+          <w:rFonts w:ascii="Times New Roman" w:hAnsi="Times New Roman"/>
+          <w:color w:val="000000"/>
+          <w:sz w:val="24"/>
+        </w:rPr>
+        <w:t xml:space="preserve"> </w:t>
+      </w:r>
+      <w:r>
+        <w:rPr>
+          <w:rFonts w:ascii="Times New Roman" w:hAnsi="Times New Roman"/>
+          <w:color w:val="000000"/>
+          <w:sz w:val="24"/>
+        </w:rPr>
+        <w:t>Твоя</w:t>
+      </w:r>
+      <w:r>
+        <w:rPr>
+          <w:rFonts w:ascii="Times New Roman" w:hAnsi="Times New Roman"/>
+          <w:color w:val="000000"/>
+          <w:sz w:val="24"/>
+        </w:rPr>
+        <w:t xml:space="preserve"> </w:t>
+      </w:r>
+      <w:r>
+        <w:rPr>
+          <w:rFonts w:ascii="Times New Roman" w:hAnsi="Times New Roman"/>
+          <w:color w:val="000000"/>
+          <w:sz w:val="24"/>
+        </w:rPr>
+        <w:t>є</w:t>
+      </w:r>
+      <w:r>
+        <w:rPr>
+          <w:rFonts w:ascii="Times New Roman" w:hAnsi="Times New Roman"/>
+          <w:color w:val="000000"/>
+          <w:sz w:val="24"/>
+        </w:rPr>
+        <w:t xml:space="preserve"> </w:t>
+      </w:r>
+      <w:r>
+        <w:rPr>
+          <w:rFonts w:ascii="Times New Roman" w:hAnsi="Times New Roman"/>
+          <w:color w:val="000000"/>
+          <w:sz w:val="24"/>
+        </w:rPr>
+        <w:t>влада</w:t>
+      </w:r>
+      <w:r>
+        <w:rPr>
+          <w:rFonts w:ascii="Times New Roman" w:hAnsi="Times New Roman"/>
+          <w:color w:val="000000"/>
+          <w:sz w:val="24"/>
+        </w:rPr>
+        <w:t xml:space="preserve"> </w:t>
+      </w:r>
+      <w:r>
+        <w:rPr>
+          <w:rFonts w:ascii="Times New Roman" w:hAnsi="Times New Roman"/>
+          <w:color w:val="000000"/>
+          <w:sz w:val="24"/>
+        </w:rPr>
+        <w:t>і</w:t>
+      </w:r>
+      <w:r>
+        <w:rPr>
+          <w:rFonts w:ascii="Times New Roman" w:hAnsi="Times New Roman"/>
+          <w:color w:val="000000"/>
+          <w:sz w:val="24"/>
+        </w:rPr>
+        <w:t xml:space="preserve"> </w:t>
+      </w:r>
+      <w:r>
+        <w:rPr>
+          <w:rFonts w:ascii="Times New Roman" w:hAnsi="Times New Roman"/>
+          <w:color w:val="000000"/>
+          <w:sz w:val="24"/>
+        </w:rPr>
+        <w:t>Твоє</w:t>
+      </w:r>
+      <w:r>
+        <w:rPr>
+          <w:rFonts w:ascii="Times New Roman" w:hAnsi="Times New Roman"/>
+          <w:color w:val="000000"/>
+          <w:sz w:val="24"/>
+        </w:rPr>
+        <w:t xml:space="preserve"> </w:t>
+      </w:r>
+      <w:r>
+        <w:rPr>
+          <w:rFonts w:ascii="Times New Roman" w:hAnsi="Times New Roman"/>
+          <w:color w:val="000000"/>
+          <w:sz w:val="24"/>
+        </w:rPr>
+        <w:t>є</w:t>
+      </w:r>
+      <w:r>
+        <w:rPr>
+          <w:rFonts w:ascii="Times New Roman" w:hAnsi="Times New Roman"/>
+          <w:color w:val="000000"/>
+          <w:sz w:val="24"/>
+        </w:rPr>
+        <w:t xml:space="preserve"> </w:t>
+      </w:r>
+      <w:r>
+        <w:rPr>
+          <w:rFonts w:ascii="Times New Roman" w:hAnsi="Times New Roman"/>
+          <w:color w:val="000000"/>
+          <w:sz w:val="24"/>
+        </w:rPr>
+        <w:t>царство,</w:t>
+      </w:r>
+      <w:r>
+        <w:rPr>
+          <w:rFonts w:ascii="Times New Roman" w:hAnsi="Times New Roman"/>
+          <w:color w:val="000000"/>
+          <w:sz w:val="24"/>
+        </w:rPr>
+        <w:t xml:space="preserve"> </w:t>
+      </w:r>
+      <w:r>
+        <w:rPr>
+          <w:rFonts w:ascii="Times New Roman" w:hAnsi="Times New Roman"/>
+          <w:color w:val="000000"/>
+          <w:sz w:val="24"/>
+        </w:rPr>
+        <w:t>і</w:t>
+      </w:r>
+      <w:r>
+        <w:rPr>
+          <w:rFonts w:ascii="Times New Roman" w:hAnsi="Times New Roman"/>
+          <w:color w:val="000000"/>
+          <w:sz w:val="24"/>
+        </w:rPr>
+        <w:t xml:space="preserve"> </w:t>
+      </w:r>
+      <w:r>
+        <w:rPr>
+          <w:rFonts w:ascii="Times New Roman" w:hAnsi="Times New Roman"/>
+          <w:color w:val="000000"/>
+          <w:sz w:val="24"/>
+        </w:rPr>
+        <w:t>сила,</w:t>
+      </w:r>
+      <w:r>
+        <w:rPr>
+          <w:rFonts w:ascii="Times New Roman" w:hAnsi="Times New Roman"/>
+          <w:color w:val="000000"/>
+          <w:sz w:val="24"/>
+        </w:rPr>
+        <w:t xml:space="preserve"> </w:t>
+      </w:r>
+      <w:r>
+        <w:rPr>
+          <w:rFonts w:ascii="Times New Roman" w:hAnsi="Times New Roman"/>
+          <w:color w:val="000000"/>
+          <w:sz w:val="24"/>
+        </w:rPr>
+        <w:t>і</w:t>
+      </w:r>
+      <w:r>
+        <w:rPr>
+          <w:rFonts w:ascii="Times New Roman" w:hAnsi="Times New Roman"/>
+          <w:color w:val="000000"/>
+          <w:sz w:val="24"/>
+        </w:rPr>
+        <w:t xml:space="preserve"> </w:t>
+      </w:r>
+      <w:r>
+        <w:rPr>
+          <w:rFonts w:ascii="Times New Roman" w:hAnsi="Times New Roman"/>
+          <w:color w:val="000000"/>
+          <w:sz w:val="24"/>
+        </w:rPr>
+        <w:t>слава,</w:t>
+      </w:r>
+      <w:r>
+        <w:rPr>
+          <w:rFonts w:ascii="Times New Roman" w:hAnsi="Times New Roman"/>
+          <w:color w:val="000000"/>
+          <w:sz w:val="24"/>
+        </w:rPr>
+        <w:t xml:space="preserve"> </w:t>
+      </w:r>
+      <w:r>
+        <w:rPr>
+          <w:rFonts w:ascii="Times New Roman" w:hAnsi="Times New Roman"/>
+          <w:color w:val="000000"/>
+          <w:sz w:val="24"/>
+        </w:rPr>
+        <w:t>Отця,</w:t>
+      </w:r>
+      <w:r>
+        <w:rPr>
+          <w:rFonts w:ascii="Times New Roman" w:hAnsi="Times New Roman"/>
+          <w:color w:val="000000"/>
+          <w:sz w:val="24"/>
+        </w:rPr>
+        <w:t xml:space="preserve"> </w:t>
+      </w:r>
+      <w:r>
+        <w:rPr>
+          <w:rFonts w:ascii="Times New Roman" w:hAnsi="Times New Roman"/>
+          <w:color w:val="000000"/>
+          <w:sz w:val="24"/>
+        </w:rPr>
+        <w:t>і</w:t>
+      </w:r>
+      <w:r>
+        <w:rPr>
+          <w:rFonts w:ascii="Times New Roman" w:hAnsi="Times New Roman"/>
+          <w:color w:val="000000"/>
+          <w:sz w:val="24"/>
+        </w:rPr>
+        <w:t xml:space="preserve"> </w:t>
+      </w:r>
+      <w:r>
+        <w:rPr>
+          <w:rFonts w:ascii="Times New Roman" w:hAnsi="Times New Roman"/>
+          <w:color w:val="000000"/>
+          <w:sz w:val="24"/>
+        </w:rPr>
+        <w:t>Сина,</w:t>
+      </w:r>
+      <w:r>
+        <w:rPr>
+          <w:rFonts w:ascii="Times New Roman" w:hAnsi="Times New Roman"/>
+          <w:color w:val="000000"/>
+          <w:sz w:val="24"/>
+        </w:rPr>
+        <w:t xml:space="preserve"> </w:t>
+      </w:r>
+      <w:r>
+        <w:rPr>
+          <w:rFonts w:ascii="Times New Roman" w:hAnsi="Times New Roman"/>
+          <w:color w:val="000000"/>
+          <w:sz w:val="24"/>
+        </w:rPr>
+        <w:t>і</w:t>
+      </w:r>
+      <w:r>
+        <w:rPr>
+          <w:rFonts w:ascii="Times New Roman" w:hAnsi="Times New Roman"/>
+          <w:color w:val="000000"/>
+          <w:sz w:val="24"/>
+        </w:rPr>
+        <w:t xml:space="preserve"> </w:t>
+      </w:r>
+      <w:r>
+        <w:rPr>
+          <w:rFonts w:ascii="Times New Roman" w:hAnsi="Times New Roman"/>
+          <w:color w:val="000000"/>
+          <w:sz w:val="24"/>
+        </w:rPr>
+        <w:t>Святого</w:t>
+      </w:r>
+      <w:r>
+        <w:rPr>
+          <w:rFonts w:ascii="Times New Roman" w:hAnsi="Times New Roman"/>
+          <w:color w:val="000000"/>
+          <w:sz w:val="24"/>
+        </w:rPr>
+        <w:t xml:space="preserve"> </w:t>
+      </w:r>
+      <w:r>
+        <w:rPr>
+          <w:rFonts w:ascii="Times New Roman" w:hAnsi="Times New Roman"/>
+          <w:color w:val="000000"/>
+          <w:sz w:val="24"/>
+        </w:rPr>
+        <w:t>Духа,</w:t>
+      </w:r>
+      <w:r>
+        <w:rPr>
+          <w:rFonts w:ascii="Times New Roman" w:hAnsi="Times New Roman"/>
+          <w:color w:val="000000"/>
+          <w:sz w:val="24"/>
+        </w:rPr>
+        <w:t xml:space="preserve"> </w:t>
+      </w:r>
+      <w:r>
+        <w:rPr>
+          <w:rFonts w:ascii="Times New Roman" w:hAnsi="Times New Roman"/>
+          <w:color w:val="000000"/>
+          <w:sz w:val="24"/>
+        </w:rPr>
+        <w:t>нині,</w:t>
+      </w:r>
+      <w:r>
+        <w:rPr>
+          <w:rFonts w:ascii="Times New Roman" w:hAnsi="Times New Roman"/>
+          <w:color w:val="000000"/>
+          <w:sz w:val="24"/>
+        </w:rPr>
+        <w:t xml:space="preserve"> </w:t>
+      </w:r>
+      <w:r>
+        <w:rPr>
+          <w:rFonts w:ascii="Times New Roman" w:hAnsi="Times New Roman"/>
+          <w:color w:val="000000"/>
+          <w:sz w:val="24"/>
+        </w:rPr>
+        <w:t>і</w:t>
+      </w:r>
+      <w:r>
+        <w:rPr>
+          <w:rFonts w:ascii="Times New Roman" w:hAnsi="Times New Roman"/>
+          <w:color w:val="000000"/>
+          <w:sz w:val="24"/>
+        </w:rPr>
+        <w:t xml:space="preserve"> </w:t>
+      </w:r>
+      <w:r>
+        <w:rPr>
+          <w:rFonts w:ascii="Times New Roman" w:hAnsi="Times New Roman"/>
+          <w:color w:val="000000"/>
+          <w:sz w:val="24"/>
+        </w:rPr>
+        <w:t>повсякчас,</w:t>
+      </w:r>
+      <w:r>
+        <w:rPr>
+          <w:rFonts w:ascii="Times New Roman" w:hAnsi="Times New Roman"/>
+          <w:color w:val="000000"/>
+          <w:sz w:val="24"/>
+        </w:rPr>
+        <w:t xml:space="preserve"> </w:t>
+      </w:r>
+      <w:r>
+        <w:rPr>
+          <w:rFonts w:ascii="Times New Roman" w:hAnsi="Times New Roman"/>
+          <w:color w:val="000000"/>
+          <w:sz w:val="24"/>
+        </w:rPr>
+        <w:t>і</w:t>
+      </w:r>
+      <w:r>
+        <w:rPr>
+          <w:rFonts w:ascii="Times New Roman" w:hAnsi="Times New Roman"/>
+          <w:color w:val="000000"/>
+          <w:sz w:val="24"/>
+        </w:rPr>
+        <w:t xml:space="preserve"> </w:t>
+      </w:r>
+      <w:r>
+        <w:rPr>
+          <w:rFonts w:ascii="Times New Roman" w:hAnsi="Times New Roman"/>
+          <w:color w:val="000000"/>
+          <w:sz w:val="24"/>
+        </w:rPr>
+        <w:t>на</w:t>
+      </w:r>
+      <w:r>
+        <w:rPr>
+          <w:rFonts w:ascii="Times New Roman" w:hAnsi="Times New Roman"/>
+          <w:color w:val="000000"/>
+          <w:sz w:val="24"/>
+        </w:rPr>
+        <w:t xml:space="preserve"> </w:t>
+      </w:r>
+      <w:r>
+        <w:rPr>
+          <w:rFonts w:ascii="Times New Roman" w:hAnsi="Times New Roman"/>
+          <w:color w:val="000000"/>
+          <w:sz w:val="24"/>
+        </w:rPr>
+        <w:t>віки</w:t>
+      </w:r>
+      <w:r>
+        <w:rPr>
+          <w:rFonts w:ascii="Times New Roman" w:hAnsi="Times New Roman"/>
+          <w:color w:val="000000"/>
+          <w:sz w:val="24"/>
+        </w:rPr>
+        <w:t xml:space="preserve"> </w:t>
+      </w:r>
+      <w:r>
+        <w:rPr>
+          <w:rFonts w:ascii="Times New Roman" w:hAnsi="Times New Roman"/>
+          <w:color w:val="000000"/>
+          <w:sz w:val="24"/>
+        </w:rPr>
+        <w:t>віків.</w:t>
       </w:r>
     </w:p>
     <w:p>
@@ -10842,7 +15074,7 @@
           <w:sz w:val="24"/>
           <w:szCs w:val="24"/>
         </w:rPr>
-        <w:t>(г. 1, подібний: Воїни, які стерегли):</w:t>
+        <w:t>(г. 1, подібний: Воїни, які стерегли):</w:t>
       </w:r>
       <w:r>
         <w:rPr>
@@ -11118,7 +15350,7 @@
           <w:sz w:val="24"/>
           <w:szCs w:val="24"/>
         </w:rPr>
-        <w:t>Священик: </w:t>
+        <w:t xml:space="preserve">Священик: </w:t>
       </w:r>
       <w:r>
         <w:rPr>
@@ -11245,7 +15477,7 @@
           <w:sz w:val="24"/>
           <w:szCs w:val="24"/>
         </w:rPr>
-        <w:t>(г. 3, подібний: Красотою твого):</w:t>
+        <w:t>(г. 3, подібний: Красотою твого):</w:t>
       </w:r>
       <w:r>
         <w:rPr>
@@ -11795,7 +16027,7 @@
           <w:sz w:val="24"/>
           <w:szCs w:val="24"/>
         </w:rPr>
-        <w:t>(г. 2):</w:t>
+        <w:t>(г. 2):</w:t>
       </w:r>
       <w:r>
         <w:rPr>
@@ -11850,7 +16082,7 @@
           <w:sz w:val="24"/>
           <w:szCs w:val="24"/>
         </w:rPr>
-        <w:t>(г. 2):</w:t>
+        <w:t>(г. 2):</w:t>
       </w:r>
       <w:r>
         <w:rPr>
@@ -11928,8 +16160,7 @@
           <w:sz w:val="24"/>
           <w:szCs w:val="24"/>
         </w:rPr>
-        <w:lastRenderedPageBreak/>
-        <w:t>(г. 6):</w:t>
+        <w:t>(г. 6):</w:t>
       </w:r>
       <w:r>
         <w:rPr>
@@ -12048,7 +16279,7 @@
           <w:sz w:val="24"/>
           <w:szCs w:val="24"/>
         </w:rPr>
-        <w:t>(12 р.)</w:t>
+        <w:t>(12 р.)</w:t>
       </w:r>
       <w:r>
         <w:rPr>
@@ -12217,7 +16448,7 @@
           <w:sz w:val="24"/>
           <w:szCs w:val="24"/>
         </w:rPr>
-        <w:t>Ірмос 1</w:t>
+        <w:t>Ірмос 1</w:t>
       </w:r>
       <w:r>
         <w:rPr>
@@ -12411,7 +16642,7 @@
           <w:sz w:val="24"/>
           <w:szCs w:val="24"/>
         </w:rPr>
-        <w:t>Ірмос 3</w:t>
+        <w:t>Ірмос 3</w:t>
       </w:r>
       <w:r>
         <w:rPr>
@@ -12782,38 +17013,345 @@
       <w:pPr>
         <w:spacing w:after="120"/>
         <w:jc w:val="both"/>
-        <w:rPr>
-          <w:rFonts w:ascii="Times New Roman" w:hAnsi="Times New Roman" w:cs="Times New Roman"/>
-          <w:sz w:val="24"/>
-          <w:szCs w:val="24"/>
-        </w:rPr>
-      </w:pPr>
-      <w:r>
-        <w:rPr>
-          <w:rFonts w:ascii="Times New Roman" w:hAnsi="Times New Roman" w:cs="Times New Roman"/>
-          <w:i/>
-          <w:color w:val="FF0000"/>
-          <w:sz w:val="24"/>
-          <w:szCs w:val="24"/>
-        </w:rPr>
-        <w:t>Священик: </w:t>
-      </w:r>
-      <w:r>
-        <w:rPr>
-          <w:rFonts w:ascii="Times New Roman" w:hAnsi="Times New Roman" w:cs="Times New Roman"/>
-          <w:color w:val="000000"/>
-          <w:sz w:val="24"/>
-          <w:szCs w:val="24"/>
-        </w:rPr>
-        <w:t>Бо Ти Бог наш і Тобі славу возсилаємо: Отцю, і Сину, і Святому Духові</w:t>
-      </w:r>
-      <w:r>
-        <w:rPr>
-          <w:rFonts w:ascii="Times New Roman" w:hAnsi="Times New Roman" w:cs="Times New Roman"/>
-          <w:sz w:val="24"/>
-          <w:szCs w:val="24"/>
-        </w:rPr>
-        <w:t>, нині і повсякчас, і на віки віків.</w:t>
+      </w:pPr>
+      <w:r>
+        <w:rPr>
+          <w:rFonts w:ascii="Times New Roman" w:hAnsi="Times New Roman"/>
+          <w:i/>
+          <w:color w:val="FF0000"/>
+          <w:sz w:val="24"/>
+        </w:rPr>
+        <w:t>Священник:</w:t>
+      </w:r>
+      <w:r>
+        <w:rPr>
+          <w:rFonts w:ascii="Times New Roman" w:hAnsi="Times New Roman"/>
+          <w:i/>
+          <w:color w:val="FF0000"/>
+          <w:sz w:val="24"/>
+        </w:rPr>
+        <w:t xml:space="preserve"> </w:t>
+      </w:r>
+      <w:r>
+        <w:rPr>
+          <w:rFonts w:ascii="Times New Roman" w:hAnsi="Times New Roman"/>
+          <w:color w:val="000000"/>
+          <w:sz w:val="24"/>
+        </w:rPr>
+        <w:t>Бо</w:t>
+      </w:r>
+      <w:r>
+        <w:rPr>
+          <w:rFonts w:ascii="Times New Roman" w:hAnsi="Times New Roman"/>
+          <w:color w:val="000000"/>
+          <w:sz w:val="24"/>
+        </w:rPr>
+        <w:t xml:space="preserve"> </w:t>
+      </w:r>
+      <w:r>
+        <w:rPr>
+          <w:rFonts w:ascii="Times New Roman" w:hAnsi="Times New Roman"/>
+          <w:color w:val="000000"/>
+          <w:sz w:val="24"/>
+        </w:rPr>
+        <w:t>Ти</w:t>
+      </w:r>
+      <w:r>
+        <w:rPr>
+          <w:rFonts w:ascii="Times New Roman" w:hAnsi="Times New Roman"/>
+          <w:color w:val="000000"/>
+          <w:sz w:val="24"/>
+        </w:rPr>
+        <w:t xml:space="preserve"> </w:t>
+      </w:r>
+      <w:r>
+        <w:rPr>
+          <w:rFonts w:ascii="Times New Roman" w:hAnsi="Times New Roman"/>
+          <w:color w:val="000000"/>
+          <w:sz w:val="24"/>
+        </w:rPr>
+        <w:t>Бог</w:t>
+      </w:r>
+      <w:r>
+        <w:rPr>
+          <w:rFonts w:ascii="Times New Roman" w:hAnsi="Times New Roman"/>
+          <w:color w:val="000000"/>
+          <w:sz w:val="24"/>
+        </w:rPr>
+        <w:t xml:space="preserve"> </w:t>
+      </w:r>
+      <w:r>
+        <w:rPr>
+          <w:rFonts w:ascii="Times New Roman" w:hAnsi="Times New Roman"/>
+          <w:color w:val="000000"/>
+          <w:sz w:val="24"/>
+        </w:rPr>
+        <w:t>наш</w:t>
+      </w:r>
+      <w:r>
+        <w:rPr>
+          <w:rFonts w:ascii="Times New Roman" w:hAnsi="Times New Roman"/>
+          <w:color w:val="000000"/>
+          <w:sz w:val="24"/>
+        </w:rPr>
+        <w:t xml:space="preserve"> </w:t>
+      </w:r>
+      <w:r>
+        <w:rPr>
+          <w:rFonts w:ascii="Times New Roman" w:hAnsi="Times New Roman"/>
+          <w:color w:val="000000"/>
+          <w:sz w:val="24"/>
+        </w:rPr>
+        <w:t>і</w:t>
+      </w:r>
+      <w:r>
+        <w:rPr>
+          <w:rFonts w:ascii="Times New Roman" w:hAnsi="Times New Roman"/>
+          <w:color w:val="000000"/>
+          <w:sz w:val="24"/>
+        </w:rPr>
+        <w:t xml:space="preserve"> </w:t>
+      </w:r>
+      <w:r>
+        <w:rPr>
+          <w:rFonts w:ascii="Times New Roman" w:hAnsi="Times New Roman"/>
+          <w:color w:val="000000"/>
+          <w:sz w:val="24"/>
+        </w:rPr>
+        <w:t>Тобі</w:t>
+      </w:r>
+      <w:r>
+        <w:rPr>
+          <w:rFonts w:ascii="Times New Roman" w:hAnsi="Times New Roman"/>
+          <w:color w:val="000000"/>
+          <w:sz w:val="24"/>
+        </w:rPr>
+        <w:t xml:space="preserve"> </w:t>
+      </w:r>
+      <w:r>
+        <w:rPr>
+          <w:rFonts w:ascii="Times New Roman" w:hAnsi="Times New Roman"/>
+          <w:color w:val="000000"/>
+          <w:sz w:val="24"/>
+        </w:rPr>
+        <w:t>славу</w:t>
+      </w:r>
+      <w:r>
+        <w:rPr>
+          <w:rFonts w:ascii="Times New Roman" w:hAnsi="Times New Roman"/>
+          <w:color w:val="000000"/>
+          <w:sz w:val="24"/>
+        </w:rPr>
+        <w:t xml:space="preserve"> </w:t>
+      </w:r>
+      <w:r>
+        <w:rPr>
+          <w:rFonts w:ascii="Times New Roman" w:hAnsi="Times New Roman"/>
+          <w:color w:val="000000"/>
+          <w:sz w:val="24"/>
+        </w:rPr>
+        <w:t>возсилаємо:</w:t>
+      </w:r>
+      <w:r>
+        <w:rPr>
+          <w:rFonts w:ascii="Times New Roman" w:hAnsi="Times New Roman"/>
+          <w:color w:val="000000"/>
+          <w:sz w:val="24"/>
+        </w:rPr>
+        <w:t xml:space="preserve"> </w:t>
+      </w:r>
+      <w:r>
+        <w:rPr>
+          <w:rFonts w:ascii="Times New Roman" w:hAnsi="Times New Roman"/>
+          <w:color w:val="000000"/>
+          <w:sz w:val="24"/>
+        </w:rPr>
+        <w:t>Отцю,</w:t>
+      </w:r>
+      <w:r>
+        <w:rPr>
+          <w:rFonts w:ascii="Times New Roman" w:hAnsi="Times New Roman"/>
+          <w:color w:val="000000"/>
+          <w:sz w:val="24"/>
+        </w:rPr>
+        <w:t xml:space="preserve"> </w:t>
+      </w:r>
+      <w:r>
+        <w:rPr>
+          <w:rFonts w:ascii="Times New Roman" w:hAnsi="Times New Roman"/>
+          <w:color w:val="000000"/>
+          <w:sz w:val="24"/>
+        </w:rPr>
+        <w:t>і</w:t>
+      </w:r>
+      <w:r>
+        <w:rPr>
+          <w:rFonts w:ascii="Times New Roman" w:hAnsi="Times New Roman"/>
+          <w:color w:val="000000"/>
+          <w:sz w:val="24"/>
+        </w:rPr>
+        <w:t xml:space="preserve"> </w:t>
+      </w:r>
+      <w:r>
+        <w:rPr>
+          <w:rFonts w:ascii="Times New Roman" w:hAnsi="Times New Roman"/>
+          <w:color w:val="000000"/>
+          <w:sz w:val="24"/>
+        </w:rPr>
+        <w:t>Сину,</w:t>
+      </w:r>
+      <w:r>
+        <w:rPr>
+          <w:rFonts w:ascii="Times New Roman" w:hAnsi="Times New Roman"/>
+          <w:color w:val="000000"/>
+          <w:sz w:val="24"/>
+        </w:rPr>
+        <w:t xml:space="preserve"> </w:t>
+      </w:r>
+      <w:r>
+        <w:rPr>
+          <w:rFonts w:ascii="Times New Roman" w:hAnsi="Times New Roman"/>
+          <w:color w:val="000000"/>
+          <w:sz w:val="24"/>
+        </w:rPr>
+        <w:t>і</w:t>
+      </w:r>
+      <w:r>
+        <w:rPr>
+          <w:rFonts w:ascii="Times New Roman" w:hAnsi="Times New Roman"/>
+          <w:color w:val="000000"/>
+          <w:sz w:val="24"/>
+        </w:rPr>
+        <w:t xml:space="preserve"> </w:t>
+      </w:r>
+      <w:r>
+        <w:rPr>
+          <w:rFonts w:ascii="Times New Roman" w:hAnsi="Times New Roman"/>
+          <w:color w:val="000000"/>
+          <w:sz w:val="24"/>
+        </w:rPr>
+        <w:t>Святому</w:t>
+      </w:r>
+      <w:r>
+        <w:rPr>
+          <w:rFonts w:ascii="Times New Roman" w:hAnsi="Times New Roman"/>
+          <w:color w:val="000000"/>
+          <w:sz w:val="24"/>
+        </w:rPr>
+        <w:t xml:space="preserve"> </w:t>
+      </w:r>
+      <w:r>
+        <w:rPr>
+          <w:rFonts w:ascii="Times New Roman" w:hAnsi="Times New Roman"/>
+          <w:color w:val="000000"/>
+          <w:sz w:val="24"/>
+        </w:rPr>
+        <w:t>Духові</w:t>
+      </w:r>
+      <w:r>
+        <w:rPr>
+          <w:rFonts w:ascii="Times New Roman" w:hAnsi="Times New Roman"/>
+          <w:sz w:val="24"/>
+        </w:rPr>
+        <w:t>,</w:t>
+      </w:r>
+      <w:r>
+        <w:rPr>
+          <w:rFonts w:ascii="Times New Roman" w:hAnsi="Times New Roman"/>
+          <w:sz w:val="24"/>
+        </w:rPr>
+        <w:t xml:space="preserve"> </w:t>
+      </w:r>
+      <w:r>
+        <w:rPr>
+          <w:rFonts w:ascii="Times New Roman" w:hAnsi="Times New Roman"/>
+          <w:sz w:val="24"/>
+        </w:rPr>
+        <w:t>нині,</w:t>
+      </w:r>
+      <w:r>
+        <w:rPr>
+          <w:rFonts w:ascii="Times New Roman" w:hAnsi="Times New Roman"/>
+          <w:sz w:val="24"/>
+        </w:rPr>
+        <w:t xml:space="preserve"> </w:t>
+      </w:r>
+      <w:r>
+        <w:rPr>
+          <w:rFonts w:ascii="Times New Roman" w:hAnsi="Times New Roman"/>
+          <w:sz w:val="24"/>
+        </w:rPr>
+        <w:t>і</w:t>
+      </w:r>
+      <w:r>
+        <w:rPr>
+          <w:rFonts w:ascii="Times New Roman" w:hAnsi="Times New Roman"/>
+          <w:sz w:val="24"/>
+        </w:rPr>
+        <w:t xml:space="preserve"> </w:t>
+      </w:r>
+      <w:r>
+        <w:rPr>
+          <w:rFonts w:ascii="Times New Roman" w:hAnsi="Times New Roman"/>
+          <w:sz w:val="24"/>
+        </w:rPr>
+        <w:t>повсякчас,</w:t>
+      </w:r>
+      <w:r>
+        <w:rPr>
+          <w:rFonts w:ascii="Times New Roman" w:hAnsi="Times New Roman"/>
+          <w:sz w:val="24"/>
+        </w:rPr>
+        <w:t xml:space="preserve"> </w:t>
+      </w:r>
+      <w:r>
+        <w:rPr>
+          <w:rFonts w:ascii="Times New Roman" w:hAnsi="Times New Roman"/>
+          <w:sz w:val="24"/>
+        </w:rPr>
+        <w:t>і</w:t>
+      </w:r>
+      <w:r>
+        <w:rPr>
+          <w:rFonts w:ascii="Times New Roman" w:hAnsi="Times New Roman"/>
+          <w:sz w:val="24"/>
+        </w:rPr>
+        <w:t xml:space="preserve"> </w:t>
+      </w:r>
+      <w:r>
+        <w:rPr>
+          <w:rFonts w:ascii="Times New Roman" w:hAnsi="Times New Roman"/>
+          <w:sz w:val="24"/>
+        </w:rPr>
+        <w:t>на</w:t>
+      </w:r>
+      <w:r>
+        <w:rPr>
+          <w:rFonts w:ascii="Times New Roman" w:hAnsi="Times New Roman"/>
+          <w:sz w:val="24"/>
+        </w:rPr>
+        <w:t xml:space="preserve"> </w:t>
+      </w:r>
+      <w:r>
+        <w:rPr>
+          <w:rFonts w:ascii="Times New Roman" w:hAnsi="Times New Roman"/>
+          <w:sz w:val="24"/>
+        </w:rPr>
+        <w:t>віки</w:t>
+      </w:r>
+      <w:r>
+        <w:rPr>
+          <w:rFonts w:ascii="Times New Roman" w:hAnsi="Times New Roman"/>
+          <w:sz w:val="24"/>
+        </w:rPr>
+        <w:t xml:space="preserve"> </w:t>
+      </w:r>
+      <w:r>
+        <w:rPr>
+          <w:rFonts w:ascii="Times New Roman" w:hAnsi="Times New Roman"/>
+          <w:sz w:val="24"/>
+        </w:rPr>
+        <w:t>віків.</w:t>
       </w:r>
     </w:p>
     <w:p>
@@ -12953,7 +17491,7 @@
           <w:sz w:val="24"/>
           <w:szCs w:val="24"/>
         </w:rPr>
-        <w:t>Ірмос 4</w:t>
+        <w:t>Ірмос 4</w:t>
       </w:r>
       <w:r>
         <w:rPr>
@@ -13139,7 +17677,7 @@
           <w:sz w:val="24"/>
           <w:szCs w:val="24"/>
         </w:rPr>
-        <w:t>Ірмос 5</w:t>
+        <w:t>Ірмос 5</w:t>
       </w:r>
       <w:r>
         <w:rPr>
@@ -13265,7 +17803,7 @@
           <w:sz w:val="24"/>
           <w:szCs w:val="24"/>
         </w:rPr>
-        <w:t>Ірмос 6</w:t>
+        <w:t>Ірмос 6</w:t>
       </w:r>
       <w:r>
         <w:rPr>
@@ -13578,38 +18116,425 @@
       <w:pPr>
         <w:spacing w:after="120"/>
         <w:jc w:val="both"/>
-        <w:rPr>
-          <w:rFonts w:ascii="Times New Roman" w:hAnsi="Times New Roman" w:cs="Times New Roman"/>
-          <w:sz w:val="24"/>
-          <w:szCs w:val="24"/>
-        </w:rPr>
-      </w:pPr>
-      <w:r>
-        <w:rPr>
-          <w:rFonts w:ascii="Times New Roman" w:hAnsi="Times New Roman" w:cs="Times New Roman"/>
-          <w:i/>
-          <w:color w:val="FF0000"/>
-          <w:sz w:val="24"/>
-          <w:szCs w:val="24"/>
-        </w:rPr>
-        <w:t>Священик: </w:t>
-      </w:r>
-      <w:r>
-        <w:rPr>
-          <w:rFonts w:ascii="Times New Roman" w:hAnsi="Times New Roman" w:cs="Times New Roman"/>
-          <w:color w:val="000000"/>
-          <w:sz w:val="24"/>
-          <w:szCs w:val="24"/>
-        </w:rPr>
-        <w:t>Бо Ти цар миру і Спас душ наших і Тобі славу возсилаємо: Отцю, і Сину, і Святому Духові</w:t>
-      </w:r>
-      <w:r>
-        <w:rPr>
-          <w:rFonts w:ascii="Times New Roman" w:hAnsi="Times New Roman" w:cs="Times New Roman"/>
-          <w:sz w:val="24"/>
-          <w:szCs w:val="24"/>
-        </w:rPr>
-        <w:t>, нині і повсякчас, і на віки віків.</w:t>
+      </w:pPr>
+      <w:r>
+        <w:rPr>
+          <w:rFonts w:ascii="Times New Roman" w:hAnsi="Times New Roman"/>
+          <w:i/>
+          <w:color w:val="FF0000"/>
+          <w:sz w:val="24"/>
+        </w:rPr>
+        <w:t>Священник:</w:t>
+      </w:r>
+      <w:r>
+        <w:rPr>
+          <w:rFonts w:ascii="Times New Roman" w:hAnsi="Times New Roman"/>
+          <w:i/>
+          <w:color w:val="FF0000"/>
+          <w:sz w:val="24"/>
+        </w:rPr>
+        <w:t xml:space="preserve"> </w:t>
+      </w:r>
+      <w:r>
+        <w:rPr>
+          <w:rFonts w:ascii="Times New Roman" w:hAnsi="Times New Roman"/>
+          <w:color w:val="000000"/>
+          <w:sz w:val="24"/>
+        </w:rPr>
+        <w:t>Бо</w:t>
+      </w:r>
+      <w:r>
+        <w:rPr>
+          <w:rFonts w:ascii="Times New Roman" w:hAnsi="Times New Roman"/>
+          <w:color w:val="000000"/>
+          <w:sz w:val="24"/>
+        </w:rPr>
+        <w:t xml:space="preserve"> </w:t>
+      </w:r>
+      <w:r>
+        <w:rPr>
+          <w:rFonts w:ascii="Times New Roman" w:hAnsi="Times New Roman"/>
+          <w:color w:val="000000"/>
+          <w:sz w:val="24"/>
+        </w:rPr>
+        <w:t>Ти</w:t>
+      </w:r>
+      <w:r>
+        <w:rPr>
+          <w:rFonts w:ascii="Times New Roman" w:hAnsi="Times New Roman"/>
+          <w:color w:val="000000"/>
+          <w:sz w:val="24"/>
+        </w:rPr>
+        <w:t xml:space="preserve"> </w:t>
+      </w:r>
+      <w:r>
+        <w:rPr>
+          <w:rFonts w:ascii="Times New Roman" w:hAnsi="Times New Roman"/>
+          <w:color w:val="000000"/>
+          <w:sz w:val="24"/>
+        </w:rPr>
+        <w:t>цар</w:t>
+      </w:r>
+      <w:r>
+        <w:rPr>
+          <w:rFonts w:ascii="Times New Roman" w:hAnsi="Times New Roman"/>
+          <w:color w:val="000000"/>
+          <w:sz w:val="24"/>
+        </w:rPr>
+        <w:t xml:space="preserve"> </w:t>
+      </w:r>
+      <w:r>
+        <w:rPr>
+          <w:rFonts w:ascii="Times New Roman" w:hAnsi="Times New Roman"/>
+          <w:color w:val="000000"/>
+          <w:sz w:val="24"/>
+        </w:rPr>
+        <w:t>миру</w:t>
+      </w:r>
+      <w:r>
+        <w:rPr>
+          <w:rFonts w:ascii="Times New Roman" w:hAnsi="Times New Roman"/>
+          <w:color w:val="000000"/>
+          <w:sz w:val="24"/>
+        </w:rPr>
+        <w:t xml:space="preserve"> </w:t>
+      </w:r>
+      <w:r>
+        <w:rPr>
+          <w:rFonts w:ascii="Times New Roman" w:hAnsi="Times New Roman"/>
+          <w:color w:val="000000"/>
+          <w:sz w:val="24"/>
+        </w:rPr>
+        <w:t>і</w:t>
+      </w:r>
+      <w:r>
+        <w:rPr>
+          <w:rFonts w:ascii="Times New Roman" w:hAnsi="Times New Roman"/>
+          <w:color w:val="000000"/>
+          <w:sz w:val="24"/>
+        </w:rPr>
+        <w:t xml:space="preserve"> </w:t>
+      </w:r>
+      <w:r>
+        <w:rPr>
+          <w:rFonts w:ascii="Times New Roman" w:hAnsi="Times New Roman"/>
+          <w:color w:val="000000"/>
+          <w:sz w:val="24"/>
+        </w:rPr>
+        <w:t>Спас</w:t>
+      </w:r>
+      <w:r>
+        <w:rPr>
+          <w:rFonts w:ascii="Times New Roman" w:hAnsi="Times New Roman"/>
+          <w:color w:val="000000"/>
+          <w:sz w:val="24"/>
+        </w:rPr>
+        <w:t xml:space="preserve"> </w:t>
+      </w:r>
+      <w:r>
+        <w:rPr>
+          <w:rFonts w:ascii="Times New Roman" w:hAnsi="Times New Roman"/>
+          <w:color w:val="000000"/>
+          <w:sz w:val="24"/>
+        </w:rPr>
+        <w:t>душ</w:t>
+      </w:r>
+      <w:r>
+        <w:rPr>
+          <w:rFonts w:ascii="Times New Roman" w:hAnsi="Times New Roman"/>
+          <w:color w:val="000000"/>
+          <w:sz w:val="24"/>
+        </w:rPr>
+        <w:t xml:space="preserve"> </w:t>
+      </w:r>
+      <w:r>
+        <w:rPr>
+          <w:rFonts w:ascii="Times New Roman" w:hAnsi="Times New Roman"/>
+          <w:color w:val="000000"/>
+          <w:sz w:val="24"/>
+        </w:rPr>
+        <w:t>наших</w:t>
+      </w:r>
+      <w:r>
+        <w:rPr>
+          <w:rFonts w:ascii="Times New Roman" w:hAnsi="Times New Roman"/>
+          <w:color w:val="000000"/>
+          <w:sz w:val="24"/>
+        </w:rPr>
+        <w:t xml:space="preserve"> </w:t>
+      </w:r>
+      <w:r>
+        <w:rPr>
+          <w:rFonts w:ascii="Times New Roman" w:hAnsi="Times New Roman"/>
+          <w:color w:val="000000"/>
+          <w:sz w:val="24"/>
+        </w:rPr>
+        <w:t>–</w:t>
+      </w:r>
+      <w:r>
+        <w:rPr>
+          <w:rFonts w:ascii="Times New Roman" w:hAnsi="Times New Roman"/>
+          <w:color w:val="000000"/>
+          <w:sz w:val="24"/>
+        </w:rPr>
+        <w:t xml:space="preserve"> </w:t>
+      </w:r>
+      <w:r>
+        <w:rPr>
+          <w:rFonts w:ascii="Times New Roman" w:hAnsi="Times New Roman"/>
+          <w:color w:val="000000"/>
+          <w:sz w:val="24"/>
+        </w:rPr>
+        <w:t>і</w:t>
+      </w:r>
+      <w:r>
+        <w:rPr>
+          <w:rFonts w:ascii="Times New Roman" w:hAnsi="Times New Roman"/>
+          <w:color w:val="000000"/>
+          <w:sz w:val="24"/>
+        </w:rPr>
+        <w:t xml:space="preserve"> </w:t>
+      </w:r>
+      <w:r>
+        <w:rPr>
+          <w:rFonts w:ascii="Times New Roman" w:hAnsi="Times New Roman"/>
+          <w:color w:val="000000"/>
+          <w:sz w:val="24"/>
+        </w:rPr>
+        <w:t>Тобі</w:t>
+      </w:r>
+      <w:r>
+        <w:rPr>
+          <w:rFonts w:ascii="Times New Roman" w:hAnsi="Times New Roman"/>
+          <w:color w:val="000000"/>
+          <w:sz w:val="24"/>
+        </w:rPr>
+        <w:t xml:space="preserve"> </w:t>
+      </w:r>
+      <w:r>
+        <w:rPr>
+          <w:rFonts w:ascii="Times New Roman" w:hAnsi="Times New Roman"/>
+          <w:color w:val="000000"/>
+          <w:sz w:val="24"/>
+        </w:rPr>
+        <w:t>славу</w:t>
+      </w:r>
+      <w:r>
+        <w:rPr>
+          <w:rFonts w:ascii="Times New Roman" w:hAnsi="Times New Roman"/>
+          <w:color w:val="000000"/>
+          <w:sz w:val="24"/>
+        </w:rPr>
+        <w:t xml:space="preserve"> </w:t>
+      </w:r>
+      <w:r>
+        <w:rPr>
+          <w:rFonts w:ascii="Times New Roman" w:hAnsi="Times New Roman"/>
+          <w:color w:val="000000"/>
+          <w:sz w:val="24"/>
+        </w:rPr>
+        <w:t>возсилаємо,</w:t>
+      </w:r>
+      <w:r>
+        <w:rPr>
+          <w:rFonts w:ascii="Times New Roman" w:hAnsi="Times New Roman"/>
+          <w:color w:val="000000"/>
+          <w:sz w:val="24"/>
+        </w:rPr>
+        <w:t xml:space="preserve"> </w:t>
+      </w:r>
+      <w:r>
+        <w:rPr>
+          <w:rFonts w:ascii="Times New Roman" w:hAnsi="Times New Roman"/>
+          <w:color w:val="000000"/>
+          <w:sz w:val="24"/>
+        </w:rPr>
+        <w:t>Отцю,</w:t>
+      </w:r>
+      <w:r>
+        <w:rPr>
+          <w:rFonts w:ascii="Times New Roman" w:hAnsi="Times New Roman"/>
+          <w:color w:val="000000"/>
+          <w:sz w:val="24"/>
+        </w:rPr>
+        <w:t xml:space="preserve"> </w:t>
+      </w:r>
+      <w:r>
+        <w:rPr>
+          <w:rFonts w:ascii="Times New Roman" w:hAnsi="Times New Roman"/>
+          <w:color w:val="000000"/>
+          <w:sz w:val="24"/>
+        </w:rPr>
+        <w:t>і</w:t>
+      </w:r>
+      <w:r>
+        <w:rPr>
+          <w:rFonts w:ascii="Times New Roman" w:hAnsi="Times New Roman"/>
+          <w:color w:val="000000"/>
+          <w:sz w:val="24"/>
+        </w:rPr>
+        <w:t xml:space="preserve"> </w:t>
+      </w:r>
+      <w:r>
+        <w:rPr>
+          <w:rFonts w:ascii="Times New Roman" w:hAnsi="Times New Roman"/>
+          <w:color w:val="000000"/>
+          <w:sz w:val="24"/>
+        </w:rPr>
+        <w:t>Сину,</w:t>
+      </w:r>
+      <w:r>
+        <w:rPr>
+          <w:rFonts w:ascii="Times New Roman" w:hAnsi="Times New Roman"/>
+          <w:color w:val="000000"/>
+          <w:sz w:val="24"/>
+        </w:rPr>
+        <w:t xml:space="preserve"> </w:t>
+      </w:r>
+      <w:r>
+        <w:rPr>
+          <w:rFonts w:ascii="Times New Roman" w:hAnsi="Times New Roman"/>
+          <w:color w:val="000000"/>
+          <w:sz w:val="24"/>
+        </w:rPr>
+        <w:t>і</w:t>
+      </w:r>
+      <w:r>
+        <w:rPr>
+          <w:rFonts w:ascii="Times New Roman" w:hAnsi="Times New Roman"/>
+          <w:color w:val="000000"/>
+          <w:sz w:val="24"/>
+        </w:rPr>
+        <w:t xml:space="preserve"> </w:t>
+      </w:r>
+      <w:r>
+        <w:rPr>
+          <w:rFonts w:ascii="Times New Roman" w:hAnsi="Times New Roman"/>
+          <w:color w:val="000000"/>
+          <w:sz w:val="24"/>
+        </w:rPr>
+        <w:t>Святому</w:t>
+      </w:r>
+      <w:r>
+        <w:rPr>
+          <w:rFonts w:ascii="Times New Roman" w:hAnsi="Times New Roman"/>
+          <w:color w:val="000000"/>
+          <w:sz w:val="24"/>
+        </w:rPr>
+        <w:t xml:space="preserve"> </w:t>
+      </w:r>
+      <w:r>
+        <w:rPr>
+          <w:rFonts w:ascii="Times New Roman" w:hAnsi="Times New Roman"/>
+          <w:color w:val="000000"/>
+          <w:sz w:val="24"/>
+        </w:rPr>
+        <w:t>Духові</w:t>
+      </w:r>
+      <w:r>
+        <w:rPr>
+          <w:rFonts w:ascii="Times New Roman" w:hAnsi="Times New Roman"/>
+          <w:sz w:val="24"/>
+        </w:rPr>
+        <w:t>,</w:t>
+      </w:r>
+      <w:r>
+        <w:rPr>
+          <w:rFonts w:ascii="Times New Roman" w:hAnsi="Times New Roman"/>
+          <w:sz w:val="24"/>
+        </w:rPr>
+        <w:t xml:space="preserve"> </w:t>
+      </w:r>
+      <w:r>
+        <w:rPr>
+          <w:rFonts w:ascii="Times New Roman" w:hAnsi="Times New Roman"/>
+          <w:sz w:val="24"/>
+        </w:rPr>
+        <w:t>нині,</w:t>
+      </w:r>
+      <w:r>
+        <w:rPr>
+          <w:rFonts w:ascii="Times New Roman" w:hAnsi="Times New Roman"/>
+          <w:sz w:val="24"/>
+        </w:rPr>
+        <w:t xml:space="preserve"> </w:t>
+      </w:r>
+      <w:r>
+        <w:rPr>
+          <w:rFonts w:ascii="Times New Roman" w:hAnsi="Times New Roman"/>
+          <w:sz w:val="24"/>
+        </w:rPr>
+        <w:t>і</w:t>
+      </w:r>
+      <w:r>
+        <w:rPr>
+          <w:rFonts w:ascii="Times New Roman" w:hAnsi="Times New Roman"/>
+          <w:sz w:val="24"/>
+        </w:rPr>
+        <w:t xml:space="preserve"> </w:t>
+      </w:r>
+      <w:r>
+        <w:rPr>
+          <w:rFonts w:ascii="Times New Roman" w:hAnsi="Times New Roman"/>
+          <w:sz w:val="24"/>
+        </w:rPr>
+        <w:t>повсякчас,</w:t>
+      </w:r>
+      <w:r>
+        <w:rPr>
+          <w:rFonts w:ascii="Times New Roman" w:hAnsi="Times New Roman"/>
+          <w:sz w:val="24"/>
+        </w:rPr>
+        <w:t xml:space="preserve"> </w:t>
+      </w:r>
+      <w:r>
+        <w:rPr>
+          <w:rFonts w:ascii="Times New Roman" w:hAnsi="Times New Roman"/>
+          <w:sz w:val="24"/>
+        </w:rPr>
+        <w:t>і</w:t>
+      </w:r>
+      <w:r>
+        <w:rPr>
+          <w:rFonts w:ascii="Times New Roman" w:hAnsi="Times New Roman"/>
+          <w:sz w:val="24"/>
+        </w:rPr>
+        <w:t xml:space="preserve"> </w:t>
+      </w:r>
+      <w:r>
+        <w:rPr>
+          <w:rFonts w:ascii="Times New Roman" w:hAnsi="Times New Roman"/>
+          <w:sz w:val="24"/>
+        </w:rPr>
+        <w:t>на</w:t>
+      </w:r>
+      <w:r>
+        <w:rPr>
+          <w:rFonts w:ascii="Times New Roman" w:hAnsi="Times New Roman"/>
+          <w:sz w:val="24"/>
+        </w:rPr>
+        <w:t xml:space="preserve"> </w:t>
+      </w:r>
+      <w:r>
+        <w:rPr>
+          <w:rFonts w:ascii="Times New Roman" w:hAnsi="Times New Roman"/>
+          <w:sz w:val="24"/>
+        </w:rPr>
+        <w:t>віки</w:t>
+      </w:r>
+      <w:r>
+        <w:rPr>
+          <w:rFonts w:ascii="Times New Roman" w:hAnsi="Times New Roman"/>
+          <w:sz w:val="24"/>
+        </w:rPr>
+        <w:t xml:space="preserve"> </w:t>
+      </w:r>
+      <w:r>
+        <w:rPr>
+          <w:rFonts w:ascii="Times New Roman" w:hAnsi="Times New Roman"/>
+          <w:sz w:val="24"/>
+        </w:rPr>
+        <w:t>віків.</w:t>
       </w:r>
     </w:p>
     <w:p>
@@ -13783,7 +18708,7 @@
           <w:sz w:val="24"/>
           <w:szCs w:val="24"/>
         </w:rPr>
-        <w:t>Ірмос 7</w:t>
+        <w:t>Ірмос 7</w:t>
       </w:r>
       <w:r>
         <w:rPr>
@@ -13966,7 +18891,7 @@
           <w:sz w:val="24"/>
           <w:szCs w:val="24"/>
         </w:rPr>
-        <w:t>Ірмос 8</w:t>
+        <w:t>Ірмос 8</w:t>
       </w:r>
       <w:r>
         <w:rPr>
@@ -14335,17 +19260,17 @@
           <w:sz w:val="24"/>
           <w:szCs w:val="24"/>
         </w:rPr>
-        <w:t> </w:t>
-      </w:r>
-      <w:r>
-        <w:rPr>
-          <w:rFonts w:ascii="Times New Roman" w:hAnsi="Times New Roman" w:cs="Times New Roman"/>
-          <w:i/>
-          <w:color w:val="FF0000"/>
-          <w:sz w:val="24"/>
-          <w:szCs w:val="24"/>
-        </w:rPr>
-        <w:t>(г. 1):</w:t>
+        <w:t xml:space="preserve"> </w:t>
+      </w:r>
+      <w:r>
+        <w:rPr>
+          <w:rFonts w:ascii="Times New Roman" w:hAnsi="Times New Roman" w:cs="Times New Roman"/>
+          <w:i/>
+          <w:color w:val="FF0000"/>
+          <w:sz w:val="24"/>
+          <w:szCs w:val="24"/>
+        </w:rPr>
+        <w:t>(г. 1):</w:t>
       </w:r>
       <w:r>
         <w:rPr>
@@ -14927,7 +19852,7 @@
           <w:sz w:val="24"/>
           <w:szCs w:val="24"/>
         </w:rPr>
-        <w:t>Священик: </w:t>
+        <w:t xml:space="preserve">Священик: </w:t>
       </w:r>
       <w:r>
         <w:rPr>
@@ -15716,7 +20641,7 @@
           <w:sz w:val="24"/>
           <w:szCs w:val="24"/>
         </w:rPr>
-        <w:t>(г. 4):</w:t>
+        <w:t>(г. 4):</w:t>
       </w:r>
       <w:r>
         <w:rPr>
@@ -15921,7 +20846,7 @@
           <w:sz w:val="24"/>
           <w:szCs w:val="24"/>
         </w:rPr>
-        <w:t>(г. 2):</w:t>
+        <w:t>(г. 2):</w:t>
       </w:r>
       <w:r>
         <w:rPr>
@@ -16435,49 +21360,368 @@
       <w:pPr>
         <w:spacing w:after="120"/>
         <w:jc w:val="both"/>
-        <w:rPr>
-          <w:rFonts w:ascii="Times New Roman" w:hAnsi="Times New Roman" w:cs="Times New Roman"/>
-          <w:i/>
-          <w:sz w:val="24"/>
-          <w:szCs w:val="24"/>
-        </w:rPr>
-      </w:pPr>
-      <w:r>
-        <w:rPr>
-          <w:rFonts w:ascii="Times New Roman" w:hAnsi="Times New Roman" w:cs="Times New Roman"/>
-          <w:sz w:val="24"/>
-          <w:szCs w:val="24"/>
-        </w:rPr>
-        <w:t xml:space="preserve">Святий Боже, святий Кріпкий, святий Безсмертний, помилуй нас </w:t>
-      </w:r>
-      <w:r>
-        <w:rPr>
-          <w:rFonts w:ascii="Times New Roman" w:hAnsi="Times New Roman" w:cs="Times New Roman"/>
-          <w:i/>
-          <w:color w:val="FF0000"/>
-          <w:sz w:val="24"/>
-          <w:szCs w:val="24"/>
-        </w:rPr>
-        <w:t>(3 р.).</w:t>
-      </w:r>
-    </w:p>
-    <w:p>
-      <w:pPr>
-        <w:spacing w:after="120"/>
-        <w:jc w:val="both"/>
-        <w:rPr>
-          <w:rFonts w:ascii="Times New Roman" w:hAnsi="Times New Roman" w:cs="Times New Roman"/>
-          <w:sz w:val="24"/>
-          <w:szCs w:val="24"/>
-        </w:rPr>
-      </w:pPr>
-      <w:r>
-        <w:rPr>
-          <w:rFonts w:ascii="Times New Roman" w:hAnsi="Times New Roman" w:cs="Times New Roman"/>
-          <w:sz w:val="24"/>
-          <w:szCs w:val="24"/>
-        </w:rPr>
-        <w:t>Слава Отцю, і Сину, і Святому Духові. І нині і повсякчас, і на віки віків. Амінь.</w:t>
+      </w:pPr>
+      <w:r>
+        <w:rPr>
+          <w:rFonts w:ascii="Times New Roman" w:hAnsi="Times New Roman"/>
+          <w:sz w:val="24"/>
+        </w:rPr>
+        <w:t>Святий</w:t>
+      </w:r>
+      <w:r>
+        <w:rPr>
+          <w:rFonts w:ascii="Times New Roman" w:hAnsi="Times New Roman"/>
+          <w:sz w:val="24"/>
+        </w:rPr>
+        <w:t xml:space="preserve"> </w:t>
+      </w:r>
+      <w:r>
+        <w:rPr>
+          <w:rFonts w:ascii="Times New Roman" w:hAnsi="Times New Roman"/>
+          <w:sz w:val="24"/>
+        </w:rPr>
+        <w:t>Боже,</w:t>
+      </w:r>
+      <w:r>
+        <w:rPr>
+          <w:rFonts w:ascii="Times New Roman" w:hAnsi="Times New Roman"/>
+          <w:sz w:val="24"/>
+        </w:rPr>
+        <w:t xml:space="preserve"> </w:t>
+      </w:r>
+      <w:r>
+        <w:rPr>
+          <w:rFonts w:ascii="Times New Roman" w:hAnsi="Times New Roman"/>
+          <w:sz w:val="24"/>
+        </w:rPr>
+        <w:t>святий</w:t>
+      </w:r>
+      <w:r>
+        <w:rPr>
+          <w:rFonts w:ascii="Times New Roman" w:hAnsi="Times New Roman"/>
+          <w:sz w:val="24"/>
+        </w:rPr>
+        <w:t xml:space="preserve"> </w:t>
+      </w:r>
+      <w:r>
+        <w:rPr>
+          <w:rFonts w:ascii="Times New Roman" w:hAnsi="Times New Roman"/>
+          <w:sz w:val="24"/>
+        </w:rPr>
+        <w:t>Кріпкий,</w:t>
+      </w:r>
+      <w:r>
+        <w:rPr>
+          <w:rFonts w:ascii="Times New Roman" w:hAnsi="Times New Roman"/>
+          <w:sz w:val="24"/>
+        </w:rPr>
+        <w:t xml:space="preserve"> </w:t>
+      </w:r>
+      <w:r>
+        <w:rPr>
+          <w:rFonts w:ascii="Times New Roman" w:hAnsi="Times New Roman"/>
+          <w:sz w:val="24"/>
+        </w:rPr>
+        <w:t>святий</w:t>
+      </w:r>
+      <w:r>
+        <w:rPr>
+          <w:rFonts w:ascii="Times New Roman" w:hAnsi="Times New Roman"/>
+          <w:sz w:val="24"/>
+        </w:rPr>
+        <w:t xml:space="preserve"> </w:t>
+      </w:r>
+      <w:r>
+        <w:rPr>
+          <w:rFonts w:ascii="Times New Roman" w:hAnsi="Times New Roman"/>
+          <w:sz w:val="24"/>
+        </w:rPr>
+        <w:t>Безсмертний,</w:t>
+      </w:r>
+      <w:r>
+        <w:rPr>
+          <w:rFonts w:ascii="Times New Roman" w:hAnsi="Times New Roman"/>
+          <w:sz w:val="24"/>
+        </w:rPr>
+        <w:t xml:space="preserve"> </w:t>
+      </w:r>
+      <w:r>
+        <w:rPr>
+          <w:rFonts w:ascii="Times New Roman" w:hAnsi="Times New Roman"/>
+          <w:sz w:val="24"/>
+        </w:rPr>
+        <w:t>помилуй</w:t>
+      </w:r>
+      <w:r>
+        <w:rPr>
+          <w:rFonts w:ascii="Times New Roman" w:hAnsi="Times New Roman"/>
+          <w:sz w:val="24"/>
+        </w:rPr>
+        <w:t xml:space="preserve"> </w:t>
+      </w:r>
+      <w:r>
+        <w:rPr>
+          <w:rFonts w:ascii="Times New Roman" w:hAnsi="Times New Roman"/>
+          <w:sz w:val="24"/>
+        </w:rPr>
+        <w:t>нас.</w:t>
+      </w:r>
+      <w:r>
+        <w:rPr>
+          <w:rFonts w:ascii="Times New Roman" w:hAnsi="Times New Roman"/>
+          <w:sz w:val="24"/>
+        </w:rPr>
+        <w:t xml:space="preserve"> </w:t>
+      </w:r>
+      <w:r>
+        <w:rPr>
+          <w:rFonts w:ascii="Times New Roman" w:hAnsi="Times New Roman"/>
+          <w:i/>
+          <w:color w:val="FF0000"/>
+          <w:sz w:val="24"/>
+        </w:rPr>
+        <w:t>(3</w:t>
+      </w:r>
+      <w:r>
+        <w:rPr>
+          <w:rFonts w:ascii="Times New Roman" w:hAnsi="Times New Roman"/>
+          <w:i/>
+          <w:color w:val="FF0000"/>
+          <w:sz w:val="24"/>
+        </w:rPr>
+        <w:t xml:space="preserve"> </w:t>
+      </w:r>
+      <w:r>
+        <w:rPr>
+          <w:rFonts w:ascii="Times New Roman" w:hAnsi="Times New Roman"/>
+          <w:i/>
+          <w:color w:val="FF0000"/>
+          <w:sz w:val="24"/>
+        </w:rPr>
+        <w:t>р.)</w:t>
+      </w:r>
+    </w:p>
+    <w:p>
+      <w:pPr>
+        <w:spacing w:after="120"/>
+        <w:jc w:val="both"/>
+      </w:pPr>
+      <w:r>
+        <w:rPr>
+          <w:rFonts w:ascii="Times New Roman" w:hAnsi="Times New Roman"/>
+          <w:sz w:val="24"/>
+        </w:rPr>
+        <w:t>Слава</w:t>
+      </w:r>
+      <w:r>
+        <w:rPr>
+          <w:rFonts w:ascii="Times New Roman" w:hAnsi="Times New Roman"/>
+          <w:sz w:val="24"/>
+        </w:rPr>
+        <w:t xml:space="preserve"> </w:t>
+      </w:r>
+      <w:r>
+        <w:rPr>
+          <w:rFonts w:ascii="Times New Roman" w:hAnsi="Times New Roman"/>
+          <w:sz w:val="24"/>
+        </w:rPr>
+        <w:t>Отцю,</w:t>
+      </w:r>
+      <w:r>
+        <w:rPr>
+          <w:rFonts w:ascii="Times New Roman" w:hAnsi="Times New Roman"/>
+          <w:sz w:val="24"/>
+        </w:rPr>
+        <w:t xml:space="preserve"> </w:t>
+      </w:r>
+      <w:r>
+        <w:rPr>
+          <w:rFonts w:ascii="Times New Roman" w:hAnsi="Times New Roman"/>
+          <w:sz w:val="24"/>
+        </w:rPr>
+        <w:t>і</w:t>
+      </w:r>
+      <w:r>
+        <w:rPr>
+          <w:rFonts w:ascii="Times New Roman" w:hAnsi="Times New Roman"/>
+          <w:sz w:val="24"/>
+        </w:rPr>
+        <w:t xml:space="preserve"> </w:t>
+      </w:r>
+      <w:r>
+        <w:rPr>
+          <w:rFonts w:ascii="Times New Roman" w:hAnsi="Times New Roman"/>
+          <w:sz w:val="24"/>
+        </w:rPr>
+        <w:t>Сину,</w:t>
+      </w:r>
+      <w:r>
+        <w:rPr>
+          <w:rFonts w:ascii="Times New Roman" w:hAnsi="Times New Roman"/>
+          <w:sz w:val="24"/>
+        </w:rPr>
+        <w:t xml:space="preserve"> </w:t>
+      </w:r>
+      <w:r>
+        <w:rPr>
+          <w:rFonts w:ascii="Times New Roman" w:hAnsi="Times New Roman"/>
+          <w:sz w:val="24"/>
+        </w:rPr>
+        <w:t>і</w:t>
+      </w:r>
+      <w:r>
+        <w:rPr>
+          <w:rFonts w:ascii="Times New Roman" w:hAnsi="Times New Roman"/>
+          <w:sz w:val="24"/>
+        </w:rPr>
+        <w:t xml:space="preserve"> </w:t>
+      </w:r>
+      <w:r>
+        <w:rPr>
+          <w:rFonts w:ascii="Times New Roman" w:hAnsi="Times New Roman"/>
+          <w:sz w:val="24"/>
+        </w:rPr>
+        <w:t>Святому</w:t>
+      </w:r>
+      <w:r>
+        <w:rPr>
+          <w:rFonts w:ascii="Times New Roman" w:hAnsi="Times New Roman"/>
+          <w:sz w:val="24"/>
+        </w:rPr>
+        <w:t xml:space="preserve"> </w:t>
+      </w:r>
+      <w:r>
+        <w:rPr>
+          <w:rFonts w:ascii="Times New Roman" w:hAnsi="Times New Roman"/>
+          <w:sz w:val="24"/>
+        </w:rPr>
+        <w:t>Духові,*</w:t>
+      </w:r>
+      <w:r>
+        <w:rPr>
+          <w:rFonts w:ascii="Times New Roman" w:hAnsi="Times New Roman"/>
+          <w:sz w:val="24"/>
+        </w:rPr>
+        <w:t xml:space="preserve"> </w:t>
+      </w:r>
+      <w:r>
+        <w:rPr>
+          <w:rFonts w:ascii="Times New Roman" w:hAnsi="Times New Roman"/>
+          <w:sz w:val="24"/>
+        </w:rPr>
+        <w:t>і</w:t>
+      </w:r>
+      <w:r>
+        <w:rPr>
+          <w:rFonts w:ascii="Times New Roman" w:hAnsi="Times New Roman"/>
+          <w:sz w:val="24"/>
+        </w:rPr>
+        <w:t xml:space="preserve"> </w:t>
+      </w:r>
+      <w:r>
+        <w:rPr>
+          <w:rFonts w:ascii="Times New Roman" w:hAnsi="Times New Roman"/>
+          <w:sz w:val="24"/>
+        </w:rPr>
+        <w:t>нині</w:t>
+      </w:r>
+      <w:r>
+        <w:rPr>
+          <w:rFonts w:ascii="Times New Roman" w:hAnsi="Times New Roman"/>
+          <w:sz w:val="24"/>
+        </w:rPr>
+        <w:t xml:space="preserve"> </w:t>
+      </w:r>
+      <w:r>
+        <w:rPr>
+          <w:rFonts w:ascii="Times New Roman" w:hAnsi="Times New Roman"/>
+          <w:sz w:val="24"/>
+        </w:rPr>
+        <w:t>і</w:t>
+      </w:r>
+      <w:r>
+        <w:rPr>
+          <w:rFonts w:ascii="Times New Roman" w:hAnsi="Times New Roman"/>
+          <w:sz w:val="24"/>
+        </w:rPr>
+        <w:t xml:space="preserve"> </w:t>
+      </w:r>
+      <w:r>
+        <w:rPr>
+          <w:rFonts w:ascii="Times New Roman" w:hAnsi="Times New Roman"/>
+          <w:sz w:val="24"/>
+        </w:rPr>
+        <w:t>повсякчас,</w:t>
+      </w:r>
+      <w:r>
+        <w:rPr>
+          <w:rFonts w:ascii="Times New Roman" w:hAnsi="Times New Roman"/>
+          <w:sz w:val="24"/>
+        </w:rPr>
+        <w:t xml:space="preserve"> </w:t>
+      </w:r>
+      <w:r>
+        <w:rPr>
+          <w:rFonts w:ascii="Times New Roman" w:hAnsi="Times New Roman"/>
+          <w:sz w:val="24"/>
+        </w:rPr>
+        <w:t>і</w:t>
+      </w:r>
+      <w:r>
+        <w:rPr>
+          <w:rFonts w:ascii="Times New Roman" w:hAnsi="Times New Roman"/>
+          <w:sz w:val="24"/>
+        </w:rPr>
+        <w:t xml:space="preserve"> </w:t>
+      </w:r>
+      <w:r>
+        <w:rPr>
+          <w:rFonts w:ascii="Times New Roman" w:hAnsi="Times New Roman"/>
+          <w:sz w:val="24"/>
+        </w:rPr>
+        <w:t>на</w:t>
+      </w:r>
+      <w:r>
+        <w:rPr>
+          <w:rFonts w:ascii="Times New Roman" w:hAnsi="Times New Roman"/>
+          <w:sz w:val="24"/>
+        </w:rPr>
+        <w:t xml:space="preserve"> </w:t>
+      </w:r>
+      <w:r>
+        <w:rPr>
+          <w:rFonts w:ascii="Times New Roman" w:hAnsi="Times New Roman"/>
+          <w:sz w:val="24"/>
+        </w:rPr>
+        <w:t>віки</w:t>
+      </w:r>
+      <w:r>
+        <w:rPr>
+          <w:rFonts w:ascii="Times New Roman" w:hAnsi="Times New Roman"/>
+          <w:sz w:val="24"/>
+        </w:rPr>
+        <w:t xml:space="preserve"> </w:t>
+      </w:r>
+      <w:r>
+        <w:rPr>
+          <w:rFonts w:ascii="Times New Roman" w:hAnsi="Times New Roman"/>
+          <w:sz w:val="24"/>
+        </w:rPr>
+        <w:t>віків.</w:t>
+      </w:r>
+      <w:r>
+        <w:rPr>
+          <w:rFonts w:ascii="Times New Roman" w:hAnsi="Times New Roman"/>
+          <w:sz w:val="24"/>
+        </w:rPr>
+        <w:t xml:space="preserve"> </w:t>
+      </w:r>
+      <w:r>
+        <w:rPr>
+          <w:rFonts w:ascii="Times New Roman" w:hAnsi="Times New Roman"/>
+          <w:sz w:val="24"/>
+        </w:rPr>
+        <w:t>Амінь.</w:t>
       </w:r>
     </w:p>
     <w:p>
@@ -18018,7 +23262,7 @@
           <w:sz w:val="24"/>
           <w:szCs w:val="24"/>
         </w:rPr>
-        <w:t>(3 р.)</w:t>
+        <w:t>(3 р.)</w:t>
       </w:r>
       <w:r>
         <w:rPr>

--- a/flow/20230914_vu_template/drafts/2024-12-u/26-ЧТ-Собор_Богородиці.docx
+++ b/flow/20230914_vu_template/drafts/2024-12-u/26-ЧТ-Собор_Богородиці.docx
@@ -9021,294 +9021,7 @@
           <w:rFonts w:ascii="Times New Roman" w:hAnsi="Times New Roman"/>
           <w:sz w:val="24"/>
         </w:rPr>
-        <w:t xml:space="preserve"> </w:t>
-      </w:r>
-      <w:r>
-        <w:rPr>
-          <w:rFonts w:ascii="Times New Roman" w:hAnsi="Times New Roman"/>
-          <w:sz w:val="24"/>
-        </w:rPr>
-        <w:t>Бо</w:t>
-      </w:r>
-      <w:r>
-        <w:rPr>
-          <w:rFonts w:ascii="Times New Roman" w:hAnsi="Times New Roman"/>
-          <w:sz w:val="24"/>
-        </w:rPr>
-        <w:t xml:space="preserve"> </w:t>
-      </w:r>
-      <w:r>
-        <w:rPr>
-          <w:rFonts w:ascii="Times New Roman" w:hAnsi="Times New Roman"/>
-          <w:sz w:val="24"/>
-        </w:rPr>
-        <w:t>Твоє</w:t>
-      </w:r>
-      <w:r>
-        <w:rPr>
-          <w:rFonts w:ascii="Times New Roman" w:hAnsi="Times New Roman"/>
-          <w:sz w:val="24"/>
-        </w:rPr>
-        <w:t xml:space="preserve"> </w:t>
-      </w:r>
-      <w:r>
-        <w:rPr>
-          <w:rFonts w:ascii="Times New Roman" w:hAnsi="Times New Roman"/>
-          <w:sz w:val="24"/>
-        </w:rPr>
-        <w:t>є</w:t>
-      </w:r>
-      <w:r>
-        <w:rPr>
-          <w:rFonts w:ascii="Times New Roman" w:hAnsi="Times New Roman"/>
-          <w:sz w:val="24"/>
-        </w:rPr>
-        <w:t xml:space="preserve"> </w:t>
-      </w:r>
-      <w:r>
-        <w:rPr>
-          <w:rFonts w:ascii="Times New Roman" w:hAnsi="Times New Roman"/>
-          <w:sz w:val="24"/>
-        </w:rPr>
-        <w:t>царство,</w:t>
-      </w:r>
-      <w:r>
-        <w:rPr>
-          <w:rFonts w:ascii="Times New Roman" w:hAnsi="Times New Roman"/>
-          <w:sz w:val="24"/>
-        </w:rPr>
-        <w:t xml:space="preserve"> </w:t>
-      </w:r>
-      <w:r>
-        <w:rPr>
-          <w:rFonts w:ascii="Times New Roman" w:hAnsi="Times New Roman"/>
-          <w:sz w:val="24"/>
-        </w:rPr>
-        <w:t>і</w:t>
-      </w:r>
-      <w:r>
-        <w:rPr>
-          <w:rFonts w:ascii="Times New Roman" w:hAnsi="Times New Roman"/>
-          <w:sz w:val="24"/>
-        </w:rPr>
-        <w:t xml:space="preserve"> </w:t>
-      </w:r>
-      <w:r>
-        <w:rPr>
-          <w:rFonts w:ascii="Times New Roman" w:hAnsi="Times New Roman"/>
-          <w:sz w:val="24"/>
-        </w:rPr>
-        <w:t>сила,</w:t>
-      </w:r>
-      <w:r>
-        <w:rPr>
-          <w:rFonts w:ascii="Times New Roman" w:hAnsi="Times New Roman"/>
-          <w:sz w:val="24"/>
-        </w:rPr>
-        <w:t xml:space="preserve"> </w:t>
-      </w:r>
-      <w:r>
-        <w:rPr>
-          <w:rFonts w:ascii="Times New Roman" w:hAnsi="Times New Roman"/>
-          <w:sz w:val="24"/>
-        </w:rPr>
-        <w:t>і</w:t>
-      </w:r>
-      <w:r>
-        <w:rPr>
-          <w:rFonts w:ascii="Times New Roman" w:hAnsi="Times New Roman"/>
-          <w:sz w:val="24"/>
-        </w:rPr>
-        <w:t xml:space="preserve"> </w:t>
-      </w:r>
-      <w:r>
-        <w:rPr>
-          <w:rFonts w:ascii="Times New Roman" w:hAnsi="Times New Roman"/>
-          <w:sz w:val="24"/>
-        </w:rPr>
-        <w:t>слава,</w:t>
-      </w:r>
-      <w:r>
-        <w:rPr>
-          <w:rFonts w:ascii="Times New Roman" w:hAnsi="Times New Roman"/>
-          <w:sz w:val="24"/>
-        </w:rPr>
-        <w:t xml:space="preserve"> </w:t>
-      </w:r>
-      <w:r>
-        <w:rPr>
-          <w:rFonts w:ascii="Times New Roman" w:hAnsi="Times New Roman"/>
-          <w:sz w:val="24"/>
-        </w:rPr>
-        <w:t>Отця,</w:t>
-      </w:r>
-      <w:r>
-        <w:rPr>
-          <w:rFonts w:ascii="Times New Roman" w:hAnsi="Times New Roman"/>
-          <w:sz w:val="24"/>
-        </w:rPr>
-        <w:t xml:space="preserve"> </w:t>
-      </w:r>
-      <w:r>
-        <w:rPr>
-          <w:rFonts w:ascii="Times New Roman" w:hAnsi="Times New Roman"/>
-          <w:sz w:val="24"/>
-        </w:rPr>
-        <w:t>і</w:t>
-      </w:r>
-      <w:r>
-        <w:rPr>
-          <w:rFonts w:ascii="Times New Roman" w:hAnsi="Times New Roman"/>
-          <w:sz w:val="24"/>
-        </w:rPr>
-        <w:t xml:space="preserve"> </w:t>
-      </w:r>
-      <w:r>
-        <w:rPr>
-          <w:rFonts w:ascii="Times New Roman" w:hAnsi="Times New Roman"/>
-          <w:sz w:val="24"/>
-        </w:rPr>
-        <w:t>Сина,</w:t>
-      </w:r>
-      <w:r>
-        <w:rPr>
-          <w:rFonts w:ascii="Times New Roman" w:hAnsi="Times New Roman"/>
-          <w:sz w:val="24"/>
-        </w:rPr>
-        <w:t xml:space="preserve"> </w:t>
-      </w:r>
-      <w:r>
-        <w:rPr>
-          <w:rFonts w:ascii="Times New Roman" w:hAnsi="Times New Roman"/>
-          <w:sz w:val="24"/>
-        </w:rPr>
-        <w:t>і</w:t>
-      </w:r>
-      <w:r>
-        <w:rPr>
-          <w:rFonts w:ascii="Times New Roman" w:hAnsi="Times New Roman"/>
-          <w:sz w:val="24"/>
-        </w:rPr>
-        <w:t xml:space="preserve"> </w:t>
-      </w:r>
-      <w:r>
-        <w:rPr>
-          <w:rFonts w:ascii="Times New Roman" w:hAnsi="Times New Roman"/>
-          <w:sz w:val="24"/>
-        </w:rPr>
-        <w:t>Святого</w:t>
-      </w:r>
-      <w:r>
-        <w:rPr>
-          <w:rFonts w:ascii="Times New Roman" w:hAnsi="Times New Roman"/>
-          <w:sz w:val="24"/>
-        </w:rPr>
-        <w:t xml:space="preserve"> </w:t>
-      </w:r>
-      <w:r>
-        <w:rPr>
-          <w:rFonts w:ascii="Times New Roman" w:hAnsi="Times New Roman"/>
-          <w:sz w:val="24"/>
-        </w:rPr>
-        <w:t>Духа,</w:t>
-      </w:r>
-      <w:r>
-        <w:rPr>
-          <w:rFonts w:ascii="Times New Roman" w:hAnsi="Times New Roman"/>
-          <w:sz w:val="24"/>
-        </w:rPr>
-        <w:t xml:space="preserve"> </w:t>
-      </w:r>
-      <w:r>
-        <w:rPr>
-          <w:rFonts w:ascii="Times New Roman" w:hAnsi="Times New Roman"/>
-          <w:sz w:val="24"/>
-        </w:rPr>
-        <w:t>нині,</w:t>
-      </w:r>
-      <w:r>
-        <w:rPr>
-          <w:rFonts w:ascii="Times New Roman" w:hAnsi="Times New Roman"/>
-          <w:sz w:val="24"/>
-        </w:rPr>
-        <w:t xml:space="preserve"> </w:t>
-      </w:r>
-      <w:r>
-        <w:rPr>
-          <w:rFonts w:ascii="Times New Roman" w:hAnsi="Times New Roman"/>
-          <w:sz w:val="24"/>
-        </w:rPr>
-        <w:t>і</w:t>
-      </w:r>
-      <w:r>
-        <w:rPr>
-          <w:rFonts w:ascii="Times New Roman" w:hAnsi="Times New Roman"/>
-          <w:sz w:val="24"/>
-        </w:rPr>
-        <w:t xml:space="preserve"> </w:t>
-      </w:r>
-      <w:r>
-        <w:rPr>
-          <w:rFonts w:ascii="Times New Roman" w:hAnsi="Times New Roman"/>
-          <w:sz w:val="24"/>
-        </w:rPr>
-        <w:t>повсякчас,</w:t>
-      </w:r>
-      <w:r>
-        <w:rPr>
-          <w:rFonts w:ascii="Times New Roman" w:hAnsi="Times New Roman"/>
-          <w:sz w:val="24"/>
-        </w:rPr>
-        <w:t xml:space="preserve"> </w:t>
-      </w:r>
-      <w:r>
-        <w:rPr>
-          <w:rFonts w:ascii="Times New Roman" w:hAnsi="Times New Roman"/>
-          <w:sz w:val="24"/>
-        </w:rPr>
-        <w:t>і</w:t>
-      </w:r>
-      <w:r>
-        <w:rPr>
-          <w:rFonts w:ascii="Times New Roman" w:hAnsi="Times New Roman"/>
-          <w:sz w:val="24"/>
-        </w:rPr>
-        <w:t xml:space="preserve"> </w:t>
-      </w:r>
-      <w:r>
-        <w:rPr>
-          <w:rFonts w:ascii="Times New Roman" w:hAnsi="Times New Roman"/>
-          <w:sz w:val="24"/>
-        </w:rPr>
-        <w:t>на</w:t>
-      </w:r>
-      <w:r>
-        <w:rPr>
-          <w:rFonts w:ascii="Times New Roman" w:hAnsi="Times New Roman"/>
-          <w:sz w:val="24"/>
-        </w:rPr>
-        <w:t xml:space="preserve"> </w:t>
-      </w:r>
-      <w:r>
-        <w:rPr>
-          <w:rFonts w:ascii="Times New Roman" w:hAnsi="Times New Roman"/>
-          <w:sz w:val="24"/>
-        </w:rPr>
-        <w:t>віки</w:t>
-      </w:r>
-      <w:r>
-        <w:rPr>
-          <w:rFonts w:ascii="Times New Roman" w:hAnsi="Times New Roman"/>
-          <w:sz w:val="24"/>
-        </w:rPr>
-        <w:t xml:space="preserve"> </w:t>
-      </w:r>
-      <w:r>
-        <w:rPr>
-          <w:rFonts w:ascii="Times New Roman" w:hAnsi="Times New Roman"/>
-          <w:sz w:val="24"/>
-        </w:rPr>
-        <w:t>віків.</w:t>
+        <w:t xml:space="preserve"> Бо Твоє є царство, і сила, і слава, Отця, і Сина, і Святого Духа, нині, і повсякчас, і на віки віків.</w:t>
       </w:r>
     </w:p>
     <w:p>
@@ -9874,40 +9587,14 @@
           <w:color w:val="FF0000"/>
           <w:sz w:val="24"/>
         </w:rPr>
-        <w:t>Священ</w:t>
-      </w:r>
-      <w:r>
-        <w:rPr>
-          <w:rFonts w:ascii="Times New Roman" w:hAnsi="Times New Roman"/>
-          <w:i/>
-          <w:color w:val="FF0000"/>
-          <w:sz w:val="24"/>
-        </w:rPr>
-        <w:t>н</w:t>
-      </w:r>
-      <w:r>
-        <w:rPr>
-          <w:rFonts w:ascii="Times New Roman" w:hAnsi="Times New Roman"/>
-          <w:i/>
-          <w:color w:val="FF0000"/>
-          <w:sz w:val="24"/>
-        </w:rPr>
-        <w:t>ик:</w:t>
-      </w:r>
-      <w:r>
-        <w:rPr>
-          <w:rFonts w:ascii="Times New Roman" w:hAnsi="Times New Roman"/>
-          <w:color w:val="FF0000"/>
-          <w:sz w:val="24"/>
-        </w:rPr>
-        <w:t xml:space="preserve"> </w:t>
-      </w:r>
-      <w:r>
-        <w:rPr>
-          <w:rFonts w:ascii="Times New Roman" w:hAnsi="Times New Roman"/>
-          <w:sz w:val="24"/>
-        </w:rPr>
-        <w:t>Благослове́нний Христо́с Бог наш, за́вжди, ни́ні, і повсякча́с, і на ві́ки вікі́в.</w:t>
+        <w:t>Священник:</w:t>
+      </w:r>
+      <w:r>
+        <w:rPr>
+          <w:rFonts w:ascii="Times New Roman" w:hAnsi="Times New Roman"/>
+          <w:sz w:val="24"/>
+        </w:rPr>
+        <w:t xml:space="preserve"> Благослове́нний Христо́с Бог наш, за́вжди, ни́ні, і повсякча́с, і на ві́ки вікі́в.</w:t>
       </w:r>
     </w:p>
     <w:p>
@@ -9950,40 +9637,14 @@
           <w:color w:val="FF0000"/>
           <w:sz w:val="24"/>
         </w:rPr>
-        <w:t>Священ</w:t>
-      </w:r>
-      <w:r>
-        <w:rPr>
-          <w:rFonts w:ascii="Times New Roman" w:hAnsi="Times New Roman"/>
-          <w:i/>
-          <w:color w:val="FF0000"/>
-          <w:sz w:val="24"/>
-        </w:rPr>
-        <w:t>н</w:t>
-      </w:r>
-      <w:r>
-        <w:rPr>
-          <w:rFonts w:ascii="Times New Roman" w:hAnsi="Times New Roman"/>
-          <w:i/>
-          <w:color w:val="FF0000"/>
-          <w:sz w:val="24"/>
-        </w:rPr>
-        <w:t>ик:</w:t>
-      </w:r>
-      <w:r>
-        <w:rPr>
-          <w:rFonts w:ascii="Times New Roman" w:hAnsi="Times New Roman"/>
-          <w:color w:val="FF0000"/>
-          <w:sz w:val="24"/>
-        </w:rPr>
-        <w:t xml:space="preserve"> </w:t>
-      </w:r>
-      <w:r>
-        <w:rPr>
-          <w:rFonts w:ascii="Times New Roman" w:hAnsi="Times New Roman"/>
-          <w:sz w:val="24"/>
-        </w:rPr>
-        <w:t>Пресвята́ Богоро́дице, спаси́ нас.</w:t>
+        <w:t>Священник:</w:t>
+      </w:r>
+      <w:r>
+        <w:rPr>
+          <w:rFonts w:ascii="Times New Roman" w:hAnsi="Times New Roman"/>
+          <w:sz w:val="24"/>
+        </w:rPr>
+        <w:t xml:space="preserve"> Пресвята́ Богоро́дице, спаси́ нас.</w:t>
       </w:r>
     </w:p>
     <w:p>
@@ -10026,40 +9687,14 @@
           <w:color w:val="FF0000"/>
           <w:sz w:val="24"/>
         </w:rPr>
-        <w:t>Священ</w:t>
-      </w:r>
-      <w:r>
-        <w:rPr>
-          <w:rFonts w:ascii="Times New Roman" w:hAnsi="Times New Roman"/>
-          <w:i/>
-          <w:color w:val="FF0000"/>
-          <w:sz w:val="24"/>
-        </w:rPr>
-        <w:t>н</w:t>
-      </w:r>
-      <w:r>
-        <w:rPr>
-          <w:rFonts w:ascii="Times New Roman" w:hAnsi="Times New Roman"/>
-          <w:i/>
-          <w:color w:val="FF0000"/>
-          <w:sz w:val="24"/>
-        </w:rPr>
-        <w:t>ик:</w:t>
-      </w:r>
-      <w:r>
-        <w:rPr>
-          <w:rFonts w:ascii="Times New Roman" w:hAnsi="Times New Roman"/>
-          <w:color w:val="FF0000"/>
-          <w:sz w:val="24"/>
-        </w:rPr>
-        <w:t xml:space="preserve"> </w:t>
-      </w:r>
-      <w:r>
-        <w:rPr>
-          <w:rFonts w:ascii="Times New Roman" w:hAnsi="Times New Roman"/>
-          <w:sz w:val="24"/>
-        </w:rPr>
-        <w:t>Сла́ва Тобі́, Хри́сте Бо́же, упова́ння на́ше, сла́ва Тобі́!</w:t>
+        <w:t>Священник:</w:t>
+      </w:r>
+      <w:r>
+        <w:rPr>
+          <w:rFonts w:ascii="Times New Roman" w:hAnsi="Times New Roman"/>
+          <w:sz w:val="24"/>
+        </w:rPr>
+        <w:t xml:space="preserve"> Сла́ва Тобі́, Хри́сте Бо́же, упова́ння на́ше, сла́ва Тобі́!</w:t>
       </w:r>
     </w:p>
     <w:p>
@@ -10110,57 +9745,22 @@
     <w:p>
       <w:pPr>
         <w:spacing w:after="120"/>
-        <w:jc w:val="both"/>
-        <w:rPr>
-          <w:rFonts w:ascii="Times New Roman" w:hAnsi="Times New Roman" w:cs="Times New Roman"/>
-          <w:sz w:val="24"/>
-          <w:szCs w:val="24"/>
-        </w:rPr>
-      </w:pPr>
-      <w:r>
-        <w:rPr>
-          <w:rFonts w:ascii="Times New Roman" w:hAnsi="Times New Roman" w:cs="Times New Roman"/>
-          <w:i/>
-          <w:color w:val="FF0000"/>
-          <w:sz w:val="24"/>
-          <w:szCs w:val="24"/>
-        </w:rPr>
-        <w:t>Священик:</w:t>
-      </w:r>
-      <w:r>
-        <w:rPr>
-          <w:rFonts w:ascii="Times New Roman" w:hAnsi="Times New Roman" w:cs="Times New Roman"/>
-          <w:sz w:val="24"/>
-          <w:szCs w:val="24"/>
-        </w:rPr>
-        <w:t xml:space="preserve"> Христос, істинний Бог наш, що народився в вертепі у Вифлеємі Юдейському і дав себе покласти у ясла спасіння нашого ради, молитвами пречистої своєї Матері, якої </w:t>
-      </w:r>
-      <w:r>
-        <w:rPr>
-          <w:rFonts w:ascii="Times New Roman" w:hAnsi="Times New Roman" w:cs="Times New Roman"/>
-          <w:sz w:val="24"/>
-          <w:szCs w:val="24"/>
-        </w:rPr>
-        <w:lastRenderedPageBreak/>
-        <w:t xml:space="preserve">Собор днесь святкуємо, і святого священномученика Євтимія, єпископа Сардійського, і святого </w:t>
-      </w:r>
-      <w:r>
-        <w:rPr>
-          <w:rFonts w:ascii="Times New Roman" w:hAnsi="Times New Roman" w:cs="Times New Roman"/>
-          <w:i/>
-          <w:color w:val="FF0000"/>
-          <w:sz w:val="24"/>
-          <w:szCs w:val="24"/>
-        </w:rPr>
-        <w:t>(ім'я, якого є храм)</w:t>
-      </w:r>
-      <w:r>
-        <w:rPr>
-          <w:rFonts w:ascii="Times New Roman" w:hAnsi="Times New Roman" w:cs="Times New Roman"/>
-          <w:sz w:val="24"/>
-          <w:szCs w:val="24"/>
-        </w:rPr>
-        <w:t>, і всіх святих, помилує і спасе нас, як благий і людинолюбний.</w:t>
+      </w:pPr>
+      <w:r>
+        <w:rPr>
+          <w:rFonts w:ascii="Times New Roman" w:hAnsi="Times New Roman"/>
+          <w:i/>
+          <w:color w:val="FF0000"/>
+          <w:sz w:val="24"/>
+        </w:rPr>
+        <w:t>Священник:</w:t>
+      </w:r>
+      <w:r>
+        <w:rPr>
+          <w:rFonts w:ascii="Times New Roman" w:hAnsi="Times New Roman"/>
+          <w:sz w:val="24"/>
+        </w:rPr>
+        <w:t xml:space="preserve"> Христос, істинний Бог наш, що народився у вертепі у Вифлеємі Юдейському і в яслах положився спасіння нашого ради - молитвами пречистої своєї Матері, якої пам'ять собору сьогодні святкуємо, святих, славних і всехвальних апостолів, і святого священномученика Євтимія, єпископа Сардійського, і всіх святих - помилує і спасе нас як благий і людинолюбний.</w:t>
       </w:r>
     </w:p>
     <w:p>
@@ -14589,7 +14189,7 @@
         <w:rPr>
           <w:rFonts w:ascii="Times New Roman" w:hAnsi="Times New Roman"/>
           <w:i/>
-          <w:color w:val="FF4400"/>
+          <w:color w:val="FF0000"/>
           <w:sz w:val="24"/>
         </w:rPr>
         <w:t>Священник:</w:t>
@@ -14597,402 +14197,9 @@
       <w:r>
         <w:rPr>
           <w:rFonts w:ascii="Times New Roman" w:hAnsi="Times New Roman"/>
-          <w:color w:val="000000"/>
-          <w:sz w:val="24"/>
-        </w:rPr>
-        <w:t xml:space="preserve"> </w:t>
-      </w:r>
-      <w:r>
-        <w:rPr>
-          <w:rFonts w:ascii="Times New Roman" w:hAnsi="Times New Roman"/>
-          <w:color w:val="000000"/>
-          <w:sz w:val="24"/>
-        </w:rPr>
-        <w:t>Бо</w:t>
-      </w:r>
-      <w:r>
-        <w:rPr>
-          <w:rFonts w:ascii="Times New Roman" w:hAnsi="Times New Roman"/>
-          <w:color w:val="000000"/>
-          <w:sz w:val="24"/>
-        </w:rPr>
-        <w:t xml:space="preserve"> </w:t>
-      </w:r>
-      <w:r>
-        <w:rPr>
-          <w:rFonts w:ascii="Times New Roman" w:hAnsi="Times New Roman"/>
-          <w:color w:val="000000"/>
-          <w:sz w:val="24"/>
-        </w:rPr>
-        <w:t>Твоя</w:t>
-      </w:r>
-      <w:r>
-        <w:rPr>
-          <w:rFonts w:ascii="Times New Roman" w:hAnsi="Times New Roman"/>
-          <w:color w:val="000000"/>
-          <w:sz w:val="24"/>
-        </w:rPr>
-        <w:t xml:space="preserve"> </w:t>
-      </w:r>
-      <w:r>
-        <w:rPr>
-          <w:rFonts w:ascii="Times New Roman" w:hAnsi="Times New Roman"/>
-          <w:color w:val="000000"/>
-          <w:sz w:val="24"/>
-        </w:rPr>
-        <w:t>є</w:t>
-      </w:r>
-      <w:r>
-        <w:rPr>
-          <w:rFonts w:ascii="Times New Roman" w:hAnsi="Times New Roman"/>
-          <w:color w:val="000000"/>
-          <w:sz w:val="24"/>
-        </w:rPr>
-        <w:t xml:space="preserve"> </w:t>
-      </w:r>
-      <w:r>
-        <w:rPr>
-          <w:rFonts w:ascii="Times New Roman" w:hAnsi="Times New Roman"/>
-          <w:color w:val="000000"/>
-          <w:sz w:val="24"/>
-        </w:rPr>
-        <w:t>влада</w:t>
-      </w:r>
-      <w:r>
-        <w:rPr>
-          <w:rFonts w:ascii="Times New Roman" w:hAnsi="Times New Roman"/>
-          <w:color w:val="000000"/>
-          <w:sz w:val="24"/>
-        </w:rPr>
-        <w:t xml:space="preserve"> </w:t>
-      </w:r>
-      <w:r>
-        <w:rPr>
-          <w:rFonts w:ascii="Times New Roman" w:hAnsi="Times New Roman"/>
-          <w:color w:val="000000"/>
-          <w:sz w:val="24"/>
-        </w:rPr>
-        <w:t>і</w:t>
-      </w:r>
-      <w:r>
-        <w:rPr>
-          <w:rFonts w:ascii="Times New Roman" w:hAnsi="Times New Roman"/>
-          <w:color w:val="000000"/>
-          <w:sz w:val="24"/>
-        </w:rPr>
-        <w:t xml:space="preserve"> </w:t>
-      </w:r>
-      <w:r>
-        <w:rPr>
-          <w:rFonts w:ascii="Times New Roman" w:hAnsi="Times New Roman"/>
-          <w:color w:val="000000"/>
-          <w:sz w:val="24"/>
-        </w:rPr>
-        <w:t>Твоє</w:t>
-      </w:r>
-      <w:r>
-        <w:rPr>
-          <w:rFonts w:ascii="Times New Roman" w:hAnsi="Times New Roman"/>
-          <w:color w:val="000000"/>
-          <w:sz w:val="24"/>
-        </w:rPr>
-        <w:t xml:space="preserve"> </w:t>
-      </w:r>
-      <w:r>
-        <w:rPr>
-          <w:rFonts w:ascii="Times New Roman" w:hAnsi="Times New Roman"/>
-          <w:color w:val="000000"/>
-          <w:sz w:val="24"/>
-        </w:rPr>
-        <w:t>є</w:t>
-      </w:r>
-      <w:r>
-        <w:rPr>
-          <w:rFonts w:ascii="Times New Roman" w:hAnsi="Times New Roman"/>
-          <w:color w:val="000000"/>
-          <w:sz w:val="24"/>
-        </w:rPr>
-        <w:t xml:space="preserve"> </w:t>
-      </w:r>
-      <w:r>
-        <w:rPr>
-          <w:rFonts w:ascii="Times New Roman" w:hAnsi="Times New Roman"/>
-          <w:color w:val="000000"/>
-          <w:sz w:val="24"/>
-        </w:rPr>
-        <w:t>царство,</w:t>
-      </w:r>
-      <w:r>
-        <w:rPr>
-          <w:rFonts w:ascii="Times New Roman" w:hAnsi="Times New Roman"/>
-          <w:color w:val="000000"/>
-          <w:sz w:val="24"/>
-        </w:rPr>
-        <w:t xml:space="preserve"> </w:t>
-      </w:r>
-      <w:r>
-        <w:rPr>
-          <w:rFonts w:ascii="Times New Roman" w:hAnsi="Times New Roman"/>
-          <w:color w:val="000000"/>
-          <w:sz w:val="24"/>
-        </w:rPr>
-        <w:t>і</w:t>
-      </w:r>
-      <w:r>
-        <w:rPr>
-          <w:rFonts w:ascii="Times New Roman" w:hAnsi="Times New Roman"/>
-          <w:color w:val="000000"/>
-          <w:sz w:val="24"/>
-        </w:rPr>
-        <w:t xml:space="preserve"> </w:t>
-      </w:r>
-      <w:r>
-        <w:rPr>
-          <w:rFonts w:ascii="Times New Roman" w:hAnsi="Times New Roman"/>
-          <w:color w:val="000000"/>
-          <w:sz w:val="24"/>
-        </w:rPr>
-        <w:t>сила,</w:t>
-      </w:r>
-      <w:r>
-        <w:rPr>
-          <w:rFonts w:ascii="Times New Roman" w:hAnsi="Times New Roman"/>
-          <w:color w:val="000000"/>
-          <w:sz w:val="24"/>
-        </w:rPr>
-        <w:t xml:space="preserve"> </w:t>
-      </w:r>
-      <w:r>
-        <w:rPr>
-          <w:rFonts w:ascii="Times New Roman" w:hAnsi="Times New Roman"/>
-          <w:color w:val="000000"/>
-          <w:sz w:val="24"/>
-        </w:rPr>
-        <w:t>і</w:t>
-      </w:r>
-      <w:r>
-        <w:rPr>
-          <w:rFonts w:ascii="Times New Roman" w:hAnsi="Times New Roman"/>
-          <w:color w:val="000000"/>
-          <w:sz w:val="24"/>
-        </w:rPr>
-        <w:t xml:space="preserve"> </w:t>
-      </w:r>
-      <w:r>
-        <w:rPr>
-          <w:rFonts w:ascii="Times New Roman" w:hAnsi="Times New Roman"/>
-          <w:color w:val="000000"/>
-          <w:sz w:val="24"/>
-        </w:rPr>
-        <w:t>слава,</w:t>
-      </w:r>
-      <w:r>
-        <w:rPr>
-          <w:rFonts w:ascii="Times New Roman" w:hAnsi="Times New Roman"/>
-          <w:color w:val="000000"/>
-          <w:sz w:val="24"/>
-        </w:rPr>
-        <w:t xml:space="preserve"> </w:t>
-      </w:r>
-      <w:r>
-        <w:rPr>
-          <w:rFonts w:ascii="Times New Roman" w:hAnsi="Times New Roman"/>
-          <w:color w:val="000000"/>
-          <w:sz w:val="24"/>
-        </w:rPr>
-        <w:t>Отця,</w:t>
-      </w:r>
-      <w:r>
-        <w:rPr>
-          <w:rFonts w:ascii="Times New Roman" w:hAnsi="Times New Roman"/>
-          <w:color w:val="000000"/>
-          <w:sz w:val="24"/>
-        </w:rPr>
-        <w:t xml:space="preserve"> </w:t>
-      </w:r>
-      <w:r>
-        <w:rPr>
-          <w:rFonts w:ascii="Times New Roman" w:hAnsi="Times New Roman"/>
-          <w:color w:val="000000"/>
-          <w:sz w:val="24"/>
-        </w:rPr>
-        <w:t>і</w:t>
-      </w:r>
-      <w:r>
-        <w:rPr>
-          <w:rFonts w:ascii="Times New Roman" w:hAnsi="Times New Roman"/>
-          <w:color w:val="000000"/>
-          <w:sz w:val="24"/>
-        </w:rPr>
-        <w:t xml:space="preserve"> </w:t>
-      </w:r>
-      <w:r>
-        <w:rPr>
-          <w:rFonts w:ascii="Times New Roman" w:hAnsi="Times New Roman"/>
-          <w:color w:val="000000"/>
-          <w:sz w:val="24"/>
-        </w:rPr>
-        <w:t>Сина,</w:t>
-      </w:r>
-      <w:r>
-        <w:rPr>
-          <w:rFonts w:ascii="Times New Roman" w:hAnsi="Times New Roman"/>
-          <w:color w:val="000000"/>
-          <w:sz w:val="24"/>
-        </w:rPr>
-        <w:t xml:space="preserve"> </w:t>
-      </w:r>
-      <w:r>
-        <w:rPr>
-          <w:rFonts w:ascii="Times New Roman" w:hAnsi="Times New Roman"/>
-          <w:color w:val="000000"/>
-          <w:sz w:val="24"/>
-        </w:rPr>
-        <w:t>і</w:t>
-      </w:r>
-      <w:r>
-        <w:rPr>
-          <w:rFonts w:ascii="Times New Roman" w:hAnsi="Times New Roman"/>
-          <w:color w:val="000000"/>
-          <w:sz w:val="24"/>
-        </w:rPr>
-        <w:t xml:space="preserve"> </w:t>
-      </w:r>
-      <w:r>
-        <w:rPr>
-          <w:rFonts w:ascii="Times New Roman" w:hAnsi="Times New Roman"/>
-          <w:color w:val="000000"/>
-          <w:sz w:val="24"/>
-        </w:rPr>
-        <w:t>Святого</w:t>
-      </w:r>
-      <w:r>
-        <w:rPr>
-          <w:rFonts w:ascii="Times New Roman" w:hAnsi="Times New Roman"/>
-          <w:color w:val="000000"/>
-          <w:sz w:val="24"/>
-        </w:rPr>
-        <w:t xml:space="preserve"> </w:t>
-      </w:r>
-      <w:r>
-        <w:rPr>
-          <w:rFonts w:ascii="Times New Roman" w:hAnsi="Times New Roman"/>
-          <w:color w:val="000000"/>
-          <w:sz w:val="24"/>
-        </w:rPr>
-        <w:t>Духа,</w:t>
-      </w:r>
-      <w:r>
-        <w:rPr>
-          <w:rFonts w:ascii="Times New Roman" w:hAnsi="Times New Roman"/>
-          <w:color w:val="000000"/>
-          <w:sz w:val="24"/>
-        </w:rPr>
-        <w:t xml:space="preserve"> </w:t>
-      </w:r>
-      <w:r>
-        <w:rPr>
-          <w:rFonts w:ascii="Times New Roman" w:hAnsi="Times New Roman"/>
-          <w:color w:val="000000"/>
-          <w:sz w:val="24"/>
-        </w:rPr>
-        <w:t>нині,</w:t>
-      </w:r>
-      <w:r>
-        <w:rPr>
-          <w:rFonts w:ascii="Times New Roman" w:hAnsi="Times New Roman"/>
-          <w:color w:val="000000"/>
-          <w:sz w:val="24"/>
-        </w:rPr>
-        <w:t xml:space="preserve"> </w:t>
-      </w:r>
-      <w:r>
-        <w:rPr>
-          <w:rFonts w:ascii="Times New Roman" w:hAnsi="Times New Roman"/>
-          <w:color w:val="000000"/>
-          <w:sz w:val="24"/>
-        </w:rPr>
-        <w:t>і</w:t>
-      </w:r>
-      <w:r>
-        <w:rPr>
-          <w:rFonts w:ascii="Times New Roman" w:hAnsi="Times New Roman"/>
-          <w:color w:val="000000"/>
-          <w:sz w:val="24"/>
-        </w:rPr>
-        <w:t xml:space="preserve"> </w:t>
-      </w:r>
-      <w:r>
-        <w:rPr>
-          <w:rFonts w:ascii="Times New Roman" w:hAnsi="Times New Roman"/>
-          <w:color w:val="000000"/>
-          <w:sz w:val="24"/>
-        </w:rPr>
-        <w:t>повсякчас,</w:t>
-      </w:r>
-      <w:r>
-        <w:rPr>
-          <w:rFonts w:ascii="Times New Roman" w:hAnsi="Times New Roman"/>
-          <w:color w:val="000000"/>
-          <w:sz w:val="24"/>
-        </w:rPr>
-        <w:t xml:space="preserve"> </w:t>
-      </w:r>
-      <w:r>
-        <w:rPr>
-          <w:rFonts w:ascii="Times New Roman" w:hAnsi="Times New Roman"/>
-          <w:color w:val="000000"/>
-          <w:sz w:val="24"/>
-        </w:rPr>
-        <w:t>і</w:t>
-      </w:r>
-      <w:r>
-        <w:rPr>
-          <w:rFonts w:ascii="Times New Roman" w:hAnsi="Times New Roman"/>
-          <w:color w:val="000000"/>
-          <w:sz w:val="24"/>
-        </w:rPr>
-        <w:t xml:space="preserve"> </w:t>
-      </w:r>
-      <w:r>
-        <w:rPr>
-          <w:rFonts w:ascii="Times New Roman" w:hAnsi="Times New Roman"/>
-          <w:color w:val="000000"/>
-          <w:sz w:val="24"/>
-        </w:rPr>
-        <w:t>на</w:t>
-      </w:r>
-      <w:r>
-        <w:rPr>
-          <w:rFonts w:ascii="Times New Roman" w:hAnsi="Times New Roman"/>
-          <w:color w:val="000000"/>
-          <w:sz w:val="24"/>
-        </w:rPr>
-        <w:t xml:space="preserve"> </w:t>
-      </w:r>
-      <w:r>
-        <w:rPr>
-          <w:rFonts w:ascii="Times New Roman" w:hAnsi="Times New Roman"/>
-          <w:color w:val="000000"/>
-          <w:sz w:val="24"/>
-        </w:rPr>
-        <w:t>віки</w:t>
-      </w:r>
-      <w:r>
-        <w:rPr>
-          <w:rFonts w:ascii="Times New Roman" w:hAnsi="Times New Roman"/>
-          <w:color w:val="000000"/>
-          <w:sz w:val="24"/>
-        </w:rPr>
-        <w:t xml:space="preserve"> </w:t>
-      </w:r>
-      <w:r>
-        <w:rPr>
-          <w:rFonts w:ascii="Times New Roman" w:hAnsi="Times New Roman"/>
-          <w:color w:val="000000"/>
-          <w:sz w:val="24"/>
-        </w:rPr>
-        <w:t>віків.</w:t>
+          <w:sz w:val="24"/>
+        </w:rPr>
+        <w:t xml:space="preserve"> Бо Твоя є влада і Твоє є царство, і сила, і слава, Отця, і Сина, і Святого Духа, нині, і повсякчас, і на віки віків.</w:t>
       </w:r>
     </w:p>
     <w:p>
@@ -17026,332 +16233,9 @@
       <w:r>
         <w:rPr>
           <w:rFonts w:ascii="Times New Roman" w:hAnsi="Times New Roman"/>
-          <w:i/>
-          <w:color w:val="FF0000"/>
-          <w:sz w:val="24"/>
-        </w:rPr>
-        <w:t xml:space="preserve"> </w:t>
-      </w:r>
-      <w:r>
-        <w:rPr>
-          <w:rFonts w:ascii="Times New Roman" w:hAnsi="Times New Roman"/>
-          <w:color w:val="000000"/>
-          <w:sz w:val="24"/>
-        </w:rPr>
-        <w:t>Бо</w:t>
-      </w:r>
-      <w:r>
-        <w:rPr>
-          <w:rFonts w:ascii="Times New Roman" w:hAnsi="Times New Roman"/>
-          <w:color w:val="000000"/>
-          <w:sz w:val="24"/>
-        </w:rPr>
-        <w:t xml:space="preserve"> </w:t>
-      </w:r>
-      <w:r>
-        <w:rPr>
-          <w:rFonts w:ascii="Times New Roman" w:hAnsi="Times New Roman"/>
-          <w:color w:val="000000"/>
-          <w:sz w:val="24"/>
-        </w:rPr>
-        <w:t>Ти</w:t>
-      </w:r>
-      <w:r>
-        <w:rPr>
-          <w:rFonts w:ascii="Times New Roman" w:hAnsi="Times New Roman"/>
-          <w:color w:val="000000"/>
-          <w:sz w:val="24"/>
-        </w:rPr>
-        <w:t xml:space="preserve"> </w:t>
-      </w:r>
-      <w:r>
-        <w:rPr>
-          <w:rFonts w:ascii="Times New Roman" w:hAnsi="Times New Roman"/>
-          <w:color w:val="000000"/>
-          <w:sz w:val="24"/>
-        </w:rPr>
-        <w:t>Бог</w:t>
-      </w:r>
-      <w:r>
-        <w:rPr>
-          <w:rFonts w:ascii="Times New Roman" w:hAnsi="Times New Roman"/>
-          <w:color w:val="000000"/>
-          <w:sz w:val="24"/>
-        </w:rPr>
-        <w:t xml:space="preserve"> </w:t>
-      </w:r>
-      <w:r>
-        <w:rPr>
-          <w:rFonts w:ascii="Times New Roman" w:hAnsi="Times New Roman"/>
-          <w:color w:val="000000"/>
-          <w:sz w:val="24"/>
-        </w:rPr>
-        <w:t>наш</w:t>
-      </w:r>
-      <w:r>
-        <w:rPr>
-          <w:rFonts w:ascii="Times New Roman" w:hAnsi="Times New Roman"/>
-          <w:color w:val="000000"/>
-          <w:sz w:val="24"/>
-        </w:rPr>
-        <w:t xml:space="preserve"> </w:t>
-      </w:r>
-      <w:r>
-        <w:rPr>
-          <w:rFonts w:ascii="Times New Roman" w:hAnsi="Times New Roman"/>
-          <w:color w:val="000000"/>
-          <w:sz w:val="24"/>
-        </w:rPr>
-        <w:t>і</w:t>
-      </w:r>
-      <w:r>
-        <w:rPr>
-          <w:rFonts w:ascii="Times New Roman" w:hAnsi="Times New Roman"/>
-          <w:color w:val="000000"/>
-          <w:sz w:val="24"/>
-        </w:rPr>
-        <w:t xml:space="preserve"> </w:t>
-      </w:r>
-      <w:r>
-        <w:rPr>
-          <w:rFonts w:ascii="Times New Roman" w:hAnsi="Times New Roman"/>
-          <w:color w:val="000000"/>
-          <w:sz w:val="24"/>
-        </w:rPr>
-        <w:t>Тобі</w:t>
-      </w:r>
-      <w:r>
-        <w:rPr>
-          <w:rFonts w:ascii="Times New Roman" w:hAnsi="Times New Roman"/>
-          <w:color w:val="000000"/>
-          <w:sz w:val="24"/>
-        </w:rPr>
-        <w:t xml:space="preserve"> </w:t>
-      </w:r>
-      <w:r>
-        <w:rPr>
-          <w:rFonts w:ascii="Times New Roman" w:hAnsi="Times New Roman"/>
-          <w:color w:val="000000"/>
-          <w:sz w:val="24"/>
-        </w:rPr>
-        <w:t>славу</w:t>
-      </w:r>
-      <w:r>
-        <w:rPr>
-          <w:rFonts w:ascii="Times New Roman" w:hAnsi="Times New Roman"/>
-          <w:color w:val="000000"/>
-          <w:sz w:val="24"/>
-        </w:rPr>
-        <w:t xml:space="preserve"> </w:t>
-      </w:r>
-      <w:r>
-        <w:rPr>
-          <w:rFonts w:ascii="Times New Roman" w:hAnsi="Times New Roman"/>
-          <w:color w:val="000000"/>
-          <w:sz w:val="24"/>
-        </w:rPr>
-        <w:t>возсилаємо:</w:t>
-      </w:r>
-      <w:r>
-        <w:rPr>
-          <w:rFonts w:ascii="Times New Roman" w:hAnsi="Times New Roman"/>
-          <w:color w:val="000000"/>
-          <w:sz w:val="24"/>
-        </w:rPr>
-        <w:t xml:space="preserve"> </w:t>
-      </w:r>
-      <w:r>
-        <w:rPr>
-          <w:rFonts w:ascii="Times New Roman" w:hAnsi="Times New Roman"/>
-          <w:color w:val="000000"/>
-          <w:sz w:val="24"/>
-        </w:rPr>
-        <w:t>Отцю,</w:t>
-      </w:r>
-      <w:r>
-        <w:rPr>
-          <w:rFonts w:ascii="Times New Roman" w:hAnsi="Times New Roman"/>
-          <w:color w:val="000000"/>
-          <w:sz w:val="24"/>
-        </w:rPr>
-        <w:t xml:space="preserve"> </w:t>
-      </w:r>
-      <w:r>
-        <w:rPr>
-          <w:rFonts w:ascii="Times New Roman" w:hAnsi="Times New Roman"/>
-          <w:color w:val="000000"/>
-          <w:sz w:val="24"/>
-        </w:rPr>
-        <w:t>і</w:t>
-      </w:r>
-      <w:r>
-        <w:rPr>
-          <w:rFonts w:ascii="Times New Roman" w:hAnsi="Times New Roman"/>
-          <w:color w:val="000000"/>
-          <w:sz w:val="24"/>
-        </w:rPr>
-        <w:t xml:space="preserve"> </w:t>
-      </w:r>
-      <w:r>
-        <w:rPr>
-          <w:rFonts w:ascii="Times New Roman" w:hAnsi="Times New Roman"/>
-          <w:color w:val="000000"/>
-          <w:sz w:val="24"/>
-        </w:rPr>
-        <w:t>Сину,</w:t>
-      </w:r>
-      <w:r>
-        <w:rPr>
-          <w:rFonts w:ascii="Times New Roman" w:hAnsi="Times New Roman"/>
-          <w:color w:val="000000"/>
-          <w:sz w:val="24"/>
-        </w:rPr>
-        <w:t xml:space="preserve"> </w:t>
-      </w:r>
-      <w:r>
-        <w:rPr>
-          <w:rFonts w:ascii="Times New Roman" w:hAnsi="Times New Roman"/>
-          <w:color w:val="000000"/>
-          <w:sz w:val="24"/>
-        </w:rPr>
-        <w:t>і</w:t>
-      </w:r>
-      <w:r>
-        <w:rPr>
-          <w:rFonts w:ascii="Times New Roman" w:hAnsi="Times New Roman"/>
-          <w:color w:val="000000"/>
-          <w:sz w:val="24"/>
-        </w:rPr>
-        <w:t xml:space="preserve"> </w:t>
-      </w:r>
-      <w:r>
-        <w:rPr>
-          <w:rFonts w:ascii="Times New Roman" w:hAnsi="Times New Roman"/>
-          <w:color w:val="000000"/>
-          <w:sz w:val="24"/>
-        </w:rPr>
-        <w:t>Святому</w:t>
-      </w:r>
-      <w:r>
-        <w:rPr>
-          <w:rFonts w:ascii="Times New Roman" w:hAnsi="Times New Roman"/>
-          <w:color w:val="000000"/>
-          <w:sz w:val="24"/>
-        </w:rPr>
-        <w:t xml:space="preserve"> </w:t>
-      </w:r>
-      <w:r>
-        <w:rPr>
-          <w:rFonts w:ascii="Times New Roman" w:hAnsi="Times New Roman"/>
-          <w:color w:val="000000"/>
-          <w:sz w:val="24"/>
-        </w:rPr>
-        <w:t>Духові</w:t>
-      </w:r>
-      <w:r>
-        <w:rPr>
-          <w:rFonts w:ascii="Times New Roman" w:hAnsi="Times New Roman"/>
-          <w:sz w:val="24"/>
-        </w:rPr>
-        <w:t>,</w:t>
-      </w:r>
-      <w:r>
-        <w:rPr>
-          <w:rFonts w:ascii="Times New Roman" w:hAnsi="Times New Roman"/>
-          <w:sz w:val="24"/>
-        </w:rPr>
-        <w:t xml:space="preserve"> </w:t>
-      </w:r>
-      <w:r>
-        <w:rPr>
-          <w:rFonts w:ascii="Times New Roman" w:hAnsi="Times New Roman"/>
-          <w:sz w:val="24"/>
-        </w:rPr>
-        <w:t>нині,</w:t>
-      </w:r>
-      <w:r>
-        <w:rPr>
-          <w:rFonts w:ascii="Times New Roman" w:hAnsi="Times New Roman"/>
-          <w:sz w:val="24"/>
-        </w:rPr>
-        <w:t xml:space="preserve"> </w:t>
-      </w:r>
-      <w:r>
-        <w:rPr>
-          <w:rFonts w:ascii="Times New Roman" w:hAnsi="Times New Roman"/>
-          <w:sz w:val="24"/>
-        </w:rPr>
-        <w:t>і</w:t>
-      </w:r>
-      <w:r>
-        <w:rPr>
-          <w:rFonts w:ascii="Times New Roman" w:hAnsi="Times New Roman"/>
-          <w:sz w:val="24"/>
-        </w:rPr>
-        <w:t xml:space="preserve"> </w:t>
-      </w:r>
-      <w:r>
-        <w:rPr>
-          <w:rFonts w:ascii="Times New Roman" w:hAnsi="Times New Roman"/>
-          <w:sz w:val="24"/>
-        </w:rPr>
-        <w:t>повсякчас,</w:t>
-      </w:r>
-      <w:r>
-        <w:rPr>
-          <w:rFonts w:ascii="Times New Roman" w:hAnsi="Times New Roman"/>
-          <w:sz w:val="24"/>
-        </w:rPr>
-        <w:t xml:space="preserve"> </w:t>
-      </w:r>
-      <w:r>
-        <w:rPr>
-          <w:rFonts w:ascii="Times New Roman" w:hAnsi="Times New Roman"/>
-          <w:sz w:val="24"/>
-        </w:rPr>
-        <w:t>і</w:t>
-      </w:r>
-      <w:r>
-        <w:rPr>
-          <w:rFonts w:ascii="Times New Roman" w:hAnsi="Times New Roman"/>
-          <w:sz w:val="24"/>
-        </w:rPr>
-        <w:t xml:space="preserve"> </w:t>
-      </w:r>
-      <w:r>
-        <w:rPr>
-          <w:rFonts w:ascii="Times New Roman" w:hAnsi="Times New Roman"/>
-          <w:sz w:val="24"/>
-        </w:rPr>
-        <w:t>на</w:t>
-      </w:r>
-      <w:r>
-        <w:rPr>
-          <w:rFonts w:ascii="Times New Roman" w:hAnsi="Times New Roman"/>
-          <w:sz w:val="24"/>
-        </w:rPr>
-        <w:t xml:space="preserve"> </w:t>
-      </w:r>
-      <w:r>
-        <w:rPr>
-          <w:rFonts w:ascii="Times New Roman" w:hAnsi="Times New Roman"/>
-          <w:sz w:val="24"/>
-        </w:rPr>
-        <w:t>віки</w:t>
-      </w:r>
-      <w:r>
-        <w:rPr>
-          <w:rFonts w:ascii="Times New Roman" w:hAnsi="Times New Roman"/>
-          <w:sz w:val="24"/>
-        </w:rPr>
-        <w:t xml:space="preserve"> </w:t>
-      </w:r>
-      <w:r>
-        <w:rPr>
-          <w:rFonts w:ascii="Times New Roman" w:hAnsi="Times New Roman"/>
-          <w:sz w:val="24"/>
-        </w:rPr>
-        <w:t>віків.</w:t>
+          <w:sz w:val="24"/>
+        </w:rPr>
+        <w:t xml:space="preserve"> Бо Ти Бог наш і Тобі славу возсилаємо: Отцю, і Сину, і Святому Духові, нині, і повсякчас, і на віки віків.</w:t>
       </w:r>
     </w:p>
     <w:p>
@@ -18129,412 +17013,9 @@
       <w:r>
         <w:rPr>
           <w:rFonts w:ascii="Times New Roman" w:hAnsi="Times New Roman"/>
-          <w:i/>
-          <w:color w:val="FF0000"/>
-          <w:sz w:val="24"/>
-        </w:rPr>
-        <w:t xml:space="preserve"> </w:t>
-      </w:r>
-      <w:r>
-        <w:rPr>
-          <w:rFonts w:ascii="Times New Roman" w:hAnsi="Times New Roman"/>
-          <w:color w:val="000000"/>
-          <w:sz w:val="24"/>
-        </w:rPr>
-        <w:t>Бо</w:t>
-      </w:r>
-      <w:r>
-        <w:rPr>
-          <w:rFonts w:ascii="Times New Roman" w:hAnsi="Times New Roman"/>
-          <w:color w:val="000000"/>
-          <w:sz w:val="24"/>
-        </w:rPr>
-        <w:t xml:space="preserve"> </w:t>
-      </w:r>
-      <w:r>
-        <w:rPr>
-          <w:rFonts w:ascii="Times New Roman" w:hAnsi="Times New Roman"/>
-          <w:color w:val="000000"/>
-          <w:sz w:val="24"/>
-        </w:rPr>
-        <w:t>Ти</w:t>
-      </w:r>
-      <w:r>
-        <w:rPr>
-          <w:rFonts w:ascii="Times New Roman" w:hAnsi="Times New Roman"/>
-          <w:color w:val="000000"/>
-          <w:sz w:val="24"/>
-        </w:rPr>
-        <w:t xml:space="preserve"> </w:t>
-      </w:r>
-      <w:r>
-        <w:rPr>
-          <w:rFonts w:ascii="Times New Roman" w:hAnsi="Times New Roman"/>
-          <w:color w:val="000000"/>
-          <w:sz w:val="24"/>
-        </w:rPr>
-        <w:t>цар</w:t>
-      </w:r>
-      <w:r>
-        <w:rPr>
-          <w:rFonts w:ascii="Times New Roman" w:hAnsi="Times New Roman"/>
-          <w:color w:val="000000"/>
-          <w:sz w:val="24"/>
-        </w:rPr>
-        <w:t xml:space="preserve"> </w:t>
-      </w:r>
-      <w:r>
-        <w:rPr>
-          <w:rFonts w:ascii="Times New Roman" w:hAnsi="Times New Roman"/>
-          <w:color w:val="000000"/>
-          <w:sz w:val="24"/>
-        </w:rPr>
-        <w:t>миру</w:t>
-      </w:r>
-      <w:r>
-        <w:rPr>
-          <w:rFonts w:ascii="Times New Roman" w:hAnsi="Times New Roman"/>
-          <w:color w:val="000000"/>
-          <w:sz w:val="24"/>
-        </w:rPr>
-        <w:t xml:space="preserve"> </w:t>
-      </w:r>
-      <w:r>
-        <w:rPr>
-          <w:rFonts w:ascii="Times New Roman" w:hAnsi="Times New Roman"/>
-          <w:color w:val="000000"/>
-          <w:sz w:val="24"/>
-        </w:rPr>
-        <w:t>і</w:t>
-      </w:r>
-      <w:r>
-        <w:rPr>
-          <w:rFonts w:ascii="Times New Roman" w:hAnsi="Times New Roman"/>
-          <w:color w:val="000000"/>
-          <w:sz w:val="24"/>
-        </w:rPr>
-        <w:t xml:space="preserve"> </w:t>
-      </w:r>
-      <w:r>
-        <w:rPr>
-          <w:rFonts w:ascii="Times New Roman" w:hAnsi="Times New Roman"/>
-          <w:color w:val="000000"/>
-          <w:sz w:val="24"/>
-        </w:rPr>
-        <w:t>Спас</w:t>
-      </w:r>
-      <w:r>
-        <w:rPr>
-          <w:rFonts w:ascii="Times New Roman" w:hAnsi="Times New Roman"/>
-          <w:color w:val="000000"/>
-          <w:sz w:val="24"/>
-        </w:rPr>
-        <w:t xml:space="preserve"> </w:t>
-      </w:r>
-      <w:r>
-        <w:rPr>
-          <w:rFonts w:ascii="Times New Roman" w:hAnsi="Times New Roman"/>
-          <w:color w:val="000000"/>
-          <w:sz w:val="24"/>
-        </w:rPr>
-        <w:t>душ</w:t>
-      </w:r>
-      <w:r>
-        <w:rPr>
-          <w:rFonts w:ascii="Times New Roman" w:hAnsi="Times New Roman"/>
-          <w:color w:val="000000"/>
-          <w:sz w:val="24"/>
-        </w:rPr>
-        <w:t xml:space="preserve"> </w:t>
-      </w:r>
-      <w:r>
-        <w:rPr>
-          <w:rFonts w:ascii="Times New Roman" w:hAnsi="Times New Roman"/>
-          <w:color w:val="000000"/>
-          <w:sz w:val="24"/>
-        </w:rPr>
-        <w:t>наших</w:t>
-      </w:r>
-      <w:r>
-        <w:rPr>
-          <w:rFonts w:ascii="Times New Roman" w:hAnsi="Times New Roman"/>
-          <w:color w:val="000000"/>
-          <w:sz w:val="24"/>
-        </w:rPr>
-        <w:t xml:space="preserve"> </w:t>
-      </w:r>
-      <w:r>
-        <w:rPr>
-          <w:rFonts w:ascii="Times New Roman" w:hAnsi="Times New Roman"/>
-          <w:color w:val="000000"/>
-          <w:sz w:val="24"/>
-        </w:rPr>
-        <w:t>–</w:t>
-      </w:r>
-      <w:r>
-        <w:rPr>
-          <w:rFonts w:ascii="Times New Roman" w:hAnsi="Times New Roman"/>
-          <w:color w:val="000000"/>
-          <w:sz w:val="24"/>
-        </w:rPr>
-        <w:t xml:space="preserve"> </w:t>
-      </w:r>
-      <w:r>
-        <w:rPr>
-          <w:rFonts w:ascii="Times New Roman" w:hAnsi="Times New Roman"/>
-          <w:color w:val="000000"/>
-          <w:sz w:val="24"/>
-        </w:rPr>
-        <w:t>і</w:t>
-      </w:r>
-      <w:r>
-        <w:rPr>
-          <w:rFonts w:ascii="Times New Roman" w:hAnsi="Times New Roman"/>
-          <w:color w:val="000000"/>
-          <w:sz w:val="24"/>
-        </w:rPr>
-        <w:t xml:space="preserve"> </w:t>
-      </w:r>
-      <w:r>
-        <w:rPr>
-          <w:rFonts w:ascii="Times New Roman" w:hAnsi="Times New Roman"/>
-          <w:color w:val="000000"/>
-          <w:sz w:val="24"/>
-        </w:rPr>
-        <w:t>Тобі</w:t>
-      </w:r>
-      <w:r>
-        <w:rPr>
-          <w:rFonts w:ascii="Times New Roman" w:hAnsi="Times New Roman"/>
-          <w:color w:val="000000"/>
-          <w:sz w:val="24"/>
-        </w:rPr>
-        <w:t xml:space="preserve"> </w:t>
-      </w:r>
-      <w:r>
-        <w:rPr>
-          <w:rFonts w:ascii="Times New Roman" w:hAnsi="Times New Roman"/>
-          <w:color w:val="000000"/>
-          <w:sz w:val="24"/>
-        </w:rPr>
-        <w:t>славу</w:t>
-      </w:r>
-      <w:r>
-        <w:rPr>
-          <w:rFonts w:ascii="Times New Roman" w:hAnsi="Times New Roman"/>
-          <w:color w:val="000000"/>
-          <w:sz w:val="24"/>
-        </w:rPr>
-        <w:t xml:space="preserve"> </w:t>
-      </w:r>
-      <w:r>
-        <w:rPr>
-          <w:rFonts w:ascii="Times New Roman" w:hAnsi="Times New Roman"/>
-          <w:color w:val="000000"/>
-          <w:sz w:val="24"/>
-        </w:rPr>
-        <w:t>возсилаємо,</w:t>
-      </w:r>
-      <w:r>
-        <w:rPr>
-          <w:rFonts w:ascii="Times New Roman" w:hAnsi="Times New Roman"/>
-          <w:color w:val="000000"/>
-          <w:sz w:val="24"/>
-        </w:rPr>
-        <w:t xml:space="preserve"> </w:t>
-      </w:r>
-      <w:r>
-        <w:rPr>
-          <w:rFonts w:ascii="Times New Roman" w:hAnsi="Times New Roman"/>
-          <w:color w:val="000000"/>
-          <w:sz w:val="24"/>
-        </w:rPr>
-        <w:t>Отцю,</w:t>
-      </w:r>
-      <w:r>
-        <w:rPr>
-          <w:rFonts w:ascii="Times New Roman" w:hAnsi="Times New Roman"/>
-          <w:color w:val="000000"/>
-          <w:sz w:val="24"/>
-        </w:rPr>
-        <w:t xml:space="preserve"> </w:t>
-      </w:r>
-      <w:r>
-        <w:rPr>
-          <w:rFonts w:ascii="Times New Roman" w:hAnsi="Times New Roman"/>
-          <w:color w:val="000000"/>
-          <w:sz w:val="24"/>
-        </w:rPr>
-        <w:t>і</w:t>
-      </w:r>
-      <w:r>
-        <w:rPr>
-          <w:rFonts w:ascii="Times New Roman" w:hAnsi="Times New Roman"/>
-          <w:color w:val="000000"/>
-          <w:sz w:val="24"/>
-        </w:rPr>
-        <w:t xml:space="preserve"> </w:t>
-      </w:r>
-      <w:r>
-        <w:rPr>
-          <w:rFonts w:ascii="Times New Roman" w:hAnsi="Times New Roman"/>
-          <w:color w:val="000000"/>
-          <w:sz w:val="24"/>
-        </w:rPr>
-        <w:t>Сину,</w:t>
-      </w:r>
-      <w:r>
-        <w:rPr>
-          <w:rFonts w:ascii="Times New Roman" w:hAnsi="Times New Roman"/>
-          <w:color w:val="000000"/>
-          <w:sz w:val="24"/>
-        </w:rPr>
-        <w:t xml:space="preserve"> </w:t>
-      </w:r>
-      <w:r>
-        <w:rPr>
-          <w:rFonts w:ascii="Times New Roman" w:hAnsi="Times New Roman"/>
-          <w:color w:val="000000"/>
-          <w:sz w:val="24"/>
-        </w:rPr>
-        <w:t>і</w:t>
-      </w:r>
-      <w:r>
-        <w:rPr>
-          <w:rFonts w:ascii="Times New Roman" w:hAnsi="Times New Roman"/>
-          <w:color w:val="000000"/>
-          <w:sz w:val="24"/>
-        </w:rPr>
-        <w:t xml:space="preserve"> </w:t>
-      </w:r>
-      <w:r>
-        <w:rPr>
-          <w:rFonts w:ascii="Times New Roman" w:hAnsi="Times New Roman"/>
-          <w:color w:val="000000"/>
-          <w:sz w:val="24"/>
-        </w:rPr>
-        <w:t>Святому</w:t>
-      </w:r>
-      <w:r>
-        <w:rPr>
-          <w:rFonts w:ascii="Times New Roman" w:hAnsi="Times New Roman"/>
-          <w:color w:val="000000"/>
-          <w:sz w:val="24"/>
-        </w:rPr>
-        <w:t xml:space="preserve"> </w:t>
-      </w:r>
-      <w:r>
-        <w:rPr>
-          <w:rFonts w:ascii="Times New Roman" w:hAnsi="Times New Roman"/>
-          <w:color w:val="000000"/>
-          <w:sz w:val="24"/>
-        </w:rPr>
-        <w:t>Духові</w:t>
-      </w:r>
-      <w:r>
-        <w:rPr>
-          <w:rFonts w:ascii="Times New Roman" w:hAnsi="Times New Roman"/>
-          <w:sz w:val="24"/>
-        </w:rPr>
-        <w:t>,</w:t>
-      </w:r>
-      <w:r>
-        <w:rPr>
-          <w:rFonts w:ascii="Times New Roman" w:hAnsi="Times New Roman"/>
-          <w:sz w:val="24"/>
-        </w:rPr>
-        <w:t xml:space="preserve"> </w:t>
-      </w:r>
-      <w:r>
-        <w:rPr>
-          <w:rFonts w:ascii="Times New Roman" w:hAnsi="Times New Roman"/>
-          <w:sz w:val="24"/>
-        </w:rPr>
-        <w:t>нині,</w:t>
-      </w:r>
-      <w:r>
-        <w:rPr>
-          <w:rFonts w:ascii="Times New Roman" w:hAnsi="Times New Roman"/>
-          <w:sz w:val="24"/>
-        </w:rPr>
-        <w:t xml:space="preserve"> </w:t>
-      </w:r>
-      <w:r>
-        <w:rPr>
-          <w:rFonts w:ascii="Times New Roman" w:hAnsi="Times New Roman"/>
-          <w:sz w:val="24"/>
-        </w:rPr>
-        <w:t>і</w:t>
-      </w:r>
-      <w:r>
-        <w:rPr>
-          <w:rFonts w:ascii="Times New Roman" w:hAnsi="Times New Roman"/>
-          <w:sz w:val="24"/>
-        </w:rPr>
-        <w:t xml:space="preserve"> </w:t>
-      </w:r>
-      <w:r>
-        <w:rPr>
-          <w:rFonts w:ascii="Times New Roman" w:hAnsi="Times New Roman"/>
-          <w:sz w:val="24"/>
-        </w:rPr>
-        <w:t>повсякчас,</w:t>
-      </w:r>
-      <w:r>
-        <w:rPr>
-          <w:rFonts w:ascii="Times New Roman" w:hAnsi="Times New Roman"/>
-          <w:sz w:val="24"/>
-        </w:rPr>
-        <w:t xml:space="preserve"> </w:t>
-      </w:r>
-      <w:r>
-        <w:rPr>
-          <w:rFonts w:ascii="Times New Roman" w:hAnsi="Times New Roman"/>
-          <w:sz w:val="24"/>
-        </w:rPr>
-        <w:t>і</w:t>
-      </w:r>
-      <w:r>
-        <w:rPr>
-          <w:rFonts w:ascii="Times New Roman" w:hAnsi="Times New Roman"/>
-          <w:sz w:val="24"/>
-        </w:rPr>
-        <w:t xml:space="preserve"> </w:t>
-      </w:r>
-      <w:r>
-        <w:rPr>
-          <w:rFonts w:ascii="Times New Roman" w:hAnsi="Times New Roman"/>
-          <w:sz w:val="24"/>
-        </w:rPr>
-        <w:t>на</w:t>
-      </w:r>
-      <w:r>
-        <w:rPr>
-          <w:rFonts w:ascii="Times New Roman" w:hAnsi="Times New Roman"/>
-          <w:sz w:val="24"/>
-        </w:rPr>
-        <w:t xml:space="preserve"> </w:t>
-      </w:r>
-      <w:r>
-        <w:rPr>
-          <w:rFonts w:ascii="Times New Roman" w:hAnsi="Times New Roman"/>
-          <w:sz w:val="24"/>
-        </w:rPr>
-        <w:t>віки</w:t>
-      </w:r>
-      <w:r>
-        <w:rPr>
-          <w:rFonts w:ascii="Times New Roman" w:hAnsi="Times New Roman"/>
-          <w:sz w:val="24"/>
-        </w:rPr>
-        <w:t xml:space="preserve"> </w:t>
-      </w:r>
-      <w:r>
-        <w:rPr>
-          <w:rFonts w:ascii="Times New Roman" w:hAnsi="Times New Roman"/>
-          <w:sz w:val="24"/>
-        </w:rPr>
-        <w:t>віків.</w:t>
+          <w:sz w:val="24"/>
+        </w:rPr>
+        <w:t xml:space="preserve"> Бо Ти цар миру і Спас душ наших – і Тобі славу возсилаємо, Отцю, і Сину, і Святому Духові, нині, і повсякчас, і на віки віків.</w:t>
       </w:r>
     </w:p>
     <w:p>
@@ -23285,49 +21766,22 @@
     <w:p>
       <w:pPr>
         <w:spacing w:after="120"/>
-        <w:jc w:val="both"/>
-        <w:rPr>
-          <w:rFonts w:ascii="Times New Roman" w:hAnsi="Times New Roman" w:cs="Times New Roman"/>
-          <w:sz w:val="24"/>
-          <w:szCs w:val="24"/>
-        </w:rPr>
-      </w:pPr>
-      <w:r>
-        <w:rPr>
-          <w:rFonts w:ascii="Times New Roman" w:hAnsi="Times New Roman" w:cs="Times New Roman"/>
-          <w:i/>
-          <w:color w:val="FF0000"/>
-          <w:sz w:val="24"/>
-          <w:szCs w:val="24"/>
-        </w:rPr>
-        <w:lastRenderedPageBreak/>
-        <w:t>Священик:</w:t>
-      </w:r>
-      <w:r>
-        <w:rPr>
-          <w:rFonts w:ascii="Times New Roman" w:hAnsi="Times New Roman" w:cs="Times New Roman"/>
-          <w:sz w:val="24"/>
-          <w:szCs w:val="24"/>
-        </w:rPr>
-        <w:t xml:space="preserve"> Христос, істинний Бог наш, що народився в вертепі у Вифлеємі Юдейському і дав себе покласти у ясла спасіння нашого ради, молитвами пречистої своєї Матері, якої Собор днесь святкуємо, і святого священномученика Євтимія, єпископа Сардійського, і святого </w:t>
-      </w:r>
-      <w:r>
-        <w:rPr>
-          <w:rFonts w:ascii="Times New Roman" w:hAnsi="Times New Roman" w:cs="Times New Roman"/>
-          <w:i/>
-          <w:color w:val="FF0000"/>
-          <w:sz w:val="24"/>
-          <w:szCs w:val="24"/>
-        </w:rPr>
-        <w:t>(ім'я, якого є храм)</w:t>
-      </w:r>
-      <w:r>
-        <w:rPr>
-          <w:rFonts w:ascii="Times New Roman" w:hAnsi="Times New Roman" w:cs="Times New Roman"/>
-          <w:sz w:val="24"/>
-          <w:szCs w:val="24"/>
-        </w:rPr>
-        <w:t>, і всіх святих, помилує і спасе нас, як благий і людинолюбний.</w:t>
+      </w:pPr>
+      <w:r>
+        <w:rPr>
+          <w:rFonts w:ascii="Times New Roman" w:hAnsi="Times New Roman"/>
+          <w:i/>
+          <w:color w:val="FF0000"/>
+          <w:sz w:val="24"/>
+        </w:rPr>
+        <w:t>Священник:</w:t>
+      </w:r>
+      <w:r>
+        <w:rPr>
+          <w:rFonts w:ascii="Times New Roman" w:hAnsi="Times New Roman"/>
+          <w:sz w:val="24"/>
+        </w:rPr>
+        <w:t xml:space="preserve"> Христос, істинний Бог наш, що народився у вертепі у Вифлеємі Юдейському і в яслах положився спасіння нашого ради - молитвами пречистої своєї Матері, якої пам'ять собору сьогодні святкуємо, святих, славних і всехвальних апостолів, і святого священномученика Євтимія, єпископа Сардійського, і всіх святих - помилує і спасе нас як благий і людинолюбний.</w:t>
       </w:r>
     </w:p>
     <w:p>
